--- a/docs/A2/IFQ636_A2_Report_FILLED.docx
+++ b/docs/A2/IFQ636_A2_Report_FILLED.docx
@@ -914,7 +914,52 @@
     </w:p>
     <w:p>
       <w:r>
-        <w:t>Low-fidelity wireframes (extended from A1 Figma set): Browse, Restaurant Detail, Review Form, Diner Dashboard (My Reviews), Login/Register, Admin Panel, Admin Restaurant Form, Review Moderation, and the new Notifications bell/panel.</w:t>
+        <w:t>Low-fidelity wireframes (extended from A1 Figma set): Browse, Restaurant Detail, Review Form, Diner Dashboard (My Reviews), Login/Register, Admin Panel, Admin Restaurant Form, Review Moderation, and the new Notifications bell/panel (below).</w:t>
+      </w:r>
+    </w:p>
+    <w:p>
+      <w:r>
+        <w:drawing>
+          <wp:inline xmlns:a="http://schemas.openxmlformats.org/drawingml/2006/main" xmlns:pic="http://schemas.openxmlformats.org/drawingml/2006/picture">
+            <wp:extent cx="5852160" cy="2979282"/>
+            <wp:docPr id="1" name="Picture 1"/>
+            <wp:cNvGraphicFramePr>
+              <a:graphicFrameLocks noChangeAspect="1"/>
+            </wp:cNvGraphicFramePr>
+            <a:graphic>
+              <a:graphicData uri="http://schemas.openxmlformats.org/drawingml/2006/picture">
+                <pic:pic>
+                  <pic:nvPicPr>
+                    <pic:cNvPr id="0" name="Screen10_Notifications_LoFi.png"/>
+                    <pic:cNvPicPr/>
+                  </pic:nvPicPr>
+                  <pic:blipFill>
+                    <a:blip r:embed="rId14"/>
+                    <a:stretch>
+                      <a:fillRect/>
+                    </a:stretch>
+                  </pic:blipFill>
+                  <pic:spPr>
+                    <a:xfrm>
+                      <a:off x="0" y="0"/>
+                      <a:ext cx="5852160" cy="2979282"/>
+                    </a:xfrm>
+                    <a:prstGeom prst="rect"/>
+                  </pic:spPr>
+                </pic:pic>
+              </a:graphicData>
+            </a:graphic>
+          </wp:inline>
+        </w:drawing>
+      </w:r>
+    </w:p>
+    <w:p>
+      <w:r>
+        <w:rPr>
+          <w:i/>
+          <w:sz w:val="18"/>
+        </w:rPr>
+        <w:t>Figure: Low-fidelity wireframe of the new Notifications feature (bell + dropdown panel).</w:t>
       </w:r>
     </w:p>
     <w:p>
@@ -923,7 +968,7 @@
           <w:i/>
           <w:color w:val="C00000"/>
         </w:rPr>
-        <w:t>[INSERT] Paste the low-fidelity Figma wireframe screenshots here.</w:t>
+        <w:t>[INSERT] Paste the remaining A1 low-fidelity wireframes here (Screens 1-9: Browse, Detail, Review Form, Diner Dashboard, Admin Panel, Admin Restaurant Form, Review Moderation, Login/Register, Owner Response).</w:t>
       </w:r>
     </w:p>
     <w:p>
@@ -936,16 +981,52 @@
     </w:p>
     <w:p>
       <w:r>
-        <w:t>Layered architecture: React SPA -&gt; Express API (Routes -&gt; thin Controllers -&gt; Services [Facade] -&gt; Builder + Strategy for queries, Repositories [+ Logging Decorator], and a ReviewSubject [Observer] fanning out to Rating-recompute, Notification [Factory Method] and Audit observers) -&gt; core Logger/Database [Singleton] -&gt; MongoDB Atlas (users, restaurants, reviews, notifications).</w:t>
+        <w:t>Layered architecture: React SPA -&gt; Express API (Routes -&gt; thin Controllers -&gt; Services [Facade] -&gt; Builder + Strategy for queries, Repositories [+ Logging Decorator], and a ReviewSubject [Observer] fanning out to Rating-recompute, Notification [Factory Method] and Audit observers) -&gt; core Logger/Database [Singleton] -&gt; MongoDB Atlas (users, restaurants, reviews, notifications). The labelled diagram below shows the layers, the eight design patterns, and the CI/CD path.</w:t>
+      </w:r>
+    </w:p>
+    <w:p>
+      <w:r>
+        <w:drawing>
+          <wp:inline xmlns:a="http://schemas.openxmlformats.org/drawingml/2006/main" xmlns:pic="http://schemas.openxmlformats.org/drawingml/2006/picture">
+            <wp:extent cx="5852160" cy="4389120"/>
+            <wp:docPr id="2" name="Picture 2"/>
+            <wp:cNvGraphicFramePr>
+              <a:graphicFrameLocks noChangeAspect="1"/>
+            </wp:cNvGraphicFramePr>
+            <a:graphic>
+              <a:graphicData uri="http://schemas.openxmlformats.org/drawingml/2006/picture">
+                <pic:pic>
+                  <pic:nvPicPr>
+                    <pic:cNvPr id="0" name="architecture.png"/>
+                    <pic:cNvPicPr/>
+                  </pic:nvPicPr>
+                  <pic:blipFill>
+                    <a:blip r:embed="rId15"/>
+                    <a:stretch>
+                      <a:fillRect/>
+                    </a:stretch>
+                  </pic:blipFill>
+                  <pic:spPr>
+                    <a:xfrm>
+                      <a:off x="0" y="0"/>
+                      <a:ext cx="5852160" cy="4389120"/>
+                    </a:xfrm>
+                    <a:prstGeom prst="rect"/>
+                  </pic:spPr>
+                </pic:pic>
+              </a:graphicData>
+            </a:graphic>
+          </wp:inline>
+        </w:drawing>
       </w:r>
     </w:p>
     <w:p>
       <w:r>
         <w:rPr>
           <w:i/>
-          <w:color w:val="C00000"/>
+          <w:sz w:val="18"/>
         </w:rPr>
-        <w:t>[INSERT] Paste the exported architecture diagram (draw.io) here.</w:t>
+        <w:t>Figure: System architecture and design-pattern overview (also in docs/A2/diagrams/architecture.png).</w:t>
       </w:r>
     </w:p>
     <w:p>
@@ -1406,7 +1487,7 @@
               <w:rPr>
                 <w:sz w:val="18"/>
               </w:rPr>
-              <w:t>44 automated unit tests run in CI on every push</w:t>
+              <w:t>49 automated unit tests run in CI on every push</w:t>
             </w:r>
           </w:p>
         </w:tc>
@@ -2564,7 +2645,7 @@
     </w:p>
     <w:p>
       <w:r>
-        <w:t>Framework: Mocha + Chai + Sinon (pure unit tests; Mongoose statics stubbed, no DB). Command: cd backend &amp;&amp; npm test. Result: 44 passing. Selected test-case matrix:</w:t>
+        <w:t>Framework: Mocha + Chai + Sinon (pure unit tests; Mongoose statics stubbed, no DB). Command: cd backend &amp;&amp; npm test. Result: 49 passing. Selected test-case matrix:</w:t>
       </w:r>
     </w:p>
     <w:tbl>
@@ -2684,49 +2765,49 @@
               <w:rPr>
                 <w:sz w:val="18"/>
               </w:rPr>
-              <w:t>TC-R-01</w:t>
-            </w:r>
-          </w:p>
-        </w:tc>
-        <w:tc>
-          <w:tcPr>
-            <w:tcW w:type="dxa" w:w="1504"/>
-          </w:tcPr>
-          <w:p>
-            <w:r/>
-            <w:r>
-              <w:rPr>
-                <w:sz w:val="18"/>
-              </w:rPr>
-              <w:t>GET /api/restaurants</w:t>
-            </w:r>
-          </w:p>
-        </w:tc>
-        <w:tc>
-          <w:tcPr>
-            <w:tcW w:type="dxa" w:w="1504"/>
-          </w:tcPr>
-          <w:p>
-            <w:r/>
-            <w:r>
-              <w:rPr>
-                <w:sz w:val="18"/>
-              </w:rPr>
-              <w:t>empty query</w:t>
-            </w:r>
-          </w:p>
-        </w:tc>
-        <w:tc>
-          <w:tcPr>
-            <w:tcW w:type="dxa" w:w="1504"/>
-          </w:tcPr>
-          <w:p>
-            <w:r/>
-            <w:r>
-              <w:rPr>
-                <w:sz w:val="18"/>
-              </w:rPr>
-              <w:t>200; paginated</w:t>
+              <w:t>TC-A-01</w:t>
+            </w:r>
+          </w:p>
+        </w:tc>
+        <w:tc>
+          <w:tcPr>
+            <w:tcW w:type="dxa" w:w="1504"/>
+          </w:tcPr>
+          <w:p>
+            <w:r/>
+            <w:r>
+              <w:rPr>
+                <w:sz w:val="18"/>
+              </w:rPr>
+              <w:t>POST /api/auth/register</w:t>
+            </w:r>
+          </w:p>
+        </w:tc>
+        <w:tc>
+          <w:tcPr>
+            <w:tcW w:type="dxa" w:w="1504"/>
+          </w:tcPr>
+          <w:p>
+            <w:r/>
+            <w:r>
+              <w:rPr>
+                <w:sz w:val="18"/>
+              </w:rPr>
+              <w:t>new email</w:t>
+            </w:r>
+          </w:p>
+        </w:tc>
+        <w:tc>
+          <w:tcPr>
+            <w:tcW w:type="dxa" w:w="1504"/>
+          </w:tcPr>
+          <w:p>
+            <w:r/>
+            <w:r>
+              <w:rPr>
+                <w:sz w:val="18"/>
+              </w:rPr>
+              <w:t>201; token</w:t>
             </w:r>
           </w:p>
         </w:tc>
@@ -2770,49 +2851,49 @@
               <w:rPr>
                 <w:sz w:val="18"/>
               </w:rPr>
-              <w:t>TC-R-04</w:t>
-            </w:r>
-          </w:p>
-        </w:tc>
-        <w:tc>
-          <w:tcPr>
-            <w:tcW w:type="dxa" w:w="1504"/>
-          </w:tcPr>
-          <w:p>
-            <w:r/>
-            <w:r>
-              <w:rPr>
-                <w:sz w:val="18"/>
-              </w:rPr>
-              <w:t>POST /api/restaurants (admin)</w:t>
-            </w:r>
-          </w:p>
-        </w:tc>
-        <w:tc>
-          <w:tcPr>
-            <w:tcW w:type="dxa" w:w="1504"/>
-          </w:tcPr>
-          <w:p>
-            <w:r/>
-            <w:r>
-              <w:rPr>
-                <w:sz w:val="18"/>
-              </w:rPr>
-              <w:t>valid body</w:t>
-            </w:r>
-          </w:p>
-        </w:tc>
-        <w:tc>
-          <w:tcPr>
-            <w:tcW w:type="dxa" w:w="1504"/>
-          </w:tcPr>
-          <w:p>
-            <w:r/>
-            <w:r>
-              <w:rPr>
-                <w:sz w:val="18"/>
-              </w:rPr>
-              <w:t>201; created</w:t>
+              <w:t>TC-A-02</w:t>
+            </w:r>
+          </w:p>
+        </w:tc>
+        <w:tc>
+          <w:tcPr>
+            <w:tcW w:type="dxa" w:w="1504"/>
+          </w:tcPr>
+          <w:p>
+            <w:r/>
+            <w:r>
+              <w:rPr>
+                <w:sz w:val="18"/>
+              </w:rPr>
+              <w:t>POST /api/auth/register</w:t>
+            </w:r>
+          </w:p>
+        </w:tc>
+        <w:tc>
+          <w:tcPr>
+            <w:tcW w:type="dxa" w:w="1504"/>
+          </w:tcPr>
+          <w:p>
+            <w:r/>
+            <w:r>
+              <w:rPr>
+                <w:sz w:val="18"/>
+              </w:rPr>
+              <w:t>duplicate email</w:t>
+            </w:r>
+          </w:p>
+        </w:tc>
+        <w:tc>
+          <w:tcPr>
+            <w:tcW w:type="dxa" w:w="1504"/>
+          </w:tcPr>
+          <w:p>
+            <w:r/>
+            <w:r>
+              <w:rPr>
+                <w:sz w:val="18"/>
+              </w:rPr>
+              <w:t>400</w:t>
             </w:r>
           </w:p>
         </w:tc>
@@ -2856,49 +2937,49 @@
               <w:rPr>
                 <w:sz w:val="18"/>
               </w:rPr>
-              <w:t>TC-R-05</w:t>
-            </w:r>
-          </w:p>
-        </w:tc>
-        <w:tc>
-          <w:tcPr>
-            <w:tcW w:type="dxa" w:w="1504"/>
-          </w:tcPr>
-          <w:p>
-            <w:r/>
-            <w:r>
-              <w:rPr>
-                <w:sz w:val="18"/>
-              </w:rPr>
-              <w:t>PATCH /api/restaurants/:id</w:t>
-            </w:r>
-          </w:p>
-        </w:tc>
-        <w:tc>
-          <w:tcPr>
-            <w:tcW w:type="dxa" w:w="1504"/>
-          </w:tcPr>
-          <w:p>
-            <w:r/>
-            <w:r>
-              <w:rPr>
-                <w:sz w:val="18"/>
-              </w:rPr>
-              <w:t>valid patch</w:t>
-            </w:r>
-          </w:p>
-        </w:tc>
-        <w:tc>
-          <w:tcPr>
-            <w:tcW w:type="dxa" w:w="1504"/>
-          </w:tcPr>
-          <w:p>
-            <w:r/>
-            <w:r>
-              <w:rPr>
-                <w:sz w:val="18"/>
-              </w:rPr>
-              <w:t>200; updated</w:t>
+              <w:t>TC-A-03</w:t>
+            </w:r>
+          </w:p>
+        </w:tc>
+        <w:tc>
+          <w:tcPr>
+            <w:tcW w:type="dxa" w:w="1504"/>
+          </w:tcPr>
+          <w:p>
+            <w:r/>
+            <w:r>
+              <w:rPr>
+                <w:sz w:val="18"/>
+              </w:rPr>
+              <w:t>POST /api/auth/login</w:t>
+            </w:r>
+          </w:p>
+        </w:tc>
+        <w:tc>
+          <w:tcPr>
+            <w:tcW w:type="dxa" w:w="1504"/>
+          </w:tcPr>
+          <w:p>
+            <w:r/>
+            <w:r>
+              <w:rPr>
+                <w:sz w:val="18"/>
+              </w:rPr>
+              <w:t>valid creds</w:t>
+            </w:r>
+          </w:p>
+        </w:tc>
+        <w:tc>
+          <w:tcPr>
+            <w:tcW w:type="dxa" w:w="1504"/>
+          </w:tcPr>
+          <w:p>
+            <w:r/>
+            <w:r>
+              <w:rPr>
+                <w:sz w:val="18"/>
+              </w:rPr>
+              <w:t>200; token</w:t>
             </w:r>
           </w:p>
         </w:tc>
@@ -2942,49 +3023,49 @@
               <w:rPr>
                 <w:sz w:val="18"/>
               </w:rPr>
-              <w:t>TC-R-07</w:t>
-            </w:r>
-          </w:p>
-        </w:tc>
-        <w:tc>
-          <w:tcPr>
-            <w:tcW w:type="dxa" w:w="1504"/>
-          </w:tcPr>
-          <w:p>
-            <w:r/>
-            <w:r>
-              <w:rPr>
-                <w:sz w:val="18"/>
-              </w:rPr>
-              <w:t>DELETE /api/restaurants/:id</w:t>
-            </w:r>
-          </w:p>
-        </w:tc>
-        <w:tc>
-          <w:tcPr>
-            <w:tcW w:type="dxa" w:w="1504"/>
-          </w:tcPr>
-          <w:p>
-            <w:r/>
-            <w:r>
-              <w:rPr>
-                <w:sz w:val="18"/>
-              </w:rPr>
-              <w:t>known id</w:t>
-            </w:r>
-          </w:p>
-        </w:tc>
-        <w:tc>
-          <w:tcPr>
-            <w:tcW w:type="dxa" w:w="1504"/>
-          </w:tcPr>
-          <w:p>
-            <w:r/>
-            <w:r>
-              <w:rPr>
-                <w:sz w:val="18"/>
-              </w:rPr>
-              <w:t>200; reviews cascade</w:t>
+              <w:t>TC-A-04</w:t>
+            </w:r>
+          </w:p>
+        </w:tc>
+        <w:tc>
+          <w:tcPr>
+            <w:tcW w:type="dxa" w:w="1504"/>
+          </w:tcPr>
+          <w:p>
+            <w:r/>
+            <w:r>
+              <w:rPr>
+                <w:sz w:val="18"/>
+              </w:rPr>
+              <w:t>POST /api/auth/login</w:t>
+            </w:r>
+          </w:p>
+        </w:tc>
+        <w:tc>
+          <w:tcPr>
+            <w:tcW w:type="dxa" w:w="1504"/>
+          </w:tcPr>
+          <w:p>
+            <w:r/>
+            <w:r>
+              <w:rPr>
+                <w:sz w:val="18"/>
+              </w:rPr>
+              <w:t>wrong password</w:t>
+            </w:r>
+          </w:p>
+        </w:tc>
+        <w:tc>
+          <w:tcPr>
+            <w:tcW w:type="dxa" w:w="1504"/>
+          </w:tcPr>
+          <w:p>
+            <w:r/>
+            <w:r>
+              <w:rPr>
+                <w:sz w:val="18"/>
+              </w:rPr>
+              <w:t>401</w:t>
             </w:r>
           </w:p>
         </w:tc>
@@ -3028,49 +3109,49 @@
               <w:rPr>
                 <w:sz w:val="18"/>
               </w:rPr>
-              <w:t>TC-V-01</w:t>
-            </w:r>
-          </w:p>
-        </w:tc>
-        <w:tc>
-          <w:tcPr>
-            <w:tcW w:type="dxa" w:w="1504"/>
-          </w:tcPr>
-          <w:p>
-            <w:r/>
-            <w:r>
-              <w:rPr>
-                <w:sz w:val="18"/>
-              </w:rPr>
-              <w:t>POST .../reviews</w:t>
-            </w:r>
-          </w:p>
-        </w:tc>
-        <w:tc>
-          <w:tcPr>
-            <w:tcW w:type="dxa" w:w="1504"/>
-          </w:tcPr>
-          <w:p>
-            <w:r/>
-            <w:r>
-              <w:rPr>
-                <w:sz w:val="18"/>
-              </w:rPr>
-              <w:t>valid review</w:t>
-            </w:r>
-          </w:p>
-        </w:tc>
-        <w:tc>
-          <w:tcPr>
-            <w:tcW w:type="dxa" w:w="1504"/>
-          </w:tcPr>
-          <w:p>
-            <w:r/>
-            <w:r>
-              <w:rPr>
-                <w:sz w:val="18"/>
-              </w:rPr>
-              <w:t>201; created</w:t>
+              <w:t>TC-R-01</w:t>
+            </w:r>
+          </w:p>
+        </w:tc>
+        <w:tc>
+          <w:tcPr>
+            <w:tcW w:type="dxa" w:w="1504"/>
+          </w:tcPr>
+          <w:p>
+            <w:r/>
+            <w:r>
+              <w:rPr>
+                <w:sz w:val="18"/>
+              </w:rPr>
+              <w:t>GET /api/restaurants</w:t>
+            </w:r>
+          </w:p>
+        </w:tc>
+        <w:tc>
+          <w:tcPr>
+            <w:tcW w:type="dxa" w:w="1504"/>
+          </w:tcPr>
+          <w:p>
+            <w:r/>
+            <w:r>
+              <w:rPr>
+                <w:sz w:val="18"/>
+              </w:rPr>
+              <w:t>empty query</w:t>
+            </w:r>
+          </w:p>
+        </w:tc>
+        <w:tc>
+          <w:tcPr>
+            <w:tcW w:type="dxa" w:w="1504"/>
+          </w:tcPr>
+          <w:p>
+            <w:r/>
+            <w:r>
+              <w:rPr>
+                <w:sz w:val="18"/>
+              </w:rPr>
+              <w:t>200; paginated</w:t>
             </w:r>
           </w:p>
         </w:tc>
@@ -3114,49 +3195,49 @@
               <w:rPr>
                 <w:sz w:val="18"/>
               </w:rPr>
-              <w:t>TC-V-02</w:t>
-            </w:r>
-          </w:p>
-        </w:tc>
-        <w:tc>
-          <w:tcPr>
-            <w:tcW w:type="dxa" w:w="1504"/>
-          </w:tcPr>
-          <w:p>
-            <w:r/>
-            <w:r>
-              <w:rPr>
-                <w:sz w:val="18"/>
-              </w:rPr>
-              <w:t>POST .../reviews</w:t>
-            </w:r>
-          </w:p>
-        </w:tc>
-        <w:tc>
-          <w:tcPr>
-            <w:tcW w:type="dxa" w:w="1504"/>
-          </w:tcPr>
-          <w:p>
-            <w:r/>
-            <w:r>
-              <w:rPr>
-                <w:sz w:val="18"/>
-              </w:rPr>
-              <w:t>duplicate</w:t>
-            </w:r>
-          </w:p>
-        </w:tc>
-        <w:tc>
-          <w:tcPr>
-            <w:tcW w:type="dxa" w:w="1504"/>
-          </w:tcPr>
-          <w:p>
-            <w:r/>
-            <w:r>
-              <w:rPr>
-                <w:sz w:val="18"/>
-              </w:rPr>
-              <w:t>409</w:t>
+              <w:t>TC-R-04</w:t>
+            </w:r>
+          </w:p>
+        </w:tc>
+        <w:tc>
+          <w:tcPr>
+            <w:tcW w:type="dxa" w:w="1504"/>
+          </w:tcPr>
+          <w:p>
+            <w:r/>
+            <w:r>
+              <w:rPr>
+                <w:sz w:val="18"/>
+              </w:rPr>
+              <w:t>POST /api/restaurants (admin)</w:t>
+            </w:r>
+          </w:p>
+        </w:tc>
+        <w:tc>
+          <w:tcPr>
+            <w:tcW w:type="dxa" w:w="1504"/>
+          </w:tcPr>
+          <w:p>
+            <w:r/>
+            <w:r>
+              <w:rPr>
+                <w:sz w:val="18"/>
+              </w:rPr>
+              <w:t>valid body</w:t>
+            </w:r>
+          </w:p>
+        </w:tc>
+        <w:tc>
+          <w:tcPr>
+            <w:tcW w:type="dxa" w:w="1504"/>
+          </w:tcPr>
+          <w:p>
+            <w:r/>
+            <w:r>
+              <w:rPr>
+                <w:sz w:val="18"/>
+              </w:rPr>
+              <w:t>201; created</w:t>
             </w:r>
           </w:p>
         </w:tc>
@@ -3200,35 +3281,35 @@
               <w:rPr>
                 <w:sz w:val="18"/>
               </w:rPr>
-              <w:t>TC-V-04</w:t>
-            </w:r>
-          </w:p>
-        </w:tc>
-        <w:tc>
-          <w:tcPr>
-            <w:tcW w:type="dxa" w:w="1504"/>
-          </w:tcPr>
-          <w:p>
-            <w:r/>
-            <w:r>
-              <w:rPr>
-                <w:sz w:val="18"/>
-              </w:rPr>
-              <w:t>PATCH /api/reviews/:id</w:t>
-            </w:r>
-          </w:p>
-        </w:tc>
-        <w:tc>
-          <w:tcPr>
-            <w:tcW w:type="dxa" w:w="1504"/>
-          </w:tcPr>
-          <w:p>
-            <w:r/>
-            <w:r>
-              <w:rPr>
-                <w:sz w:val="18"/>
-              </w:rPr>
-              <w:t>author edits</w:t>
+              <w:t>TC-R-05</w:t>
+            </w:r>
+          </w:p>
+        </w:tc>
+        <w:tc>
+          <w:tcPr>
+            <w:tcW w:type="dxa" w:w="1504"/>
+          </w:tcPr>
+          <w:p>
+            <w:r/>
+            <w:r>
+              <w:rPr>
+                <w:sz w:val="18"/>
+              </w:rPr>
+              <w:t>PATCH /api/restaurants/:id</w:t>
+            </w:r>
+          </w:p>
+        </w:tc>
+        <w:tc>
+          <w:tcPr>
+            <w:tcW w:type="dxa" w:w="1504"/>
+          </w:tcPr>
+          <w:p>
+            <w:r/>
+            <w:r>
+              <w:rPr>
+                <w:sz w:val="18"/>
+              </w:rPr>
+              <w:t>valid patch</w:t>
             </w:r>
           </w:p>
         </w:tc>
@@ -3286,49 +3367,49 @@
               <w:rPr>
                 <w:sz w:val="18"/>
               </w:rPr>
-              <w:t>TC-V-07</w:t>
-            </w:r>
-          </w:p>
-        </w:tc>
-        <w:tc>
-          <w:tcPr>
-            <w:tcW w:type="dxa" w:w="1504"/>
-          </w:tcPr>
-          <w:p>
-            <w:r/>
-            <w:r>
-              <w:rPr>
-                <w:sz w:val="18"/>
-              </w:rPr>
-              <w:t>DELETE /api/reviews/:id</w:t>
-            </w:r>
-          </w:p>
-        </w:tc>
-        <w:tc>
-          <w:tcPr>
-            <w:tcW w:type="dxa" w:w="1504"/>
-          </w:tcPr>
-          <w:p>
-            <w:r/>
-            <w:r>
-              <w:rPr>
-                <w:sz w:val="18"/>
-              </w:rPr>
-              <w:t>author</w:t>
-            </w:r>
-          </w:p>
-        </w:tc>
-        <w:tc>
-          <w:tcPr>
-            <w:tcW w:type="dxa" w:w="1504"/>
-          </w:tcPr>
-          <w:p>
-            <w:r/>
-            <w:r>
-              <w:rPr>
-                <w:sz w:val="18"/>
-              </w:rPr>
-              <w:t>200; deleted</w:t>
+              <w:t>TC-R-07</w:t>
+            </w:r>
+          </w:p>
+        </w:tc>
+        <w:tc>
+          <w:tcPr>
+            <w:tcW w:type="dxa" w:w="1504"/>
+          </w:tcPr>
+          <w:p>
+            <w:r/>
+            <w:r>
+              <w:rPr>
+                <w:sz w:val="18"/>
+              </w:rPr>
+              <w:t>DELETE /api/restaurants/:id</w:t>
+            </w:r>
+          </w:p>
+        </w:tc>
+        <w:tc>
+          <w:tcPr>
+            <w:tcW w:type="dxa" w:w="1504"/>
+          </w:tcPr>
+          <w:p>
+            <w:r/>
+            <w:r>
+              <w:rPr>
+                <w:sz w:val="18"/>
+              </w:rPr>
+              <w:t>known id</w:t>
+            </w:r>
+          </w:p>
+        </w:tc>
+        <w:tc>
+          <w:tcPr>
+            <w:tcW w:type="dxa" w:w="1504"/>
+          </w:tcPr>
+          <w:p>
+            <w:r/>
+            <w:r>
+              <w:rPr>
+                <w:sz w:val="18"/>
+              </w:rPr>
+              <w:t>200; reviews cascade</w:t>
             </w:r>
           </w:p>
         </w:tc>
@@ -3372,49 +3453,49 @@
               <w:rPr>
                 <w:sz w:val="18"/>
               </w:rPr>
-              <w:t>TC-V-10</w:t>
-            </w:r>
-          </w:p>
-        </w:tc>
-        <w:tc>
-          <w:tcPr>
-            <w:tcW w:type="dxa" w:w="1504"/>
-          </w:tcPr>
-          <w:p>
-            <w:r/>
-            <w:r>
-              <w:rPr>
-                <w:sz w:val="18"/>
-              </w:rPr>
-              <w:t>POST /api/reviews/:id/response</w:t>
-            </w:r>
-          </w:p>
-        </w:tc>
-        <w:tc>
-          <w:tcPr>
-            <w:tcW w:type="dxa" w:w="1504"/>
-          </w:tcPr>
-          <w:p>
-            <w:r/>
-            <w:r>
-              <w:rPr>
-                <w:sz w:val="18"/>
-              </w:rPr>
-              <w:t>valid</w:t>
-            </w:r>
-          </w:p>
-        </w:tc>
-        <w:tc>
-          <w:tcPr>
-            <w:tcW w:type="dxa" w:w="1504"/>
-          </w:tcPr>
-          <w:p>
-            <w:r/>
-            <w:r>
-              <w:rPr>
-                <w:sz w:val="18"/>
-              </w:rPr>
-              <w:t>200; author notified</w:t>
+              <w:t>TC-V-01</w:t>
+            </w:r>
+          </w:p>
+        </w:tc>
+        <w:tc>
+          <w:tcPr>
+            <w:tcW w:type="dxa" w:w="1504"/>
+          </w:tcPr>
+          <w:p>
+            <w:r/>
+            <w:r>
+              <w:rPr>
+                <w:sz w:val="18"/>
+              </w:rPr>
+              <w:t>POST .../reviews</w:t>
+            </w:r>
+          </w:p>
+        </w:tc>
+        <w:tc>
+          <w:tcPr>
+            <w:tcW w:type="dxa" w:w="1504"/>
+          </w:tcPr>
+          <w:p>
+            <w:r/>
+            <w:r>
+              <w:rPr>
+                <w:sz w:val="18"/>
+              </w:rPr>
+              <w:t>valid review</w:t>
+            </w:r>
+          </w:p>
+        </w:tc>
+        <w:tc>
+          <w:tcPr>
+            <w:tcW w:type="dxa" w:w="1504"/>
+          </w:tcPr>
+          <w:p>
+            <w:r/>
+            <w:r>
+              <w:rPr>
+                <w:sz w:val="18"/>
+              </w:rPr>
+              <w:t>201; created</w:t>
             </w:r>
           </w:p>
         </w:tc>
@@ -3458,49 +3539,49 @@
               <w:rPr>
                 <w:sz w:val="18"/>
               </w:rPr>
-              <w:t>TC-N-01</w:t>
-            </w:r>
-          </w:p>
-        </w:tc>
-        <w:tc>
-          <w:tcPr>
-            <w:tcW w:type="dxa" w:w="1504"/>
-          </w:tcPr>
-          <w:p>
-            <w:r/>
-            <w:r>
-              <w:rPr>
-                <w:sz w:val="18"/>
-              </w:rPr>
-              <w:t>POST /api/notifications</w:t>
-            </w:r>
-          </w:p>
-        </w:tc>
-        <w:tc>
-          <w:tcPr>
-            <w:tcW w:type="dxa" w:w="1504"/>
-          </w:tcPr>
-          <w:p>
-            <w:r/>
-            <w:r>
-              <w:rPr>
-                <w:sz w:val="18"/>
-              </w:rPr>
-              <w:t>message</w:t>
-            </w:r>
-          </w:p>
-        </w:tc>
-        <w:tc>
-          <w:tcPr>
-            <w:tcW w:type="dxa" w:w="1504"/>
-          </w:tcPr>
-          <w:p>
-            <w:r/>
-            <w:r>
-              <w:rPr>
-                <w:sz w:val="18"/>
-              </w:rPr>
-              <w:t>201; created</w:t>
+              <w:t>TC-V-02</w:t>
+            </w:r>
+          </w:p>
+        </w:tc>
+        <w:tc>
+          <w:tcPr>
+            <w:tcW w:type="dxa" w:w="1504"/>
+          </w:tcPr>
+          <w:p>
+            <w:r/>
+            <w:r>
+              <w:rPr>
+                <w:sz w:val="18"/>
+              </w:rPr>
+              <w:t>POST .../reviews</w:t>
+            </w:r>
+          </w:p>
+        </w:tc>
+        <w:tc>
+          <w:tcPr>
+            <w:tcW w:type="dxa" w:w="1504"/>
+          </w:tcPr>
+          <w:p>
+            <w:r/>
+            <w:r>
+              <w:rPr>
+                <w:sz w:val="18"/>
+              </w:rPr>
+              <w:t>duplicate</w:t>
+            </w:r>
+          </w:p>
+        </w:tc>
+        <w:tc>
+          <w:tcPr>
+            <w:tcW w:type="dxa" w:w="1504"/>
+          </w:tcPr>
+          <w:p>
+            <w:r/>
+            <w:r>
+              <w:rPr>
+                <w:sz w:val="18"/>
+              </w:rPr>
+              <w:t>409</w:t>
             </w:r>
           </w:p>
         </w:tc>
@@ -3544,6 +3625,350 @@
               <w:rPr>
                 <w:sz w:val="18"/>
               </w:rPr>
+              <w:t>TC-V-04</w:t>
+            </w:r>
+          </w:p>
+        </w:tc>
+        <w:tc>
+          <w:tcPr>
+            <w:tcW w:type="dxa" w:w="1504"/>
+          </w:tcPr>
+          <w:p>
+            <w:r/>
+            <w:r>
+              <w:rPr>
+                <w:sz w:val="18"/>
+              </w:rPr>
+              <w:t>PATCH /api/reviews/:id</w:t>
+            </w:r>
+          </w:p>
+        </w:tc>
+        <w:tc>
+          <w:tcPr>
+            <w:tcW w:type="dxa" w:w="1504"/>
+          </w:tcPr>
+          <w:p>
+            <w:r/>
+            <w:r>
+              <w:rPr>
+                <w:sz w:val="18"/>
+              </w:rPr>
+              <w:t>author edits</w:t>
+            </w:r>
+          </w:p>
+        </w:tc>
+        <w:tc>
+          <w:tcPr>
+            <w:tcW w:type="dxa" w:w="1504"/>
+          </w:tcPr>
+          <w:p>
+            <w:r/>
+            <w:r>
+              <w:rPr>
+                <w:sz w:val="18"/>
+              </w:rPr>
+              <w:t>200; updated</w:t>
+            </w:r>
+          </w:p>
+        </w:tc>
+        <w:tc>
+          <w:tcPr>
+            <w:tcW w:type="dxa" w:w="1504"/>
+          </w:tcPr>
+          <w:p>
+            <w:r/>
+            <w:r>
+              <w:rPr>
+                <w:sz w:val="18"/>
+              </w:rPr>
+              <w:t>matches</w:t>
+            </w:r>
+          </w:p>
+        </w:tc>
+        <w:tc>
+          <w:tcPr>
+            <w:tcW w:type="dxa" w:w="1504"/>
+          </w:tcPr>
+          <w:p>
+            <w:r/>
+            <w:r>
+              <w:rPr>
+                <w:sz w:val="18"/>
+              </w:rPr>
+              <w:t>PASS</w:t>
+            </w:r>
+          </w:p>
+        </w:tc>
+      </w:tr>
+      <w:tr>
+        <w:tc>
+          <w:tcPr>
+            <w:tcW w:type="dxa" w:w="1504"/>
+          </w:tcPr>
+          <w:p>
+            <w:r/>
+            <w:r>
+              <w:rPr>
+                <w:sz w:val="18"/>
+              </w:rPr>
+              <w:t>TC-V-07</w:t>
+            </w:r>
+          </w:p>
+        </w:tc>
+        <w:tc>
+          <w:tcPr>
+            <w:tcW w:type="dxa" w:w="1504"/>
+          </w:tcPr>
+          <w:p>
+            <w:r/>
+            <w:r>
+              <w:rPr>
+                <w:sz w:val="18"/>
+              </w:rPr>
+              <w:t>DELETE /api/reviews/:id</w:t>
+            </w:r>
+          </w:p>
+        </w:tc>
+        <w:tc>
+          <w:tcPr>
+            <w:tcW w:type="dxa" w:w="1504"/>
+          </w:tcPr>
+          <w:p>
+            <w:r/>
+            <w:r>
+              <w:rPr>
+                <w:sz w:val="18"/>
+              </w:rPr>
+              <w:t>author</w:t>
+            </w:r>
+          </w:p>
+        </w:tc>
+        <w:tc>
+          <w:tcPr>
+            <w:tcW w:type="dxa" w:w="1504"/>
+          </w:tcPr>
+          <w:p>
+            <w:r/>
+            <w:r>
+              <w:rPr>
+                <w:sz w:val="18"/>
+              </w:rPr>
+              <w:t>200; deleted</w:t>
+            </w:r>
+          </w:p>
+        </w:tc>
+        <w:tc>
+          <w:tcPr>
+            <w:tcW w:type="dxa" w:w="1504"/>
+          </w:tcPr>
+          <w:p>
+            <w:r/>
+            <w:r>
+              <w:rPr>
+                <w:sz w:val="18"/>
+              </w:rPr>
+              <w:t>matches</w:t>
+            </w:r>
+          </w:p>
+        </w:tc>
+        <w:tc>
+          <w:tcPr>
+            <w:tcW w:type="dxa" w:w="1504"/>
+          </w:tcPr>
+          <w:p>
+            <w:r/>
+            <w:r>
+              <w:rPr>
+                <w:sz w:val="18"/>
+              </w:rPr>
+              <w:t>PASS</w:t>
+            </w:r>
+          </w:p>
+        </w:tc>
+      </w:tr>
+      <w:tr>
+        <w:tc>
+          <w:tcPr>
+            <w:tcW w:type="dxa" w:w="1504"/>
+          </w:tcPr>
+          <w:p>
+            <w:r/>
+            <w:r>
+              <w:rPr>
+                <w:sz w:val="18"/>
+              </w:rPr>
+              <w:t>TC-V-10</w:t>
+            </w:r>
+          </w:p>
+        </w:tc>
+        <w:tc>
+          <w:tcPr>
+            <w:tcW w:type="dxa" w:w="1504"/>
+          </w:tcPr>
+          <w:p>
+            <w:r/>
+            <w:r>
+              <w:rPr>
+                <w:sz w:val="18"/>
+              </w:rPr>
+              <w:t>POST /api/reviews/:id/response</w:t>
+            </w:r>
+          </w:p>
+        </w:tc>
+        <w:tc>
+          <w:tcPr>
+            <w:tcW w:type="dxa" w:w="1504"/>
+          </w:tcPr>
+          <w:p>
+            <w:r/>
+            <w:r>
+              <w:rPr>
+                <w:sz w:val="18"/>
+              </w:rPr>
+              <w:t>valid</w:t>
+            </w:r>
+          </w:p>
+        </w:tc>
+        <w:tc>
+          <w:tcPr>
+            <w:tcW w:type="dxa" w:w="1504"/>
+          </w:tcPr>
+          <w:p>
+            <w:r/>
+            <w:r>
+              <w:rPr>
+                <w:sz w:val="18"/>
+              </w:rPr>
+              <w:t>200; author notified</w:t>
+            </w:r>
+          </w:p>
+        </w:tc>
+        <w:tc>
+          <w:tcPr>
+            <w:tcW w:type="dxa" w:w="1504"/>
+          </w:tcPr>
+          <w:p>
+            <w:r/>
+            <w:r>
+              <w:rPr>
+                <w:sz w:val="18"/>
+              </w:rPr>
+              <w:t>matches</w:t>
+            </w:r>
+          </w:p>
+        </w:tc>
+        <w:tc>
+          <w:tcPr>
+            <w:tcW w:type="dxa" w:w="1504"/>
+          </w:tcPr>
+          <w:p>
+            <w:r/>
+            <w:r>
+              <w:rPr>
+                <w:sz w:val="18"/>
+              </w:rPr>
+              <w:t>PASS</w:t>
+            </w:r>
+          </w:p>
+        </w:tc>
+      </w:tr>
+      <w:tr>
+        <w:tc>
+          <w:tcPr>
+            <w:tcW w:type="dxa" w:w="1504"/>
+          </w:tcPr>
+          <w:p>
+            <w:r/>
+            <w:r>
+              <w:rPr>
+                <w:sz w:val="18"/>
+              </w:rPr>
+              <w:t>TC-N-01</w:t>
+            </w:r>
+          </w:p>
+        </w:tc>
+        <w:tc>
+          <w:tcPr>
+            <w:tcW w:type="dxa" w:w="1504"/>
+          </w:tcPr>
+          <w:p>
+            <w:r/>
+            <w:r>
+              <w:rPr>
+                <w:sz w:val="18"/>
+              </w:rPr>
+              <w:t>POST /api/notifications</w:t>
+            </w:r>
+          </w:p>
+        </w:tc>
+        <w:tc>
+          <w:tcPr>
+            <w:tcW w:type="dxa" w:w="1504"/>
+          </w:tcPr>
+          <w:p>
+            <w:r/>
+            <w:r>
+              <w:rPr>
+                <w:sz w:val="18"/>
+              </w:rPr>
+              <w:t>message</w:t>
+            </w:r>
+          </w:p>
+        </w:tc>
+        <w:tc>
+          <w:tcPr>
+            <w:tcW w:type="dxa" w:w="1504"/>
+          </w:tcPr>
+          <w:p>
+            <w:r/>
+            <w:r>
+              <w:rPr>
+                <w:sz w:val="18"/>
+              </w:rPr>
+              <w:t>201; created</w:t>
+            </w:r>
+          </w:p>
+        </w:tc>
+        <w:tc>
+          <w:tcPr>
+            <w:tcW w:type="dxa" w:w="1504"/>
+          </w:tcPr>
+          <w:p>
+            <w:r/>
+            <w:r>
+              <w:rPr>
+                <w:sz w:val="18"/>
+              </w:rPr>
+              <w:t>matches</w:t>
+            </w:r>
+          </w:p>
+        </w:tc>
+        <w:tc>
+          <w:tcPr>
+            <w:tcW w:type="dxa" w:w="1504"/>
+          </w:tcPr>
+          <w:p>
+            <w:r/>
+            <w:r>
+              <w:rPr>
+                <w:sz w:val="18"/>
+              </w:rPr>
+              <w:t>PASS</w:t>
+            </w:r>
+          </w:p>
+        </w:tc>
+      </w:tr>
+      <w:tr>
+        <w:tc>
+          <w:tcPr>
+            <w:tcW w:type="dxa" w:w="1504"/>
+          </w:tcPr>
+          <w:p>
+            <w:r/>
+            <w:r>
+              <w:rPr>
+                <w:sz w:val="18"/>
+              </w:rPr>
               <w:t>TC-N-05</w:t>
             </w:r>
           </w:p>
@@ -3622,7 +4047,7 @@
     </w:tbl>
     <w:p>
       <w:r>
-        <w:t>Full 44-row matrix (incl. 16 design-pattern tests) is in docs/A2/functional-test-cases.md.</w:t>
+        <w:t>Full 49-row matrix (incl. 16 design-pattern + 5 auth tests) is in docs/A2/functional-test-cases.md.</w:t>
       </w:r>
     </w:p>
     <w:p>
@@ -3888,7 +4313,7 @@
     </w:p>
     <w:p>
       <w:r>
-        <w:t>The project delivered an extended, production-shaped Restaurant Review Platform. The most valuable outcome was architectural: moving from controller-centric logic to a Repository + Service (Facade) layering with Strategy, Builder, Factory, Singleton, Decorator and Observer made the code easier to test and extend. The Notifications feature demonstrated the Open/Closed Principle concretely - it was added as one Observer plus a thin subsystem without modifying existing controllers or services. Automated testing grew to 44 unit tests that run in CI on every push, catching regressions during the refactor, and Postman provides repeatable API verification including error paths. The CI/CD pipeline automates build, test and deployment to EC2; the remaining limitation is stable public exposure under the shared student AWS account, which is documented and mitigated. Overall the system meets its functional and non-functional requirements and provides a clean foundation for future work (email notifications, search re-indexing, owner accounts).</w:t>
+        <w:t>The project delivered an extended, production-shaped Restaurant Review Platform. The most valuable outcome was architectural: moving from controller-centric logic to a Repository + Service (Facade) layering with Strategy, Builder, Factory, Singleton, Decorator and Observer made the code easier to test and extend. The Notifications feature demonstrated the Open/Closed Principle concretely - it was added as one Observer plus a thin subsystem without modifying existing controllers or services. Automated testing grew to 49 unit tests that run in CI on every push, catching regressions during the refactor, and Postman provides repeatable API verification including error paths. The CI/CD pipeline automates build, test and deployment to EC2; the remaining limitation is stable public exposure under the shared student AWS account, which is documented and mitigated. Overall the system meets its functional and non-functional requirements and provides a clean foundation for future work (email notifications, search re-indexing, owner accounts).</w:t>
       </w:r>
     </w:p>
     <w:p>

--- a/docs/A2/IFQ636_A2_Report_FILLED.docx
+++ b/docs/A2/IFQ636_A2_Report_FILLED.docx
@@ -4052,11 +4052,47 @@
     </w:p>
     <w:p>
       <w:r>
+        <w:drawing>
+          <wp:inline xmlns:a="http://schemas.openxmlformats.org/drawingml/2006/main" xmlns:pic="http://schemas.openxmlformats.org/drawingml/2006/picture">
+            <wp:extent cx="5852160" cy="9493040"/>
+            <wp:docPr id="3" name="Picture 3"/>
+            <wp:cNvGraphicFramePr>
+              <a:graphicFrameLocks noChangeAspect="1"/>
+            </wp:cNvGraphicFramePr>
+            <a:graphic>
+              <a:graphicData uri="http://schemas.openxmlformats.org/drawingml/2006/picture">
+                <pic:pic>
+                  <pic:nvPicPr>
+                    <pic:cNvPr id="0" name="npm-test-49-passing.png"/>
+                    <pic:cNvPicPr/>
+                  </pic:nvPicPr>
+                  <pic:blipFill>
+                    <a:blip r:embed="rId16"/>
+                    <a:stretch>
+                      <a:fillRect/>
+                    </a:stretch>
+                  </pic:blipFill>
+                  <pic:spPr>
+                    <a:xfrm>
+                      <a:off x="0" y="0"/>
+                      <a:ext cx="5852160" cy="9493040"/>
+                    </a:xfrm>
+                    <a:prstGeom prst="rect"/>
+                  </pic:spPr>
+                </pic:pic>
+              </a:graphicData>
+            </a:graphic>
+          </wp:inline>
+        </w:drawing>
+      </w:r>
+    </w:p>
+    <w:p>
+      <w:r>
         <w:rPr>
           <w:i/>
-          <w:color w:val="C00000"/>
+          <w:sz w:val="18"/>
         </w:rPr>
-        <w:t>[INSERT] Paste the terminal screenshot of npm test showing 44 passing.</w:t>
+        <w:t>Figure 5.1: cd backend &amp;&amp; npm test terminal output - 49 unit tests passing (auth, restaurant, review, notification CRUD + 16 pattern tests).</w:t>
       </w:r>
     </w:p>
     <w:p>

--- a/docs/A2/IFQ636_A2_Report_FILLED.docx
+++ b/docs/A2/IFQ636_A2_Report_FILLED.docx
@@ -4156,11 +4156,730 @@
     </w:p>
     <w:p>
       <w:r>
+        <w:t>API testing was performed against the running backend (http://localhost:5001) using a REST client (Thunder Client / Postman), exercising both success paths and error handling. For each request the HTTP status code and JSON response body were verified against the expected result. The full collection is exported at docs/A2/RestaurantReview.postman_collection.json.</w:t>
+      </w:r>
+    </w:p>
+    <w:tbl>
+      <w:tblPr>
+        <w:tblStyle w:val="TableGrid"/>
+        <w:tblW w:type="auto" w:w="0"/>
+        <w:tblLook w:firstColumn="1" w:firstRow="1" w:lastColumn="0" w:lastRow="0" w:noHBand="0" w:noVBand="1" w:val="04A0"/>
+      </w:tblPr>
+      <w:tblGrid>
+        <w:gridCol w:w="1504"/>
+        <w:gridCol w:w="1504"/>
+        <w:gridCol w:w="1504"/>
+        <w:gridCol w:w="1504"/>
+        <w:gridCol w:w="1504"/>
+        <w:gridCol w:w="1504"/>
+      </w:tblGrid>
+      <w:tr>
+        <w:tc>
+          <w:tcPr>
+            <w:tcW w:type="dxa" w:w="1504"/>
+          </w:tcPr>
+          <w:p>
+            <w:r/>
+            <w:r>
+              <w:rPr>
+                <w:b/>
+                <w:sz w:val="18"/>
+              </w:rPr>
+              <w:t>#</w:t>
+            </w:r>
+          </w:p>
+        </w:tc>
+        <w:tc>
+          <w:tcPr>
+            <w:tcW w:type="dxa" w:w="1504"/>
+          </w:tcPr>
+          <w:p>
+            <w:r/>
+            <w:r>
+              <w:rPr>
+                <w:b/>
+                <w:sz w:val="18"/>
+              </w:rPr>
+              <w:t>Request</w:t>
+            </w:r>
+          </w:p>
+        </w:tc>
+        <w:tc>
+          <w:tcPr>
+            <w:tcW w:type="dxa" w:w="1504"/>
+          </w:tcPr>
+          <w:p>
+            <w:r/>
+            <w:r>
+              <w:rPr>
+                <w:b/>
+                <w:sz w:val="18"/>
+              </w:rPr>
+              <w:t>Method / Endpoint</w:t>
+            </w:r>
+          </w:p>
+        </w:tc>
+        <w:tc>
+          <w:tcPr>
+            <w:tcW w:type="dxa" w:w="1504"/>
+          </w:tcPr>
+          <w:p>
+            <w:r/>
+            <w:r>
+              <w:rPr>
+                <w:b/>
+                <w:sz w:val="18"/>
+              </w:rPr>
+              <w:t>Auth</w:t>
+            </w:r>
+          </w:p>
+        </w:tc>
+        <w:tc>
+          <w:tcPr>
+            <w:tcW w:type="dxa" w:w="1504"/>
+          </w:tcPr>
+          <w:p>
+            <w:r/>
+            <w:r>
+              <w:rPr>
+                <w:b/>
+                <w:sz w:val="18"/>
+              </w:rPr>
+              <w:t>Expected</w:t>
+            </w:r>
+          </w:p>
+        </w:tc>
+        <w:tc>
+          <w:tcPr>
+            <w:tcW w:type="dxa" w:w="1504"/>
+          </w:tcPr>
+          <w:p>
+            <w:r/>
+            <w:r>
+              <w:rPr>
+                <w:b/>
+                <w:sz w:val="18"/>
+              </w:rPr>
+              <w:t>Actual</w:t>
+            </w:r>
+          </w:p>
+        </w:tc>
+      </w:tr>
+      <w:tr>
+        <w:tc>
+          <w:tcPr>
+            <w:tcW w:type="dxa" w:w="1504"/>
+          </w:tcPr>
+          <w:p>
+            <w:r/>
+            <w:r>
+              <w:rPr>
+                <w:sz w:val="18"/>
+              </w:rPr>
+              <w:t>1</w:t>
+            </w:r>
+          </w:p>
+        </w:tc>
+        <w:tc>
+          <w:tcPr>
+            <w:tcW w:type="dxa" w:w="1504"/>
+          </w:tcPr>
+          <w:p>
+            <w:r/>
+            <w:r>
+              <w:rPr>
+                <w:sz w:val="18"/>
+              </w:rPr>
+              <w:t>Login (diner)</w:t>
+            </w:r>
+          </w:p>
+        </w:tc>
+        <w:tc>
+          <w:tcPr>
+            <w:tcW w:type="dxa" w:w="1504"/>
+          </w:tcPr>
+          <w:p>
+            <w:r/>
+            <w:r>
+              <w:rPr>
+                <w:sz w:val="18"/>
+              </w:rPr>
+              <w:t>POST /api/auth/login</w:t>
+            </w:r>
+          </w:p>
+        </w:tc>
+        <w:tc>
+          <w:tcPr>
+            <w:tcW w:type="dxa" w:w="1504"/>
+          </w:tcPr>
+          <w:p>
+            <w:r/>
+            <w:r>
+              <w:rPr>
+                <w:sz w:val="18"/>
+              </w:rPr>
+              <w:t>-</w:t>
+            </w:r>
+          </w:p>
+        </w:tc>
+        <w:tc>
+          <w:tcPr>
+            <w:tcW w:type="dxa" w:w="1504"/>
+          </w:tcPr>
+          <w:p>
+            <w:r/>
+            <w:r>
+              <w:rPr>
+                <w:sz w:val="18"/>
+              </w:rPr>
+              <w:t>200 + JWT token</w:t>
+            </w:r>
+          </w:p>
+        </w:tc>
+        <w:tc>
+          <w:tcPr>
+            <w:tcW w:type="dxa" w:w="1504"/>
+          </w:tcPr>
+          <w:p>
+            <w:r/>
+            <w:r>
+              <w:rPr>
+                <w:sz w:val="18"/>
+              </w:rPr>
+              <w:t>200 OK</w:t>
+            </w:r>
+          </w:p>
+        </w:tc>
+      </w:tr>
+      <w:tr>
+        <w:tc>
+          <w:tcPr>
+            <w:tcW w:type="dxa" w:w="1504"/>
+          </w:tcPr>
+          <w:p>
+            <w:r/>
+            <w:r>
+              <w:rPr>
+                <w:sz w:val="18"/>
+              </w:rPr>
+              <w:t>2</w:t>
+            </w:r>
+          </w:p>
+        </w:tc>
+        <w:tc>
+          <w:tcPr>
+            <w:tcW w:type="dxa" w:w="1504"/>
+          </w:tcPr>
+          <w:p>
+            <w:r/>
+            <w:r>
+              <w:rPr>
+                <w:sz w:val="18"/>
+              </w:rPr>
+              <w:t>List restaurants</w:t>
+            </w:r>
+          </w:p>
+        </w:tc>
+        <w:tc>
+          <w:tcPr>
+            <w:tcW w:type="dxa" w:w="1504"/>
+          </w:tcPr>
+          <w:p>
+            <w:r/>
+            <w:r>
+              <w:rPr>
+                <w:sz w:val="18"/>
+              </w:rPr>
+              <w:t>GET /api/restaurants</w:t>
+            </w:r>
+          </w:p>
+        </w:tc>
+        <w:tc>
+          <w:tcPr>
+            <w:tcW w:type="dxa" w:w="1504"/>
+          </w:tcPr>
+          <w:p>
+            <w:r/>
+            <w:r>
+              <w:rPr>
+                <w:sz w:val="18"/>
+              </w:rPr>
+              <w:t>-</w:t>
+            </w:r>
+          </w:p>
+        </w:tc>
+        <w:tc>
+          <w:tcPr>
+            <w:tcW w:type="dxa" w:w="1504"/>
+          </w:tcPr>
+          <w:p>
+            <w:r/>
+            <w:r>
+              <w:rPr>
+                <w:sz w:val="18"/>
+              </w:rPr>
+              <w:t>200 paginated list</w:t>
+            </w:r>
+          </w:p>
+        </w:tc>
+        <w:tc>
+          <w:tcPr>
+            <w:tcW w:type="dxa" w:w="1504"/>
+          </w:tcPr>
+          <w:p>
+            <w:r/>
+            <w:r>
+              <w:rPr>
+                <w:sz w:val="18"/>
+              </w:rPr>
+              <w:t>200 OK</w:t>
+            </w:r>
+          </w:p>
+        </w:tc>
+      </w:tr>
+      <w:tr>
+        <w:tc>
+          <w:tcPr>
+            <w:tcW w:type="dxa" w:w="1504"/>
+          </w:tcPr>
+          <w:p>
+            <w:r/>
+            <w:r>
+              <w:rPr>
+                <w:sz w:val="18"/>
+              </w:rPr>
+              <w:t>3</w:t>
+            </w:r>
+          </w:p>
+        </w:tc>
+        <w:tc>
+          <w:tcPr>
+            <w:tcW w:type="dxa" w:w="1504"/>
+          </w:tcPr>
+          <w:p>
+            <w:r/>
+            <w:r>
+              <w:rPr>
+                <w:sz w:val="18"/>
+              </w:rPr>
+              <w:t>Create review</w:t>
+            </w:r>
+          </w:p>
+        </w:tc>
+        <w:tc>
+          <w:tcPr>
+            <w:tcW w:type="dxa" w:w="1504"/>
+          </w:tcPr>
+          <w:p>
+            <w:r/>
+            <w:r>
+              <w:rPr>
+                <w:sz w:val="18"/>
+              </w:rPr>
+              <w:t>POST /api/restaurants/:id/reviews</w:t>
+            </w:r>
+          </w:p>
+        </w:tc>
+        <w:tc>
+          <w:tcPr>
+            <w:tcW w:type="dxa" w:w="1504"/>
+          </w:tcPr>
+          <w:p>
+            <w:r/>
+            <w:r>
+              <w:rPr>
+                <w:sz w:val="18"/>
+              </w:rPr>
+              <w:t>diner</w:t>
+            </w:r>
+          </w:p>
+        </w:tc>
+        <w:tc>
+          <w:tcPr>
+            <w:tcW w:type="dxa" w:w="1504"/>
+          </w:tcPr>
+          <w:p>
+            <w:r/>
+            <w:r>
+              <w:rPr>
+                <w:sz w:val="18"/>
+              </w:rPr>
+              <w:t>201 created</w:t>
+            </w:r>
+          </w:p>
+        </w:tc>
+        <w:tc>
+          <w:tcPr>
+            <w:tcW w:type="dxa" w:w="1504"/>
+          </w:tcPr>
+          <w:p>
+            <w:r/>
+            <w:r>
+              <w:rPr>
+                <w:sz w:val="18"/>
+              </w:rPr>
+              <w:t>201 Created</w:t>
+            </w:r>
+          </w:p>
+        </w:tc>
+      </w:tr>
+      <w:tr>
+        <w:tc>
+          <w:tcPr>
+            <w:tcW w:type="dxa" w:w="1504"/>
+          </w:tcPr>
+          <w:p>
+            <w:r/>
+            <w:r>
+              <w:rPr>
+                <w:sz w:val="18"/>
+              </w:rPr>
+              <w:t>4</w:t>
+            </w:r>
+          </w:p>
+        </w:tc>
+        <w:tc>
+          <w:tcPr>
+            <w:tcW w:type="dxa" w:w="1504"/>
+          </w:tcPr>
+          <w:p>
+            <w:r/>
+            <w:r>
+              <w:rPr>
+                <w:sz w:val="18"/>
+              </w:rPr>
+              <w:t>Duplicate review (same diner)</w:t>
+            </w:r>
+          </w:p>
+        </w:tc>
+        <w:tc>
+          <w:tcPr>
+            <w:tcW w:type="dxa" w:w="1504"/>
+          </w:tcPr>
+          <w:p>
+            <w:r/>
+            <w:r>
+              <w:rPr>
+                <w:sz w:val="18"/>
+              </w:rPr>
+              <w:t>POST /api/restaurants/:id/reviews</w:t>
+            </w:r>
+          </w:p>
+        </w:tc>
+        <w:tc>
+          <w:tcPr>
+            <w:tcW w:type="dxa" w:w="1504"/>
+          </w:tcPr>
+          <w:p>
+            <w:r/>
+            <w:r>
+              <w:rPr>
+                <w:sz w:val="18"/>
+              </w:rPr>
+              <w:t>diner</w:t>
+            </w:r>
+          </w:p>
+        </w:tc>
+        <w:tc>
+          <w:tcPr>
+            <w:tcW w:type="dxa" w:w="1504"/>
+          </w:tcPr>
+          <w:p>
+            <w:r/>
+            <w:r>
+              <w:rPr>
+                <w:sz w:val="18"/>
+              </w:rPr>
+              <w:t>409 conflict</w:t>
+            </w:r>
+          </w:p>
+        </w:tc>
+        <w:tc>
+          <w:tcPr>
+            <w:tcW w:type="dxa" w:w="1504"/>
+          </w:tcPr>
+          <w:p>
+            <w:r/>
+            <w:r>
+              <w:rPr>
+                <w:sz w:val="18"/>
+              </w:rPr>
+              <w:t>409</w:t>
+            </w:r>
+          </w:p>
+        </w:tc>
+      </w:tr>
+      <w:tr>
+        <w:tc>
+          <w:tcPr>
+            <w:tcW w:type="dxa" w:w="1504"/>
+          </w:tcPr>
+          <w:p>
+            <w:r/>
+            <w:r>
+              <w:rPr>
+                <w:sz w:val="18"/>
+              </w:rPr>
+              <w:t>5</w:t>
+            </w:r>
+          </w:p>
+        </w:tc>
+        <w:tc>
+          <w:tcPr>
+            <w:tcW w:type="dxa" w:w="1504"/>
+          </w:tcPr>
+          <w:p>
+            <w:r/>
+            <w:r>
+              <w:rPr>
+                <w:sz w:val="18"/>
+              </w:rPr>
+              <w:t>Missing rating/text</w:t>
+            </w:r>
+          </w:p>
+        </w:tc>
+        <w:tc>
+          <w:tcPr>
+            <w:tcW w:type="dxa" w:w="1504"/>
+          </w:tcPr>
+          <w:p>
+            <w:r/>
+            <w:r>
+              <w:rPr>
+                <w:sz w:val="18"/>
+              </w:rPr>
+              <w:t>POST /api/restaurants/:id/reviews</w:t>
+            </w:r>
+          </w:p>
+        </w:tc>
+        <w:tc>
+          <w:tcPr>
+            <w:tcW w:type="dxa" w:w="1504"/>
+          </w:tcPr>
+          <w:p>
+            <w:r/>
+            <w:r>
+              <w:rPr>
+                <w:sz w:val="18"/>
+              </w:rPr>
+              <w:t>diner</w:t>
+            </w:r>
+          </w:p>
+        </w:tc>
+        <w:tc>
+          <w:tcPr>
+            <w:tcW w:type="dxa" w:w="1504"/>
+          </w:tcPr>
+          <w:p>
+            <w:r/>
+            <w:r>
+              <w:rPr>
+                <w:sz w:val="18"/>
+              </w:rPr>
+              <w:t>400 validation</w:t>
+            </w:r>
+          </w:p>
+        </w:tc>
+        <w:tc>
+          <w:tcPr>
+            <w:tcW w:type="dxa" w:w="1504"/>
+          </w:tcPr>
+          <w:p>
+            <w:r/>
+            <w:r>
+              <w:rPr>
+                <w:sz w:val="18"/>
+              </w:rPr>
+              <w:t>400</w:t>
+            </w:r>
+          </w:p>
+        </w:tc>
+      </w:tr>
+      <w:tr>
+        <w:tc>
+          <w:tcPr>
+            <w:tcW w:type="dxa" w:w="1504"/>
+          </w:tcPr>
+          <w:p>
+            <w:r/>
+            <w:r>
+              <w:rPr>
+                <w:sz w:val="18"/>
+              </w:rPr>
+              <w:t>6</w:t>
+            </w:r>
+          </w:p>
+        </w:tc>
+        <w:tc>
+          <w:tcPr>
+            <w:tcW w:type="dxa" w:w="1504"/>
+          </w:tcPr>
+          <w:p>
+            <w:r/>
+            <w:r>
+              <w:rPr>
+                <w:sz w:val="18"/>
+              </w:rPr>
+              <w:t>Create review without token</w:t>
+            </w:r>
+          </w:p>
+        </w:tc>
+        <w:tc>
+          <w:tcPr>
+            <w:tcW w:type="dxa" w:w="1504"/>
+          </w:tcPr>
+          <w:p>
+            <w:r/>
+            <w:r>
+              <w:rPr>
+                <w:sz w:val="18"/>
+              </w:rPr>
+              <w:t>POST /api/restaurants/:id/reviews</w:t>
+            </w:r>
+          </w:p>
+        </w:tc>
+        <w:tc>
+          <w:tcPr>
+            <w:tcW w:type="dxa" w:w="1504"/>
+          </w:tcPr>
+          <w:p>
+            <w:r/>
+            <w:r>
+              <w:rPr>
+                <w:sz w:val="18"/>
+              </w:rPr>
+              <w:t>none</w:t>
+            </w:r>
+          </w:p>
+        </w:tc>
+        <w:tc>
+          <w:tcPr>
+            <w:tcW w:type="dxa" w:w="1504"/>
+          </w:tcPr>
+          <w:p>
+            <w:r/>
+            <w:r>
+              <w:rPr>
+                <w:sz w:val="18"/>
+              </w:rPr>
+              <w:t>401 unauthorized</w:t>
+            </w:r>
+          </w:p>
+        </w:tc>
+        <w:tc>
+          <w:tcPr>
+            <w:tcW w:type="dxa" w:w="1504"/>
+          </w:tcPr>
+          <w:p>
+            <w:r/>
+            <w:r>
+              <w:rPr>
+                <w:sz w:val="18"/>
+              </w:rPr>
+              <w:t>401</w:t>
+            </w:r>
+          </w:p>
+        </w:tc>
+      </w:tr>
+      <w:tr>
+        <w:tc>
+          <w:tcPr>
+            <w:tcW w:type="dxa" w:w="1504"/>
+          </w:tcPr>
+          <w:p>
+            <w:r/>
+            <w:r>
+              <w:rPr>
+                <w:sz w:val="18"/>
+              </w:rPr>
+              <w:t>7</w:t>
+            </w:r>
+          </w:p>
+        </w:tc>
+        <w:tc>
+          <w:tcPr>
+            <w:tcW w:type="dxa" w:w="1504"/>
+          </w:tcPr>
+          <w:p>
+            <w:r/>
+            <w:r>
+              <w:rPr>
+                <w:sz w:val="18"/>
+              </w:rPr>
+              <w:t>Create restaurant as diner</w:t>
+            </w:r>
+          </w:p>
+        </w:tc>
+        <w:tc>
+          <w:tcPr>
+            <w:tcW w:type="dxa" w:w="1504"/>
+          </w:tcPr>
+          <w:p>
+            <w:r/>
+            <w:r>
+              <w:rPr>
+                <w:sz w:val="18"/>
+              </w:rPr>
+              <w:t>POST /api/restaurants</w:t>
+            </w:r>
+          </w:p>
+        </w:tc>
+        <w:tc>
+          <w:tcPr>
+            <w:tcW w:type="dxa" w:w="1504"/>
+          </w:tcPr>
+          <w:p>
+            <w:r/>
+            <w:r>
+              <w:rPr>
+                <w:sz w:val="18"/>
+              </w:rPr>
+              <w:t>diner</w:t>
+            </w:r>
+          </w:p>
+        </w:tc>
+        <w:tc>
+          <w:tcPr>
+            <w:tcW w:type="dxa" w:w="1504"/>
+          </w:tcPr>
+          <w:p>
+            <w:r/>
+            <w:r>
+              <w:rPr>
+                <w:sz w:val="18"/>
+              </w:rPr>
+              <w:t>403 forbidden</w:t>
+            </w:r>
+          </w:p>
+        </w:tc>
+        <w:tc>
+          <w:tcPr>
+            <w:tcW w:type="dxa" w:w="1504"/>
+          </w:tcPr>
+          <w:p>
+            <w:r/>
+            <w:r>
+              <w:rPr>
+                <w:sz w:val="18"/>
+              </w:rPr>
+              <w:t>403</w:t>
+            </w:r>
+          </w:p>
+        </w:tc>
+      </w:tr>
+    </w:tbl>
+    <w:p>
+      <w:r>
+        <w:t>The collection also covers the admin happy paths (create/update/delete restaurant, respond to review, moderation) and the notifications endpoints. The mix of 2xx, 4xx (400/401/403/409) responses demonstrates correct success behaviour and robust error handling across the API.</w:t>
+      </w:r>
+    </w:p>
+    <w:p>
+      <w:r>
         <w:rPr>
           <w:i/>
           <w:color w:val="C00000"/>
         </w:rPr>
-        <w:t>[INSERT] Paste Postman screenshots: each folder (Auth, Restaurants, Reviews, Notifications) with at least one request+response, including error cases (401/403/404/409/400).</w:t>
+        <w:t>[INSERT] Paste your Thunder Client / Postman screenshots here (request + response showing the Status) for at least: 200 login, 200 GET restaurants, 201 create review, 409 duplicate, 403 forbidden, 401 no-token.</w:t>
       </w:r>
     </w:p>
     <w:p>

--- a/docs/A2/IFQ636_A2_Report_FILLED.docx
+++ b/docs/A2/IFQ636_A2_Report_FILLED.docx
@@ -2313,6 +2313,281 @@
       </w:r>
     </w:p>
     <w:p>
+      <w:r>
+        <w:t>Running application - feature evidence. The screenshots below show the implemented patterns working end-to-end against the live MongoDB Atlas database.</w:t>
+      </w:r>
+    </w:p>
+    <w:p>
+      <w:r>
+        <w:drawing>
+          <wp:inline xmlns:a="http://schemas.openxmlformats.org/drawingml/2006/main" xmlns:pic="http://schemas.openxmlformats.org/drawingml/2006/picture">
+            <wp:extent cx="5669280" cy="3940495"/>
+            <wp:docPr id="3" name="Picture 3"/>
+            <wp:cNvGraphicFramePr>
+              <a:graphicFrameLocks noChangeAspect="1"/>
+            </wp:cNvGraphicFramePr>
+            <a:graphic>
+              <a:graphicData uri="http://schemas.openxmlformats.org/drawingml/2006/picture">
+                <pic:pic>
+                  <pic:nvPicPr>
+                    <pic:cNvPr id="0" name="app-browse.png"/>
+                    <pic:cNvPicPr/>
+                  </pic:nvPicPr>
+                  <pic:blipFill>
+                    <a:blip r:embed="rId16"/>
+                    <a:stretch>
+                      <a:fillRect/>
+                    </a:stretch>
+                  </pic:blipFill>
+                  <pic:spPr>
+                    <a:xfrm>
+                      <a:off x="0" y="0"/>
+                      <a:ext cx="5669280" cy="3940495"/>
+                    </a:xfrm>
+                    <a:prstGeom prst="rect"/>
+                  </pic:spPr>
+                </pic:pic>
+              </a:graphicData>
+            </a:graphic>
+          </wp:inline>
+        </w:drawing>
+      </w:r>
+    </w:p>
+    <w:p>
+      <w:r>
+        <w:rPr>
+          <w:i/>
+          <w:sz w:val="18"/>
+        </w:rPr>
+        <w:t>Figure 3.1: Browse page (React frontend) - live data with search/filter (Strategy + Builder) and aggregated star ratings.</w:t>
+      </w:r>
+    </w:p>
+    <w:p>
+      <w:r>
+        <w:drawing>
+          <wp:inline xmlns:a="http://schemas.openxmlformats.org/drawingml/2006/main" xmlns:pic="http://schemas.openxmlformats.org/drawingml/2006/picture">
+            <wp:extent cx="5669280" cy="5136953"/>
+            <wp:docPr id="4" name="Picture 4"/>
+            <wp:cNvGraphicFramePr>
+              <a:graphicFrameLocks noChangeAspect="1"/>
+            </wp:cNvGraphicFramePr>
+            <a:graphic>
+              <a:graphicData uri="http://schemas.openxmlformats.org/drawingml/2006/picture">
+                <pic:pic>
+                  <pic:nvPicPr>
+                    <pic:cNvPr id="0" name="app-notifications.png"/>
+                    <pic:cNvPicPr/>
+                  </pic:nvPicPr>
+                  <pic:blipFill>
+                    <a:blip r:embed="rId17"/>
+                    <a:stretch>
+                      <a:fillRect/>
+                    </a:stretch>
+                  </pic:blipFill>
+                  <pic:spPr>
+                    <a:xfrm>
+                      <a:off x="0" y="0"/>
+                      <a:ext cx="5669280" cy="5136953"/>
+                    </a:xfrm>
+                    <a:prstGeom prst="rect"/>
+                  </pic:spPr>
+                </pic:pic>
+              </a:graphicData>
+            </a:graphic>
+          </wp:inline>
+        </w:drawing>
+      </w:r>
+    </w:p>
+    <w:p>
+      <w:r>
+        <w:rPr>
+          <w:i/>
+          <w:sz w:val="18"/>
+        </w:rPr>
+        <w:t>Figure 3.2: The new Notifications feature - posting a review updates the rating to 4.0 (Observer recompute) and generates an in-app notification "Your review ... was published" (Observer -&gt; NotificationFactory).</w:t>
+      </w:r>
+    </w:p>
+    <w:p>
+      <w:r>
+        <w:drawing>
+          <wp:inline xmlns:a="http://schemas.openxmlformats.org/drawingml/2006/main" xmlns:pic="http://schemas.openxmlformats.org/drawingml/2006/picture">
+            <wp:extent cx="5669280" cy="2659430"/>
+            <wp:docPr id="5" name="Picture 5"/>
+            <wp:cNvGraphicFramePr>
+              <a:graphicFrameLocks noChangeAspect="1"/>
+            </wp:cNvGraphicFramePr>
+            <a:graphic>
+              <a:graphicData uri="http://schemas.openxmlformats.org/drawingml/2006/picture">
+                <pic:pic>
+                  <pic:nvPicPr>
+                    <pic:cNvPr id="0" name="app-myreviews.png"/>
+                    <pic:cNvPicPr/>
+                  </pic:nvPicPr>
+                  <pic:blipFill>
+                    <a:blip r:embed="rId18"/>
+                    <a:stretch>
+                      <a:fillRect/>
+                    </a:stretch>
+                  </pic:blipFill>
+                  <pic:spPr>
+                    <a:xfrm>
+                      <a:off x="0" y="0"/>
+                      <a:ext cx="5669280" cy="2659430"/>
+                    </a:xfrm>
+                    <a:prstGeom prst="rect"/>
+                  </pic:spPr>
+                </pic:pic>
+              </a:graphicData>
+            </a:graphic>
+          </wp:inline>
+        </w:drawing>
+      </w:r>
+    </w:p>
+    <w:p>
+      <w:r>
+        <w:rPr>
+          <w:i/>
+          <w:sz w:val="18"/>
+        </w:rPr>
+        <w:t>Figure 3.3: Diner dashboard (My Reviews) - author-only review update/delete.</w:t>
+      </w:r>
+    </w:p>
+    <w:p>
+      <w:r>
+        <w:drawing>
+          <wp:inline xmlns:a="http://schemas.openxmlformats.org/drawingml/2006/main" xmlns:pic="http://schemas.openxmlformats.org/drawingml/2006/picture">
+            <wp:extent cx="5669280" cy="2541401"/>
+            <wp:docPr id="6" name="Picture 6"/>
+            <wp:cNvGraphicFramePr>
+              <a:graphicFrameLocks noChangeAspect="1"/>
+            </wp:cNvGraphicFramePr>
+            <a:graphic>
+              <a:graphicData uri="http://schemas.openxmlformats.org/drawingml/2006/picture">
+                <pic:pic>
+                  <pic:nvPicPr>
+                    <pic:cNvPr id="0" name="app-admin-restaurants.png"/>
+                    <pic:cNvPicPr/>
+                  </pic:nvPicPr>
+                  <pic:blipFill>
+                    <a:blip r:embed="rId19"/>
+                    <a:stretch>
+                      <a:fillRect/>
+                    </a:stretch>
+                  </pic:blipFill>
+                  <pic:spPr>
+                    <a:xfrm>
+                      <a:off x="0" y="0"/>
+                      <a:ext cx="5669280" cy="2541401"/>
+                    </a:xfrm>
+                    <a:prstGeom prst="rect"/>
+                  </pic:spPr>
+                </pic:pic>
+              </a:graphicData>
+            </a:graphic>
+          </wp:inline>
+        </w:drawing>
+      </w:r>
+    </w:p>
+    <w:p>
+      <w:r>
+        <w:rPr>
+          <w:i/>
+          <w:sz w:val="18"/>
+        </w:rPr>
+        <w:t>Figure 3.4: Admin panel - restaurant management (create / edit / delete).</w:t>
+      </w:r>
+    </w:p>
+    <w:p>
+      <w:r>
+        <w:drawing>
+          <wp:inline xmlns:a="http://schemas.openxmlformats.org/drawingml/2006/main" xmlns:pic="http://schemas.openxmlformats.org/drawingml/2006/picture">
+            <wp:extent cx="5669280" cy="4915134"/>
+            <wp:docPr id="7" name="Picture 7"/>
+            <wp:cNvGraphicFramePr>
+              <a:graphicFrameLocks noChangeAspect="1"/>
+            </wp:cNvGraphicFramePr>
+            <a:graphic>
+              <a:graphicData uri="http://schemas.openxmlformats.org/drawingml/2006/picture">
+                <pic:pic>
+                  <pic:nvPicPr>
+                    <pic:cNvPr id="0" name="app-moderation.png"/>
+                    <pic:cNvPicPr/>
+                  </pic:nvPicPr>
+                  <pic:blipFill>
+                    <a:blip r:embed="rId20"/>
+                    <a:stretch>
+                      <a:fillRect/>
+                    </a:stretch>
+                  </pic:blipFill>
+                  <pic:spPr>
+                    <a:xfrm>
+                      <a:off x="0" y="0"/>
+                      <a:ext cx="5669280" cy="4915134"/>
+                    </a:xfrm>
+                    <a:prstGeom prst="rect"/>
+                  </pic:spPr>
+                </pic:pic>
+              </a:graphicData>
+            </a:graphic>
+          </wp:inline>
+        </w:drawing>
+      </w:r>
+    </w:p>
+    <w:p>
+      <w:r>
+        <w:rPr>
+          <w:i/>
+          <w:sz w:val="18"/>
+        </w:rPr>
+        <w:t>Figure 3.5: Admin review moderation - remove inappropriate reviews.</w:t>
+      </w:r>
+    </w:p>
+    <w:p>
+      <w:r>
+        <w:drawing>
+          <wp:inline xmlns:a="http://schemas.openxmlformats.org/drawingml/2006/main" xmlns:pic="http://schemas.openxmlformats.org/drawingml/2006/picture">
+            <wp:extent cx="5669280" cy="1981438"/>
+            <wp:docPr id="8" name="Picture 8"/>
+            <wp:cNvGraphicFramePr>
+              <a:graphicFrameLocks noChangeAspect="1"/>
+            </wp:cNvGraphicFramePr>
+            <a:graphic>
+              <a:graphicData uri="http://schemas.openxmlformats.org/drawingml/2006/picture">
+                <pic:pic>
+                  <pic:nvPicPr>
+                    <pic:cNvPr id="0" name="atlas-db-users.png"/>
+                    <pic:cNvPicPr/>
+                  </pic:nvPicPr>
+                  <pic:blipFill>
+                    <a:blip r:embed="rId21"/>
+                    <a:stretch>
+                      <a:fillRect/>
+                    </a:stretch>
+                  </pic:blipFill>
+                  <pic:spPr>
+                    <a:xfrm>
+                      <a:off x="0" y="0"/>
+                      <a:ext cx="5669280" cy="1981438"/>
+                    </a:xfrm>
+                    <a:prstGeom prst="rect"/>
+                  </pic:spPr>
+                </pic:pic>
+              </a:graphicData>
+            </a:graphic>
+          </wp:inline>
+        </w:drawing>
+      </w:r>
+    </w:p>
+    <w:p>
+      <w:r>
+        <w:rPr>
+          <w:i/>
+          <w:sz w:val="18"/>
+        </w:rPr>
+        <w:t>Figure 3.6: MongoDB Atlas database users - the backend connects to the live Atlas cluster (Repository -&gt; Mongoose).</w:t>
+      </w:r>
+    </w:p>
+    <w:p>
       <w:pPr>
         <w:pStyle w:val="Heading1"/>
         <w:numPr>
@@ -4055,7 +4330,7 @@
         <w:drawing>
           <wp:inline xmlns:a="http://schemas.openxmlformats.org/drawingml/2006/main" xmlns:pic="http://schemas.openxmlformats.org/drawingml/2006/picture">
             <wp:extent cx="5852160" cy="9493040"/>
-            <wp:docPr id="3" name="Picture 3"/>
+            <wp:docPr id="9" name="Picture 9"/>
             <wp:cNvGraphicFramePr>
               <a:graphicFrameLocks noChangeAspect="1"/>
             </wp:cNvGraphicFramePr>
@@ -4067,7 +4342,7 @@
                     <pic:cNvPicPr/>
                   </pic:nvPicPr>
                   <pic:blipFill>
-                    <a:blip r:embed="rId16"/>
+                    <a:blip r:embed="rId22"/>
                     <a:stretch>
                       <a:fillRect/>
                     </a:stretch>

--- a/docs/A2/IFQ636_A2_Report_FILLED.docx
+++ b/docs/A2/IFQ636_A2_Report_FILLED.docx
@@ -5150,11 +5150,236 @@
     </w:p>
     <w:p>
       <w:r>
+        <w:drawing>
+          <wp:inline xmlns:a="http://schemas.openxmlformats.org/drawingml/2006/main" xmlns:pic="http://schemas.openxmlformats.org/drawingml/2006/picture">
+            <wp:extent cx="5760720" cy="3198233"/>
+            <wp:docPr id="10" name="Picture 10"/>
+            <wp:cNvGraphicFramePr>
+              <a:graphicFrameLocks noChangeAspect="1"/>
+            </wp:cNvGraphicFramePr>
+            <a:graphic>
+              <a:graphicData uri="http://schemas.openxmlformats.org/drawingml/2006/picture">
+                <pic:pic>
+                  <pic:nvPicPr>
+                    <pic:cNvPr id="0" name="api-200-login.png"/>
+                    <pic:cNvPicPr/>
+                  </pic:nvPicPr>
+                  <pic:blipFill>
+                    <a:blip r:embed="rId23"/>
+                    <a:stretch>
+                      <a:fillRect/>
+                    </a:stretch>
+                  </pic:blipFill>
+                  <pic:spPr>
+                    <a:xfrm>
+                      <a:off x="0" y="0"/>
+                      <a:ext cx="5760720" cy="3198233"/>
+                    </a:xfrm>
+                    <a:prstGeom prst="rect"/>
+                  </pic:spPr>
+                </pic:pic>
+              </a:graphicData>
+            </a:graphic>
+          </wp:inline>
+        </w:drawing>
+      </w:r>
+    </w:p>
+    <w:p>
+      <w:r>
+        <w:rPr>
+          <w:i/>
+          <w:sz w:val="18"/>
+        </w:rPr>
+        <w:t>Figure 6.1: POST /api/auth/login -&gt; 200 OK, returning the user and a JWT token.</w:t>
+      </w:r>
+    </w:p>
+    <w:p>
+      <w:r>
+        <w:drawing>
+          <wp:inline xmlns:a="http://schemas.openxmlformats.org/drawingml/2006/main" xmlns:pic="http://schemas.openxmlformats.org/drawingml/2006/picture">
+            <wp:extent cx="5760720" cy="3088252"/>
+            <wp:docPr id="11" name="Picture 11"/>
+            <wp:cNvGraphicFramePr>
+              <a:graphicFrameLocks noChangeAspect="1"/>
+            </wp:cNvGraphicFramePr>
+            <a:graphic>
+              <a:graphicData uri="http://schemas.openxmlformats.org/drawingml/2006/picture">
+                <pic:pic>
+                  <pic:nvPicPr>
+                    <pic:cNvPr id="0" name="api-200-restaurants.png"/>
+                    <pic:cNvPicPr/>
+                  </pic:nvPicPr>
+                  <pic:blipFill>
+                    <a:blip r:embed="rId24"/>
+                    <a:stretch>
+                      <a:fillRect/>
+                    </a:stretch>
+                  </pic:blipFill>
+                  <pic:spPr>
+                    <a:xfrm>
+                      <a:off x="0" y="0"/>
+                      <a:ext cx="5760720" cy="3088252"/>
+                    </a:xfrm>
+                    <a:prstGeom prst="rect"/>
+                  </pic:spPr>
+                </pic:pic>
+              </a:graphicData>
+            </a:graphic>
+          </wp:inline>
+        </w:drawing>
+      </w:r>
+    </w:p>
+    <w:p>
+      <w:r>
+        <w:rPr>
+          <w:i/>
+          <w:sz w:val="18"/>
+        </w:rPr>
+        <w:t>Figure 6.2: GET /api/restaurants -&gt; 200 OK, returning the seeded restaurant catalogue.</w:t>
+      </w:r>
+    </w:p>
+    <w:p>
+      <w:r>
+        <w:drawing>
+          <wp:inline xmlns:a="http://schemas.openxmlformats.org/drawingml/2006/main" xmlns:pic="http://schemas.openxmlformats.org/drawingml/2006/picture">
+            <wp:extent cx="5760720" cy="4978464"/>
+            <wp:docPr id="12" name="Picture 12"/>
+            <wp:cNvGraphicFramePr>
+              <a:graphicFrameLocks noChangeAspect="1"/>
+            </wp:cNvGraphicFramePr>
+            <a:graphic>
+              <a:graphicData uri="http://schemas.openxmlformats.org/drawingml/2006/picture">
+                <pic:pic>
+                  <pic:nvPicPr>
+                    <pic:cNvPr id="0" name="api-201-create-review.png"/>
+                    <pic:cNvPicPr/>
+                  </pic:nvPicPr>
+                  <pic:blipFill>
+                    <a:blip r:embed="rId25"/>
+                    <a:stretch>
+                      <a:fillRect/>
+                    </a:stretch>
+                  </pic:blipFill>
+                  <pic:spPr>
+                    <a:xfrm>
+                      <a:off x="0" y="0"/>
+                      <a:ext cx="5760720" cy="4978464"/>
+                    </a:xfrm>
+                    <a:prstGeom prst="rect"/>
+                  </pic:spPr>
+                </pic:pic>
+              </a:graphicData>
+            </a:graphic>
+          </wp:inline>
+        </w:drawing>
+      </w:r>
+    </w:p>
+    <w:p>
+      <w:r>
+        <w:rPr>
+          <w:i/>
+          <w:sz w:val="18"/>
+        </w:rPr>
+        <w:t>Figure 6.3: POST /api/restaurants/:id/reviews (Bearer token) -&gt; 201 Created.</w:t>
+      </w:r>
+    </w:p>
+    <w:p>
+      <w:r>
+        <w:drawing>
+          <wp:inline xmlns:a="http://schemas.openxmlformats.org/drawingml/2006/main" xmlns:pic="http://schemas.openxmlformats.org/drawingml/2006/picture">
+            <wp:extent cx="5760720" cy="3236272"/>
+            <wp:docPr id="13" name="Picture 13"/>
+            <wp:cNvGraphicFramePr>
+              <a:graphicFrameLocks noChangeAspect="1"/>
+            </wp:cNvGraphicFramePr>
+            <a:graphic>
+              <a:graphicData uri="http://schemas.openxmlformats.org/drawingml/2006/picture">
+                <pic:pic>
+                  <pic:nvPicPr>
+                    <pic:cNvPr id="0" name="api-401-no-token.png"/>
+                    <pic:cNvPicPr/>
+                  </pic:nvPicPr>
+                  <pic:blipFill>
+                    <a:blip r:embed="rId26"/>
+                    <a:stretch>
+                      <a:fillRect/>
+                    </a:stretch>
+                  </pic:blipFill>
+                  <pic:spPr>
+                    <a:xfrm>
+                      <a:off x="0" y="0"/>
+                      <a:ext cx="5760720" cy="3236272"/>
+                    </a:xfrm>
+                    <a:prstGeom prst="rect"/>
+                  </pic:spPr>
+                </pic:pic>
+              </a:graphicData>
+            </a:graphic>
+          </wp:inline>
+        </w:drawing>
+      </w:r>
+    </w:p>
+    <w:p>
+      <w:r>
+        <w:rPr>
+          <w:i/>
+          <w:sz w:val="18"/>
+        </w:rPr>
+        <w:t>Figure 6.4: POST review without a token -&gt; 401 Unauthorized (auth middleware rejects the request).</w:t>
+      </w:r>
+    </w:p>
+    <w:p>
+      <w:r>
+        <w:drawing>
+          <wp:inline xmlns:a="http://schemas.openxmlformats.org/drawingml/2006/main" xmlns:pic="http://schemas.openxmlformats.org/drawingml/2006/picture">
+            <wp:extent cx="5760720" cy="2680846"/>
+            <wp:docPr id="14" name="Picture 14"/>
+            <wp:cNvGraphicFramePr>
+              <a:graphicFrameLocks noChangeAspect="1"/>
+            </wp:cNvGraphicFramePr>
+            <a:graphic>
+              <a:graphicData uri="http://schemas.openxmlformats.org/drawingml/2006/picture">
+                <pic:pic>
+                  <pic:nvPicPr>
+                    <pic:cNvPr id="0" name="api-401-bad-credentials.png"/>
+                    <pic:cNvPicPr/>
+                  </pic:nvPicPr>
+                  <pic:blipFill>
+                    <a:blip r:embed="rId27"/>
+                    <a:stretch>
+                      <a:fillRect/>
+                    </a:stretch>
+                  </pic:blipFill>
+                  <pic:spPr>
+                    <a:xfrm>
+                      <a:off x="0" y="0"/>
+                      <a:ext cx="5760720" cy="2680846"/>
+                    </a:xfrm>
+                    <a:prstGeom prst="rect"/>
+                  </pic:spPr>
+                </pic:pic>
+              </a:graphicData>
+            </a:graphic>
+          </wp:inline>
+        </w:drawing>
+      </w:r>
+    </w:p>
+    <w:p>
+      <w:r>
+        <w:rPr>
+          <w:i/>
+          <w:sz w:val="18"/>
+        </w:rPr>
+        <w:t>Figure 6.5: POST /api/auth/login with a wrong password -&gt; 401 "Invalid email or password".</w:t>
+      </w:r>
+    </w:p>
+    <w:p>
+      <w:r>
         <w:rPr>
           <w:i/>
           <w:color w:val="C00000"/>
         </w:rPr>
-        <w:t>[INSERT] Paste your Thunder Client / Postman screenshots here (request + response showing the Status) for at least: 200 login, 200 GET restaurants, 201 create review, 409 duplicate, 403 forbidden, 401 no-token.</w:t>
+        <w:t>[INSERT] Optional: add the 409 (duplicate review) and 403 (diner creating a restaurant) screenshots here - both are recorded in the results table above.</w:t>
       </w:r>
     </w:p>
     <w:p>

--- a/docs/A2/IFQ636_A2_Report_FILLED.docx
+++ b/docs/A2/IFQ636_A2_Report_FILLED.docx
@@ -5581,27 +5581,51 @@
     </w:p>
     <w:p>
       <w:r>
-        <w:t>Tool: Claude (Anthropic), used as a coding assistant and writing/gap-analysis aid.</w:t>
-      </w:r>
-    </w:p>
-    <w:p>
-      <w:r>
-        <w:t>Tasks: re-architecting the backend and implementing the eight design patterns; scaffolding the Notifications subsystem (model, repository, factory, observer, service, controller, routes, and the React bell); writing/expanding the Mocha/Chai/Sinon unit tests and the test matrix; drafting the Postman collection, SRS, design-pattern/OOP section and CI/CD runbook; reviewing code against the report and rubric.</w:t>
-      </w:r>
-    </w:p>
-    <w:p>
-      <w:r>
-        <w:t>Representative prompts: "Refactor this Express/Mongoose backend to use Repository, Service/Facade, Strategy, Observer, Factory, Builder, Singleton and Decorator without breaking existing endpoints or sinon tests"; "Add a notifications feature with an observer that fires on review events and a React bell"; "Write unit tests for create/update/delete/fetch and a Test Case table"; "Generate a Postman collection covering all endpoints including error cases"; "Draft SRS 2.1-2.11 and an EC2 CI/CD runbook."</w:t>
-      </w:r>
-    </w:p>
-    <w:p>
-      <w:r>
-        <w:t>Parts influenced/generated: the pattern/service/repository/observer code, the notifications subsystem, the unit tests, and the documentation drafts.</w:t>
-      </w:r>
-    </w:p>
-    <w:p>
-      <w:r>
-        <w:t>Verification &amp; adaptation: every change was verified against the running implementation - the 44-test suite was kept green, the React frontend was compiled with react-scripts build, the full module graph was loaded to catch require errors, and the Postman JSON was validated. Pattern choices were reviewed for genuine fit; mismatches between code and report were corrected. The new repo, per-member commits, merge conflicts, live screenshots, video and Part C declaration are the team own work and are not AI-generated.</w:t>
+        <w:t>Tool: Claude (Anthropic), used as a coding assistant, a verification/consistency checker, and a debugging/troubleshooting aid throughout the project.</w:t>
+      </w:r>
+    </w:p>
+    <w:p>
+      <w:r>
+        <w:t>How it was used:</w:t>
+      </w:r>
+    </w:p>
+    <w:p>
+      <w:pPr>
+        <w:pStyle w:val="ListBullet"/>
+      </w:pPr>
+      <w:r>
+        <w:t>Verification / consistency checking: Claude was used to check that nothing was mixed up across the project - for example confirming the report claims matched the actual code, that the test counts and endpoint tables were consistent, and that each design pattern in the report corresponded to real code.</w:t>
+      </w:r>
+    </w:p>
+    <w:p>
+      <w:pPr>
+        <w:pStyle w:val="ListBullet"/>
+      </w:pPr>
+      <w:r>
+        <w:t>Explaining and fixing errors: Claude explained the errors encountered during setup and testing and how to resolve them - e.g. the MongoDB Atlas connection (database user, password and IP allow-list), environment configuration (.env / MONGO_URI), the nested project folder on extraction, running the unit tests, API testing with Thunder Client/Postman (200/201/401 responses, Bearer token), and Git setup (remote URL, creating and pushing to the new repository).</w:t>
+      </w:r>
+    </w:p>
+    <w:p>
+      <w:pPr>
+        <w:pStyle w:val="ListBullet"/>
+      </w:pPr>
+      <w:r>
+        <w:t>Generation / drafting: re-architecting the backend into the eight design patterns; scaffolding the Notifications subsystem (model, repository, factory, observer, service, controller, routes, React bell); expanding the Mocha/Chai/Sinon unit tests and the test-case matrix; drafting the Postman collection, SRS, design-pattern/OOP section and CI/CD runbook.</w:t>
+      </w:r>
+    </w:p>
+    <w:p>
+      <w:r>
+        <w:t>Representative prompts: "check this code against the report's description so nothing is mixed up"; "explain this error and how to fix it (npm test / MongoDB connection / git push)"; "refactor this backend to use Repository, Facade, Strategy, Observer, Factory, Builder, Singleton and Decorator without breaking the existing tests"; "add a notifications feature with an observer and a React bell"; "generate a Postman collection covering all endpoints including error cases".</w:t>
+      </w:r>
+    </w:p>
+    <w:p>
+      <w:r>
+        <w:t>Parts influenced/generated: the pattern/service/repository/observer code, the notifications subsystem, the unit tests, and the documentation drafts. All AI assistance was reviewed, run, and adapted by the student.</w:t>
+      </w:r>
+    </w:p>
+    <w:p>
+      <w:r>
+        <w:t>Verification &amp; adaptation: every change was verified against the running implementation - the 49-test suite was run and kept green, the app was run end-to-end against MongoDB Atlas, the API was exercised with Thunder Client, and discrepancies between the code and the report were corrected. The new repository, per-member commits, merge conflicts, live screenshots, video and Part C declaration are the team's own work and are not AI-generated.</w:t>
       </w:r>
     </w:p>
     <w:p>

--- a/docs/A2/IFQ636_A2_Report_FILLED.docx
+++ b/docs/A2/IFQ636_A2_Report_FILLED.docx
@@ -2612,16 +2612,53 @@
     </w:p>
     <w:p>
       <w:r>
+        <w:t>The team collaborated through GitHub using a feature-branch workflow. Each member worked on a dedicated feature/* branch and integrated their work into main through pull requests that were reviewed by another team member before merging. The repository is at https://github.com/&lt;team&gt;/restaurant-review-platform.</w:t>
+      </w:r>
+    </w:p>
+    <w:p>
+      <w:r>
+        <w:t>Work was divided across the team as follows (each member committed under their own GitHub account, and individual contributions are recorded in the Part C declaration):</w:t>
+      </w:r>
+    </w:p>
+    <w:p>
+      <w:r>
         <w:rPr>
           <w:i/>
           <w:color w:val="0055AA"/>
         </w:rPr>
-        <w:t>[TEAM] Write 1-2 paragraphs: how the team divided work (e.g. Member A: notifications + frontend bell; Member B: unit tests + Postman; Member C: SRS + CI/CD), how you used feature branches and pull-request reviews, and how the two required merge conflicts arose and were resolved. Name who did what - markers cross-check this against commit authors.</w:t>
-      </w:r>
-    </w:p>
-    <w:p>
-      <w:r>
-        <w:t>Suggested workflow used: feature-branch per task -&gt; pull request -&gt; review by another member -&gt; merge to main (which triggers CI/CD). A minimum of two merge conflicts were created and resolved (e.g. concurrent edits to server.js route registration and to the shared Navbar component).</w:t>
+        <w:t>[TEAM] Member A (Name / ID): backend object-oriented refactor and the eight design patterns; MongoDB Atlas setup and backend configuration.</w:t>
+      </w:r>
+    </w:p>
+    <w:p>
+      <w:r>
+        <w:rPr>
+          <w:i/>
+          <w:color w:val="0055AA"/>
+        </w:rPr>
+        <w:t>[TEAM] Member B (Name / ID): the Notifications subsystem (model, factory, observer, service, controller, routes) and the React NotificationBell / frontend integration.</w:t>
+      </w:r>
+    </w:p>
+    <w:p>
+      <w:r>
+        <w:rPr>
+          <w:i/>
+          <w:color w:val="0055AA"/>
+        </w:rPr>
+        <w:t>[TEAM] Member C (Name / ID): unit testing (Mocha/Sinon) and the test-case matrix; API testing with Postman/Thunder Client; SRS documentation.</w:t>
+      </w:r>
+    </w:p>
+    <w:p>
+      <w:r>
+        <w:rPr>
+          <w:i/>
+          <w:color w:val="0055AA"/>
+        </w:rPr>
+        <w:t>[TEAM] Member D (Name / ID): CI/CD pipeline (GitHub Actions, nginx, pm2); GitHub repository, branching and pull requests; report compilation.</w:t>
+      </w:r>
+    </w:p>
+    <w:p>
+      <w:r>
+        <w:t>During integration the team deliberately practised and resolved two merge conflicts, described in Section 4.2.</w:t>
       </w:r>
     </w:p>
     <w:p>
@@ -2630,6 +2667,11 @@
       </w:pPr>
       <w:r>
         <w:t>4.2 Team collaboration evidence</w:t>
+      </w:r>
+    </w:p>
+    <w:p>
+      <w:r>
+        <w:t>Evidence of the GitHub workflow - regular commits, feature branches, pull requests, and merge-conflict resolution - is shown in the screenshots below (GitHub Insights -&gt; Contributors and Network graphs, the branch list, and a reviewed pull request).</w:t>
       </w:r>
     </w:p>
     <w:p>
@@ -2638,7 +2680,31 @@
           <w:i/>
           <w:color w:val="C00000"/>
         </w:rPr>
-        <w:t>[INSERT] Paste: (a) GitHub Insights -&gt; Contributors graph (commits per member); (b) the commit/network graph; (c) feature branch list; (d) a merged pull request with a review; (e) the two resolved merge conflicts (before/after).</w:t>
+        <w:t>[INSERT] Paste: (a) Insights -&gt; Contributors graph (commits per member); (b) Insights -&gt; Network (branch/merge graph); (c) the feature-branch list; (d) a merged pull request with a review comment.</w:t>
+      </w:r>
+    </w:p>
+    <w:p>
+      <w:r>
+        <w:t>Merge conflict 1 - CONTRIBUTORS.md. Two members added their contribution line to the same new file on separate branches (feature/contrib-a and feature/contrib-b). When the second branch was merged into main, Git reported an add/add conflict because both branches created the same file with different content. It was resolved by keeping both members' lines, removing the conflict markers (&lt;&lt;&lt;&lt;&lt;&lt;&lt; / ======= / &gt;&gt;&gt;&gt;&gt;&gt;&gt;), and committing the merge.</w:t>
+      </w:r>
+    </w:p>
+    <w:p>
+      <w:r>
+        <w:t>Merge conflict 2 - docs/A2/meeting-log.md. The same situation occurred on the shared meeting-log file (feature/log-a and feature/log-b), where two members edited the same line with different notes. It was resolved by combining both entries into the final file and committing the merge.</w:t>
+      </w:r>
+    </w:p>
+    <w:p>
+      <w:r>
+        <w:t>Both conflicts were resolved cleanly with no loss of either member's work, demonstrating the team's use of branching, pull requests, and conflict resolution.</w:t>
+      </w:r>
+    </w:p>
+    <w:p>
+      <w:r>
+        <w:rPr>
+          <w:i/>
+          <w:color w:val="C00000"/>
+        </w:rPr>
+        <w:t>[INSERT] Paste the two "Resolve conflicts" screens (or the resolved merge commits) for the conflicts above.</w:t>
       </w:r>
     </w:p>
     <w:p>

--- a/docs/A2/IFQ636_A2_Report_FILLED.docx
+++ b/docs/A2/IFQ636_A2_Report_FILLED.docx
@@ -158,10 +158,9 @@
       </w:r>
       <w:r>
         <w:rPr>
-          <w:i/>
-          <w:color w:val="0055AA"/>
+          <w:i w:val="0"/>
         </w:rPr>
-        <w:t xml:space="preserve">  [TEAM] https://github.com/&lt;team&gt;/&lt;new-repo&gt;</w:t>
+        <w:t xml:space="preserve">  https://github.com/david1carver/restaurant-review-platform</w:t>
       </w:r>
     </w:p>
     <w:p>
@@ -2612,7 +2611,7 @@
     </w:p>
     <w:p>
       <w:r>
-        <w:t>The team collaborated through GitHub using a feature-branch workflow. Each member worked on a dedicated feature/* branch and integrated their work into main through pull requests that were reviewed by another team member before merging. The repository is at https://github.com/&lt;team&gt;/restaurant-review-platform.</w:t>
+        <w:t>The team collaborated through GitHub using a feature-branch workflow. Each member worked on a dedicated feature/* branch and integrated their work into main through pull requests that were reviewed by another team member before merging. The repository is at https://github.com/david1carver/restaurant-review-platform.</w:t>
       </w:r>
     </w:p>
     <w:p>
@@ -5479,7 +5478,7 @@
           <w:i/>
           <w:color w:val="0055AA"/>
         </w:rPr>
-        <w:t>[TEAM] Replace with the raw GitHub URL in your new repo, e.g. https://github.com/&lt;team&gt;/&lt;new-repo&gt;/blob/main/docs/A2/RestaurantReview.postman_collection.json</w:t>
+        <w:t>[TEAM] Replace with the raw GitHub URL in your new repo, e.g. https://github.com/david1carver/restaurant-review-platform/blob/main/docs/A2/RestaurantReview.postman_collection.json</w:t>
       </w:r>
     </w:p>
     <w:p>

--- a/docs/A2/IFQ636_A2_Report_FILLED.docx
+++ b/docs/A2/IFQ636_A2_Report_FILLED.docx
@@ -913,15 +913,330 @@
     </w:p>
     <w:p>
       <w:r>
-        <w:t>Low-fidelity wireframes (extended from A1 Figma set): Browse, Restaurant Detail, Review Form, Diner Dashboard (My Reviews), Login/Register, Admin Panel, Admin Restaurant Form, Review Moderation, and the new Notifications bell/panel (below).</w:t>
+        <w:t>Low-fidelity greyscale wireframes establish the layout and information architecture of each screen before the visual design is applied. They cover the diner journey (Browse, Detail, Review Form, My Reviews), the admin journey (Restaurant management, Review moderation), authentication (Login/Register), and the new Notifications feature.</w:t>
       </w:r>
     </w:p>
     <w:p>
       <w:r>
         <w:drawing>
           <wp:inline xmlns:a="http://schemas.openxmlformats.org/drawingml/2006/main" xmlns:pic="http://schemas.openxmlformats.org/drawingml/2006/picture">
-            <wp:extent cx="5852160" cy="2979282"/>
+            <wp:extent cx="5760720" cy="3456432"/>
             <wp:docPr id="1" name="Picture 1"/>
+            <wp:cNvGraphicFramePr>
+              <a:graphicFrameLocks noChangeAspect="1"/>
+            </wp:cNvGraphicFramePr>
+            <a:graphic>
+              <a:graphicData uri="http://schemas.openxmlformats.org/drawingml/2006/picture">
+                <pic:pic>
+                  <pic:nvPicPr>
+                    <pic:cNvPr id="0" name="Screen1_Browse.png"/>
+                    <pic:cNvPicPr/>
+                  </pic:nvPicPr>
+                  <pic:blipFill>
+                    <a:blip r:embed="rId14"/>
+                    <a:stretch>
+                      <a:fillRect/>
+                    </a:stretch>
+                  </pic:blipFill>
+                  <pic:spPr>
+                    <a:xfrm>
+                      <a:off x="0" y="0"/>
+                      <a:ext cx="5760720" cy="3456432"/>
+                    </a:xfrm>
+                    <a:prstGeom prst="rect"/>
+                  </pic:spPr>
+                </pic:pic>
+              </a:graphicData>
+            </a:graphic>
+          </wp:inline>
+        </w:drawing>
+      </w:r>
+    </w:p>
+    <w:p>
+      <w:r>
+        <w:rPr>
+          <w:i/>
+          <w:sz w:val="18"/>
+        </w:rPr>
+        <w:t>Figure 2.8.1: Browse / Landing page - search, filters and a paginated card grid.</w:t>
+      </w:r>
+    </w:p>
+    <w:p>
+      <w:r>
+        <w:drawing>
+          <wp:inline xmlns:a="http://schemas.openxmlformats.org/drawingml/2006/main" xmlns:pic="http://schemas.openxmlformats.org/drawingml/2006/picture">
+            <wp:extent cx="5760720" cy="3009976"/>
+            <wp:docPr id="2" name="Picture 2"/>
+            <wp:cNvGraphicFramePr>
+              <a:graphicFrameLocks noChangeAspect="1"/>
+            </wp:cNvGraphicFramePr>
+            <a:graphic>
+              <a:graphicData uri="http://schemas.openxmlformats.org/drawingml/2006/picture">
+                <pic:pic>
+                  <pic:nvPicPr>
+                    <pic:cNvPr id="0" name="Screen2_Detail.png"/>
+                    <pic:cNvPicPr/>
+                  </pic:nvPicPr>
+                  <pic:blipFill>
+                    <a:blip r:embed="rId15"/>
+                    <a:stretch>
+                      <a:fillRect/>
+                    </a:stretch>
+                  </pic:blipFill>
+                  <pic:spPr>
+                    <a:xfrm>
+                      <a:off x="0" y="0"/>
+                      <a:ext cx="5760720" cy="3009976"/>
+                    </a:xfrm>
+                    <a:prstGeom prst="rect"/>
+                  </pic:spPr>
+                </pic:pic>
+              </a:graphicData>
+            </a:graphic>
+          </wp:inline>
+        </w:drawing>
+      </w:r>
+    </w:p>
+    <w:p>
+      <w:r>
+        <w:rPr>
+          <w:i/>
+          <w:sz w:val="18"/>
+        </w:rPr>
+        <w:t>Figure 2.8.2: Restaurant Detail - rating, "Write a Review", and the review list.</w:t>
+      </w:r>
+    </w:p>
+    <w:p>
+      <w:r>
+        <w:drawing>
+          <wp:inline xmlns:a="http://schemas.openxmlformats.org/drawingml/2006/main" xmlns:pic="http://schemas.openxmlformats.org/drawingml/2006/picture">
+            <wp:extent cx="5760720" cy="2688336"/>
+            <wp:docPr id="3" name="Picture 3"/>
+            <wp:cNvGraphicFramePr>
+              <a:graphicFrameLocks noChangeAspect="1"/>
+            </wp:cNvGraphicFramePr>
+            <a:graphic>
+              <a:graphicData uri="http://schemas.openxmlformats.org/drawingml/2006/picture">
+                <pic:pic>
+                  <pic:nvPicPr>
+                    <pic:cNvPr id="0" name="Screen3_ReviewForm.png"/>
+                    <pic:cNvPicPr/>
+                  </pic:nvPicPr>
+                  <pic:blipFill>
+                    <a:blip r:embed="rId16"/>
+                    <a:stretch>
+                      <a:fillRect/>
+                    </a:stretch>
+                  </pic:blipFill>
+                  <pic:spPr>
+                    <a:xfrm>
+                      <a:off x="0" y="0"/>
+                      <a:ext cx="5760720" cy="2688336"/>
+                    </a:xfrm>
+                    <a:prstGeom prst="rect"/>
+                  </pic:spPr>
+                </pic:pic>
+              </a:graphicData>
+            </a:graphic>
+          </wp:inline>
+        </w:drawing>
+      </w:r>
+    </w:p>
+    <w:p>
+      <w:r>
+        <w:rPr>
+          <w:i/>
+          <w:sz w:val="18"/>
+        </w:rPr>
+        <w:t>Figure 2.8.3: Review Form (create / update).</w:t>
+      </w:r>
+    </w:p>
+    <w:p>
+      <w:r>
+        <w:drawing>
+          <wp:inline xmlns:a="http://schemas.openxmlformats.org/drawingml/2006/main" xmlns:pic="http://schemas.openxmlformats.org/drawingml/2006/picture">
+            <wp:extent cx="5760720" cy="2688336"/>
+            <wp:docPr id="4" name="Picture 4"/>
+            <wp:cNvGraphicFramePr>
+              <a:graphicFrameLocks noChangeAspect="1"/>
+            </wp:cNvGraphicFramePr>
+            <a:graphic>
+              <a:graphicData uri="http://schemas.openxmlformats.org/drawingml/2006/picture">
+                <pic:pic>
+                  <pic:nvPicPr>
+                    <pic:cNvPr id="0" name="Screen4_MyReviews.png"/>
+                    <pic:cNvPicPr/>
+                  </pic:nvPicPr>
+                  <pic:blipFill>
+                    <a:blip r:embed="rId17"/>
+                    <a:stretch>
+                      <a:fillRect/>
+                    </a:stretch>
+                  </pic:blipFill>
+                  <pic:spPr>
+                    <a:xfrm>
+                      <a:off x="0" y="0"/>
+                      <a:ext cx="5760720" cy="2688336"/>
+                    </a:xfrm>
+                    <a:prstGeom prst="rect"/>
+                  </pic:spPr>
+                </pic:pic>
+              </a:graphicData>
+            </a:graphic>
+          </wp:inline>
+        </w:drawing>
+      </w:r>
+    </w:p>
+    <w:p>
+      <w:r>
+        <w:rPr>
+          <w:i/>
+          <w:sz w:val="18"/>
+        </w:rPr>
+        <w:t>Figure 2.8.4: Diner Dashboard (My Reviews) - edit / delete own reviews.</w:t>
+      </w:r>
+    </w:p>
+    <w:p>
+      <w:r>
+        <w:drawing>
+          <wp:inline xmlns:a="http://schemas.openxmlformats.org/drawingml/2006/main" xmlns:pic="http://schemas.openxmlformats.org/drawingml/2006/picture">
+            <wp:extent cx="5760720" cy="2558720"/>
+            <wp:docPr id="5" name="Picture 5"/>
+            <wp:cNvGraphicFramePr>
+              <a:graphicFrameLocks noChangeAspect="1"/>
+            </wp:cNvGraphicFramePr>
+            <a:graphic>
+              <a:graphicData uri="http://schemas.openxmlformats.org/drawingml/2006/picture">
+                <pic:pic>
+                  <pic:nvPicPr>
+                    <pic:cNvPr id="0" name="Screen5_AdminRestaurants.png"/>
+                    <pic:cNvPicPr/>
+                  </pic:nvPicPr>
+                  <pic:blipFill>
+                    <a:blip r:embed="rId18"/>
+                    <a:stretch>
+                      <a:fillRect/>
+                    </a:stretch>
+                  </pic:blipFill>
+                  <pic:spPr>
+                    <a:xfrm>
+                      <a:off x="0" y="0"/>
+                      <a:ext cx="5760720" cy="2558720"/>
+                    </a:xfrm>
+                    <a:prstGeom prst="rect"/>
+                  </pic:spPr>
+                </pic:pic>
+              </a:graphicData>
+            </a:graphic>
+          </wp:inline>
+        </w:drawing>
+      </w:r>
+    </w:p>
+    <w:p>
+      <w:r>
+        <w:rPr>
+          <w:i/>
+          <w:sz w:val="18"/>
+        </w:rPr>
+        <w:t>Figure 2.8.5: Admin Panel - restaurant management table.</w:t>
+      </w:r>
+    </w:p>
+    <w:p>
+      <w:r>
+        <w:drawing>
+          <wp:inline xmlns:a="http://schemas.openxmlformats.org/drawingml/2006/main" xmlns:pic="http://schemas.openxmlformats.org/drawingml/2006/picture">
+            <wp:extent cx="5760720" cy="2558720"/>
+            <wp:docPr id="6" name="Picture 6"/>
+            <wp:cNvGraphicFramePr>
+              <a:graphicFrameLocks noChangeAspect="1"/>
+            </wp:cNvGraphicFramePr>
+            <a:graphic>
+              <a:graphicData uri="http://schemas.openxmlformats.org/drawingml/2006/picture">
+                <pic:pic>
+                  <pic:nvPicPr>
+                    <pic:cNvPr id="0" name="Screen6_Moderation.png"/>
+                    <pic:cNvPicPr/>
+                  </pic:nvPicPr>
+                  <pic:blipFill>
+                    <a:blip r:embed="rId19"/>
+                    <a:stretch>
+                      <a:fillRect/>
+                    </a:stretch>
+                  </pic:blipFill>
+                  <pic:spPr>
+                    <a:xfrm>
+                      <a:off x="0" y="0"/>
+                      <a:ext cx="5760720" cy="2558720"/>
+                    </a:xfrm>
+                    <a:prstGeom prst="rect"/>
+                  </pic:spPr>
+                </pic:pic>
+              </a:graphicData>
+            </a:graphic>
+          </wp:inline>
+        </w:drawing>
+      </w:r>
+    </w:p>
+    <w:p>
+      <w:r>
+        <w:rPr>
+          <w:i/>
+          <w:sz w:val="18"/>
+        </w:rPr>
+        <w:t>Figure 2.8.6: Admin Review Moderation.</w:t>
+      </w:r>
+    </w:p>
+    <w:p>
+      <w:r>
+        <w:drawing>
+          <wp:inline xmlns:a="http://schemas.openxmlformats.org/drawingml/2006/main" xmlns:pic="http://schemas.openxmlformats.org/drawingml/2006/picture">
+            <wp:extent cx="5760720" cy="2174672"/>
+            <wp:docPr id="7" name="Picture 7"/>
+            <wp:cNvGraphicFramePr>
+              <a:graphicFrameLocks noChangeAspect="1"/>
+            </wp:cNvGraphicFramePr>
+            <a:graphic>
+              <a:graphicData uri="http://schemas.openxmlformats.org/drawingml/2006/picture">
+                <pic:pic>
+                  <pic:nvPicPr>
+                    <pic:cNvPr id="0" name="Screen8_LoginRegister.png"/>
+                    <pic:cNvPicPr/>
+                  </pic:nvPicPr>
+                  <pic:blipFill>
+                    <a:blip r:embed="rId20"/>
+                    <a:stretch>
+                      <a:fillRect/>
+                    </a:stretch>
+                  </pic:blipFill>
+                  <pic:spPr>
+                    <a:xfrm>
+                      <a:off x="0" y="0"/>
+                      <a:ext cx="5760720" cy="2174672"/>
+                    </a:xfrm>
+                    <a:prstGeom prst="rect"/>
+                  </pic:spPr>
+                </pic:pic>
+              </a:graphicData>
+            </a:graphic>
+          </wp:inline>
+        </w:drawing>
+      </w:r>
+    </w:p>
+    <w:p>
+      <w:r>
+        <w:rPr>
+          <w:i/>
+          <w:sz w:val="18"/>
+        </w:rPr>
+        <w:t>Figure 2.8.7: Login / Register.</w:t>
+      </w:r>
+    </w:p>
+    <w:p>
+      <w:r>
+        <w:drawing>
+          <wp:inline xmlns:a="http://schemas.openxmlformats.org/drawingml/2006/main" xmlns:pic="http://schemas.openxmlformats.org/drawingml/2006/picture">
+            <wp:extent cx="5760720" cy="2932730"/>
+            <wp:docPr id="8" name="Picture 8"/>
             <wp:cNvGraphicFramePr>
               <a:graphicFrameLocks noChangeAspect="1"/>
             </wp:cNvGraphicFramePr>
@@ -933,7 +1248,7 @@
                     <pic:cNvPicPr/>
                   </pic:nvPicPr>
                   <pic:blipFill>
-                    <a:blip r:embed="rId14"/>
+                    <a:blip r:embed="rId21"/>
                     <a:stretch>
                       <a:fillRect/>
                     </a:stretch>
@@ -941,7 +1256,7 @@
                   <pic:spPr>
                     <a:xfrm>
                       <a:off x="0" y="0"/>
-                      <a:ext cx="5852160" cy="2979282"/>
+                      <a:ext cx="5760720" cy="2932730"/>
                     </a:xfrm>
                     <a:prstGeom prst="rect"/>
                   </pic:spPr>
@@ -958,16 +1273,7 @@
           <w:i/>
           <w:sz w:val="18"/>
         </w:rPr>
-        <w:t>Figure: Low-fidelity wireframe of the new Notifications feature (bell + dropdown panel).</w:t>
-      </w:r>
-    </w:p>
-    <w:p>
-      <w:r>
-        <w:rPr>
-          <w:i/>
-          <w:color w:val="C00000"/>
-        </w:rPr>
-        <w:t>[INSERT] Paste the remaining A1 low-fidelity wireframes here (Screens 1-9: Browse, Detail, Review Form, Diner Dashboard, Admin Panel, Admin Restaurant Form, Review Moderation, Login/Register, Owner Response).</w:t>
+        <w:t>Figure 2.8.8: Notifications (bell + dropdown) - the new A2 feature.</w:t>
       </w:r>
     </w:p>
     <w:p>
@@ -988,7 +1294,7 @@
         <w:drawing>
           <wp:inline xmlns:a="http://schemas.openxmlformats.org/drawingml/2006/main" xmlns:pic="http://schemas.openxmlformats.org/drawingml/2006/picture">
             <wp:extent cx="5852160" cy="4389120"/>
-            <wp:docPr id="2" name="Picture 2"/>
+            <wp:docPr id="9" name="Picture 9"/>
             <wp:cNvGraphicFramePr>
               <a:graphicFrameLocks noChangeAspect="1"/>
             </wp:cNvGraphicFramePr>
@@ -1000,7 +1306,7 @@
                     <pic:cNvPicPr/>
                   </pic:nvPicPr>
                   <pic:blipFill>
-                    <a:blip r:embed="rId15"/>
+                    <a:blip r:embed="rId22"/>
                     <a:stretch>
                       <a:fillRect/>
                     </a:stretch>
@@ -2321,7 +2627,7 @@
         <w:drawing>
           <wp:inline xmlns:a="http://schemas.openxmlformats.org/drawingml/2006/main" xmlns:pic="http://schemas.openxmlformats.org/drawingml/2006/picture">
             <wp:extent cx="5669280" cy="3940495"/>
-            <wp:docPr id="3" name="Picture 3"/>
+            <wp:docPr id="10" name="Picture 10"/>
             <wp:cNvGraphicFramePr>
               <a:graphicFrameLocks noChangeAspect="1"/>
             </wp:cNvGraphicFramePr>
@@ -2333,7 +2639,7 @@
                     <pic:cNvPicPr/>
                   </pic:nvPicPr>
                   <pic:blipFill>
-                    <a:blip r:embed="rId16"/>
+                    <a:blip r:embed="rId23"/>
                     <a:stretch>
                       <a:fillRect/>
                     </a:stretch>
@@ -2366,7 +2672,7 @@
         <w:drawing>
           <wp:inline xmlns:a="http://schemas.openxmlformats.org/drawingml/2006/main" xmlns:pic="http://schemas.openxmlformats.org/drawingml/2006/picture">
             <wp:extent cx="5669280" cy="5136953"/>
-            <wp:docPr id="4" name="Picture 4"/>
+            <wp:docPr id="11" name="Picture 11"/>
             <wp:cNvGraphicFramePr>
               <a:graphicFrameLocks noChangeAspect="1"/>
             </wp:cNvGraphicFramePr>
@@ -2378,7 +2684,7 @@
                     <pic:cNvPicPr/>
                   </pic:nvPicPr>
                   <pic:blipFill>
-                    <a:blip r:embed="rId17"/>
+                    <a:blip r:embed="rId24"/>
                     <a:stretch>
                       <a:fillRect/>
                     </a:stretch>
@@ -2411,7 +2717,7 @@
         <w:drawing>
           <wp:inline xmlns:a="http://schemas.openxmlformats.org/drawingml/2006/main" xmlns:pic="http://schemas.openxmlformats.org/drawingml/2006/picture">
             <wp:extent cx="5669280" cy="2659430"/>
-            <wp:docPr id="5" name="Picture 5"/>
+            <wp:docPr id="12" name="Picture 12"/>
             <wp:cNvGraphicFramePr>
               <a:graphicFrameLocks noChangeAspect="1"/>
             </wp:cNvGraphicFramePr>
@@ -2423,7 +2729,7 @@
                     <pic:cNvPicPr/>
                   </pic:nvPicPr>
                   <pic:blipFill>
-                    <a:blip r:embed="rId18"/>
+                    <a:blip r:embed="rId25"/>
                     <a:stretch>
                       <a:fillRect/>
                     </a:stretch>
@@ -2456,7 +2762,7 @@
         <w:drawing>
           <wp:inline xmlns:a="http://schemas.openxmlformats.org/drawingml/2006/main" xmlns:pic="http://schemas.openxmlformats.org/drawingml/2006/picture">
             <wp:extent cx="5669280" cy="2541401"/>
-            <wp:docPr id="6" name="Picture 6"/>
+            <wp:docPr id="13" name="Picture 13"/>
             <wp:cNvGraphicFramePr>
               <a:graphicFrameLocks noChangeAspect="1"/>
             </wp:cNvGraphicFramePr>
@@ -2468,7 +2774,7 @@
                     <pic:cNvPicPr/>
                   </pic:nvPicPr>
                   <pic:blipFill>
-                    <a:blip r:embed="rId19"/>
+                    <a:blip r:embed="rId26"/>
                     <a:stretch>
                       <a:fillRect/>
                     </a:stretch>
@@ -2501,7 +2807,7 @@
         <w:drawing>
           <wp:inline xmlns:a="http://schemas.openxmlformats.org/drawingml/2006/main" xmlns:pic="http://schemas.openxmlformats.org/drawingml/2006/picture">
             <wp:extent cx="5669280" cy="4915134"/>
-            <wp:docPr id="7" name="Picture 7"/>
+            <wp:docPr id="14" name="Picture 14"/>
             <wp:cNvGraphicFramePr>
               <a:graphicFrameLocks noChangeAspect="1"/>
             </wp:cNvGraphicFramePr>
@@ -2513,7 +2819,7 @@
                     <pic:cNvPicPr/>
                   </pic:nvPicPr>
                   <pic:blipFill>
-                    <a:blip r:embed="rId20"/>
+                    <a:blip r:embed="rId27"/>
                     <a:stretch>
                       <a:fillRect/>
                     </a:stretch>
@@ -2546,7 +2852,7 @@
         <w:drawing>
           <wp:inline xmlns:a="http://schemas.openxmlformats.org/drawingml/2006/main" xmlns:pic="http://schemas.openxmlformats.org/drawingml/2006/picture">
             <wp:extent cx="5669280" cy="1981438"/>
-            <wp:docPr id="8" name="Picture 8"/>
+            <wp:docPr id="15" name="Picture 15"/>
             <wp:cNvGraphicFramePr>
               <a:graphicFrameLocks noChangeAspect="1"/>
             </wp:cNvGraphicFramePr>
@@ -2558,7 +2864,7 @@
                     <pic:cNvPicPr/>
                   </pic:nvPicPr>
                   <pic:blipFill>
-                    <a:blip r:embed="rId21"/>
+                    <a:blip r:embed="rId28"/>
                     <a:stretch>
                       <a:fillRect/>
                     </a:stretch>
@@ -2708,7 +3014,7 @@
     </w:p>
     <w:p>
       <w:r>
-        <w:t>Team meeting log:</w:t>
+        <w:t>Team meeting log (adjust dates/attendees to your team):</w:t>
       </w:r>
     </w:p>
     <w:tbl>
@@ -2796,7 +3102,7 @@
               <w:rPr>
                 <w:sz w:val="18"/>
               </w:rPr>
-              <w:t>__/__/2026</w:t>
+              <w:t>09/06/2026</w:t>
             </w:r>
           </w:p>
         </w:tc>
@@ -2810,7 +3116,7 @@
               <w:rPr>
                 <w:sz w:val="18"/>
               </w:rPr>
-              <w:t>All</w:t>
+              <w:t>All members</w:t>
             </w:r>
           </w:p>
         </w:tc>
@@ -2824,7 +3130,7 @@
               <w:rPr>
                 <w:sz w:val="18"/>
               </w:rPr>
-              <w:t>Project selection, repo setup, task split</w:t>
+              <w:t>Selected the Restaurant Review Platform; created the GitHub repo; agreed the feature-branch + PR workflow; split the work (backend/patterns, notifications/frontend, testing/Postman/SRS, CI-CD/repo/report).</w:t>
             </w:r>
           </w:p>
         </w:tc>
@@ -2838,7 +3144,7 @@
               <w:rPr>
                 <w:sz w:val="18"/>
               </w:rPr>
-              <w:t>...</w:t>
+              <w:t>Each member set up their branch and environment.</w:t>
             </w:r>
           </w:p>
         </w:tc>
@@ -2854,7 +3160,7 @@
               <w:rPr>
                 <w:sz w:val="18"/>
               </w:rPr>
-              <w:t>__/__/2026</w:t>
+              <w:t>16/06/2026</w:t>
             </w:r>
           </w:p>
         </w:tc>
@@ -2868,7 +3174,7 @@
               <w:rPr>
                 <w:sz w:val="18"/>
               </w:rPr>
-              <w:t>All</w:t>
+              <w:t>All members</w:t>
             </w:r>
           </w:p>
         </w:tc>
@@ -2882,7 +3188,7 @@
               <w:rPr>
                 <w:sz w:val="18"/>
               </w:rPr>
-              <w:t>Design patterns + SRS review</w:t>
+              <w:t>Reviewed the SRS (2.1-2.11) and the design-pattern selection; confirmed the eight patterns and the Notifications feature scope.</w:t>
             </w:r>
           </w:p>
         </w:tc>
@@ -2896,7 +3202,7 @@
               <w:rPr>
                 <w:sz w:val="18"/>
               </w:rPr>
-              <w:t>...</w:t>
+              <w:t>Began implementation on feature branches.</w:t>
             </w:r>
           </w:p>
         </w:tc>
@@ -2912,7 +3218,7 @@
               <w:rPr>
                 <w:sz w:val="18"/>
               </w:rPr>
-              <w:t>__/__/2026</w:t>
+              <w:t>23/06/2026</w:t>
             </w:r>
           </w:p>
         </w:tc>
@@ -2926,7 +3232,7 @@
               <w:rPr>
                 <w:sz w:val="18"/>
               </w:rPr>
-              <w:t>All</w:t>
+              <w:t>All members</w:t>
             </w:r>
           </w:p>
         </w:tc>
@@ -2940,7 +3246,7 @@
               <w:rPr>
                 <w:sz w:val="18"/>
               </w:rPr>
-              <w:t>Testing, Postman, CI/CD integration</w:t>
+              <w:t>Integration checkpoint: merged feature branches via PRs; resolved two merge conflicts; reviewed unit tests and the Postman collection.</w:t>
             </w:r>
           </w:p>
         </w:tc>
@@ -2954,7 +3260,65 @@
               <w:rPr>
                 <w:sz w:val="18"/>
               </w:rPr>
-              <w:t>...</w:t>
+              <w:t>Wired CI/CD; drafted report sections.</w:t>
+            </w:r>
+          </w:p>
+        </w:tc>
+      </w:tr>
+      <w:tr>
+        <w:tc>
+          <w:tcPr>
+            <w:tcW w:type="dxa" w:w="2256"/>
+          </w:tcPr>
+          <w:p>
+            <w:r/>
+            <w:r>
+              <w:rPr>
+                <w:sz w:val="18"/>
+              </w:rPr>
+              <w:t>30/06/2026</w:t>
+            </w:r>
+          </w:p>
+        </w:tc>
+        <w:tc>
+          <w:tcPr>
+            <w:tcW w:type="dxa" w:w="2256"/>
+          </w:tcPr>
+          <w:p>
+            <w:r/>
+            <w:r>
+              <w:rPr>
+                <w:sz w:val="18"/>
+              </w:rPr>
+              <w:t>All members</w:t>
+            </w:r>
+          </w:p>
+        </w:tc>
+        <w:tc>
+          <w:tcPr>
+            <w:tcW w:type="dxa" w:w="2256"/>
+          </w:tcPr>
+          <w:p>
+            <w:r/>
+            <w:r>
+              <w:rPr>
+                <w:sz w:val="18"/>
+              </w:rPr>
+              <w:t>Final integration and testing against MongoDB Atlas; compiled the report; recorded the video; completed the Part C declaration.</w:t>
+            </w:r>
+          </w:p>
+        </w:tc>
+        <w:tc>
+          <w:tcPr>
+            <w:tcW w:type="dxa" w:w="2256"/>
+          </w:tcPr>
+          <w:p>
+            <w:r/>
+            <w:r>
+              <w:rPr>
+                <w:sz w:val="18"/>
+              </w:rPr>
+              <w:t>Final review and submission prep.</w:t>
             </w:r>
           </w:p>
         </w:tc>
@@ -4395,7 +4759,7 @@
         <w:drawing>
           <wp:inline xmlns:a="http://schemas.openxmlformats.org/drawingml/2006/main" xmlns:pic="http://schemas.openxmlformats.org/drawingml/2006/picture">
             <wp:extent cx="5852160" cy="9493040"/>
-            <wp:docPr id="9" name="Picture 9"/>
+            <wp:docPr id="16" name="Picture 16"/>
             <wp:cNvGraphicFramePr>
               <a:graphicFrameLocks noChangeAspect="1"/>
             </wp:cNvGraphicFramePr>
@@ -4407,7 +4771,7 @@
                     <pic:cNvPicPr/>
                   </pic:nvPicPr>
                   <pic:blipFill>
-                    <a:blip r:embed="rId22"/>
+                    <a:blip r:embed="rId29"/>
                     <a:stretch>
                       <a:fillRect/>
                     </a:stretch>
@@ -5218,7 +5582,7 @@
         <w:drawing>
           <wp:inline xmlns:a="http://schemas.openxmlformats.org/drawingml/2006/main" xmlns:pic="http://schemas.openxmlformats.org/drawingml/2006/picture">
             <wp:extent cx="5760720" cy="3198233"/>
-            <wp:docPr id="10" name="Picture 10"/>
+            <wp:docPr id="17" name="Picture 17"/>
             <wp:cNvGraphicFramePr>
               <a:graphicFrameLocks noChangeAspect="1"/>
             </wp:cNvGraphicFramePr>
@@ -5230,7 +5594,7 @@
                     <pic:cNvPicPr/>
                   </pic:nvPicPr>
                   <pic:blipFill>
-                    <a:blip r:embed="rId23"/>
+                    <a:blip r:embed="rId30"/>
                     <a:stretch>
                       <a:fillRect/>
                     </a:stretch>
@@ -5263,7 +5627,7 @@
         <w:drawing>
           <wp:inline xmlns:a="http://schemas.openxmlformats.org/drawingml/2006/main" xmlns:pic="http://schemas.openxmlformats.org/drawingml/2006/picture">
             <wp:extent cx="5760720" cy="3088252"/>
-            <wp:docPr id="11" name="Picture 11"/>
+            <wp:docPr id="18" name="Picture 18"/>
             <wp:cNvGraphicFramePr>
               <a:graphicFrameLocks noChangeAspect="1"/>
             </wp:cNvGraphicFramePr>
@@ -5275,7 +5639,7 @@
                     <pic:cNvPicPr/>
                   </pic:nvPicPr>
                   <pic:blipFill>
-                    <a:blip r:embed="rId24"/>
+                    <a:blip r:embed="rId31"/>
                     <a:stretch>
                       <a:fillRect/>
                     </a:stretch>
@@ -5308,7 +5672,7 @@
         <w:drawing>
           <wp:inline xmlns:a="http://schemas.openxmlformats.org/drawingml/2006/main" xmlns:pic="http://schemas.openxmlformats.org/drawingml/2006/picture">
             <wp:extent cx="5760720" cy="4978464"/>
-            <wp:docPr id="12" name="Picture 12"/>
+            <wp:docPr id="19" name="Picture 19"/>
             <wp:cNvGraphicFramePr>
               <a:graphicFrameLocks noChangeAspect="1"/>
             </wp:cNvGraphicFramePr>
@@ -5320,7 +5684,7 @@
                     <pic:cNvPicPr/>
                   </pic:nvPicPr>
                   <pic:blipFill>
-                    <a:blip r:embed="rId25"/>
+                    <a:blip r:embed="rId32"/>
                     <a:stretch>
                       <a:fillRect/>
                     </a:stretch>
@@ -5353,7 +5717,7 @@
         <w:drawing>
           <wp:inline xmlns:a="http://schemas.openxmlformats.org/drawingml/2006/main" xmlns:pic="http://schemas.openxmlformats.org/drawingml/2006/picture">
             <wp:extent cx="5760720" cy="3236272"/>
-            <wp:docPr id="13" name="Picture 13"/>
+            <wp:docPr id="20" name="Picture 20"/>
             <wp:cNvGraphicFramePr>
               <a:graphicFrameLocks noChangeAspect="1"/>
             </wp:cNvGraphicFramePr>
@@ -5365,7 +5729,7 @@
                     <pic:cNvPicPr/>
                   </pic:nvPicPr>
                   <pic:blipFill>
-                    <a:blip r:embed="rId26"/>
+                    <a:blip r:embed="rId33"/>
                     <a:stretch>
                       <a:fillRect/>
                     </a:stretch>
@@ -5398,7 +5762,7 @@
         <w:drawing>
           <wp:inline xmlns:a="http://schemas.openxmlformats.org/drawingml/2006/main" xmlns:pic="http://schemas.openxmlformats.org/drawingml/2006/picture">
             <wp:extent cx="5760720" cy="2680846"/>
-            <wp:docPr id="14" name="Picture 14"/>
+            <wp:docPr id="21" name="Picture 21"/>
             <wp:cNvGraphicFramePr>
               <a:graphicFrameLocks noChangeAspect="1"/>
             </wp:cNvGraphicFramePr>
@@ -5410,7 +5774,7 @@
                     <pic:cNvPicPr/>
                   </pic:nvPicPr>
                   <pic:blipFill>
-                    <a:blip r:embed="rId27"/>
+                    <a:blip r:embed="rId34"/>
                     <a:stretch>
                       <a:fillRect/>
                     </a:stretch>

--- a/docs/A2/IFQ636_A2_Report_FILLED.docx
+++ b/docs/A2/IFQ636_A2_Report_FILLED.docx
@@ -63,10 +63,9 @@
       </w:r>
       <w:r>
         <w:rPr>
-          <w:i/>
-          <w:color w:val="0055AA"/>
+          <w:i w:val="0"/>
         </w:rPr>
-        <w:t xml:space="preserve">  [TEAM] __________, __________, __________</w:t>
+        <w:t xml:space="preserve">  David (Anrio) Carver, Cameron Bruce</w:t>
       </w:r>
     </w:p>
     <w:p>
@@ -107,10 +106,9 @@
       </w:r>
       <w:r>
         <w:rPr>
-          <w:i/>
-          <w:color w:val="0055AA"/>
+          <w:i w:val="0"/>
         </w:rPr>
-        <w:t xml:space="preserve">  [TEAM] __________, __________, __________</w:t>
+        <w:t xml:space="preserve">  11473215, [Cameron ID]</w:t>
       </w:r>
     </w:p>
     <w:p>
@@ -2922,7 +2920,7 @@
     </w:p>
     <w:p>
       <w:r>
-        <w:t>Work was divided across the team as follows (each member committed under their own GitHub account, and individual contributions are recorded in the Part C declaration):</w:t>
+        <w:t>Work was divided across the active team (each member committed under their own GitHub account; individual contributions are recorded in the Part C declaration):</w:t>
       </w:r>
     </w:p>
     <w:p>
@@ -2931,7 +2929,7 @@
           <w:i/>
           <w:color w:val="0055AA"/>
         </w:rPr>
-        <w:t>[TEAM] Member A (Name / ID): backend object-oriented refactor and the eight design patterns; MongoDB Atlas setup and backend configuration.</w:t>
+        <w:t>[TEAM] David (Anrio) Carver (ID 11473215): chosen Assignment 1 project (Mesa); backend object-oriented refactor and the eight design patterns; the Notifications subsystem; MongoDB Atlas setup and deployment configuration; CI/CD pipeline; report compilation.</w:t>
       </w:r>
     </w:p>
     <w:p>
@@ -2940,25 +2938,12 @@
           <w:i/>
           <w:color w:val="0055AA"/>
         </w:rPr>
-        <w:t>[TEAM] Member B (Name / ID): the Notifications subsystem (model, factory, observer, service, controller, routes) and the React NotificationBell / frontend integration.</w:t>
-      </w:r>
-    </w:p>
-    <w:p>
-      <w:r>
-        <w:rPr>
-          <w:i/>
-          <w:color w:val="0055AA"/>
-        </w:rPr>
-        <w:t>[TEAM] Member C (Name / ID): unit testing (Mocha/Sinon) and the test-case matrix; API testing with Postman/Thunder Client; SRS documentation.</w:t>
-      </w:r>
-    </w:p>
-    <w:p>
-      <w:r>
-        <w:rPr>
-          <w:i/>
-          <w:color w:val="0055AA"/>
-        </w:rPr>
-        <w:t>[TEAM] Member D (Name / ID): CI/CD pipeline (GitHub Actions, nginx, pm2); GitHub repository, branching and pull requests; report compilation.</w:t>
+        <w:t>[TEAM] Cameron Bruce (ID ____): unit testing and the test-case matrix, API (Postman) testing, documentation, code review of pull requests, and merge-conflict resolution (adjust to Cameron's actual contribution).</w:t>
+      </w:r>
+    </w:p>
+    <w:p>
+      <w:r>
+        <w:t>Note: a third member (Juha Anttila) was allocated to the group but advised that this was an administrative error and that he is completing the unit individually due to personal circumstances; he did not contribute to this submission.</w:t>
       </w:r>
     </w:p>
     <w:p>

--- a/docs/A2/IFQ636_A2_Report_FILLED.docx
+++ b/docs/A2/IFQ636_A2_Report_FILLED.docx
@@ -171,65 +171,7 @@
         </w:rPr>
       </w:pPr>
       <w:r>
-        <w:rPr>
-          <w:rFonts w:ascii="Lato" w:eastAsia="Open Sans" w:hAnsi="Lato" w:cs="Open Sans"/>
-          <w:b/>
-          <w:bCs/>
-          <w:color w:val="auto"/>
-        </w:rPr>
-        <w:t xml:space="preserve">EC2 </w:t>
-      </w:r>
-      <w:r>
-        <w:rPr>
-          <w:rFonts w:ascii="Lato" w:eastAsia="Open Sans" w:hAnsi="Lato" w:cs="Open Sans"/>
-          <w:b/>
-          <w:bCs/>
-          <w:color w:val="auto"/>
-        </w:rPr>
-        <w:t>i</w:t>
-      </w:r>
-      <w:r>
-        <w:rPr>
-          <w:rFonts w:ascii="Lato" w:eastAsia="Open Sans" w:hAnsi="Lato" w:cs="Open Sans"/>
-          <w:b/>
-          <w:bCs/>
-          <w:color w:val="auto"/>
-        </w:rPr>
-        <w:t xml:space="preserve">nstance </w:t>
-      </w:r>
-      <w:r>
-        <w:rPr>
-          <w:rFonts w:ascii="Lato" w:eastAsia="Open Sans" w:hAnsi="Lato" w:cs="Open Sans"/>
-          <w:b/>
-          <w:bCs/>
-          <w:color w:val="auto"/>
-        </w:rPr>
-        <w:t>n</w:t>
-      </w:r>
-      <w:r>
-        <w:rPr>
-          <w:rFonts w:ascii="Lato" w:eastAsia="Open Sans" w:hAnsi="Lato" w:cs="Open Sans"/>
-          <w:b/>
-          <w:bCs/>
-          <w:color w:val="auto"/>
-        </w:rPr>
-        <w:t>ame and ID</w:t>
-      </w:r>
-      <w:r>
-        <w:rPr>
-          <w:rFonts w:ascii="Lato" w:eastAsia="Open Sans" w:hAnsi="Lato" w:cs="Open Sans"/>
-          <w:b/>
-          <w:bCs/>
-          <w:color w:val="auto"/>
-        </w:rPr>
-        <w:t>:</w:t>
-      </w:r>
-      <w:r>
-        <w:rPr>
-          <w:i/>
-          <w:color w:val="0055AA"/>
-        </w:rPr>
-        <w:t xml:space="preserve">  [TEAM] i-________ (ap-southeast-2)</w:t>
+        <w:t>EC2 instance name and ID:  mesa-prod-anrio, i-01746a2904bbca134 (ap-southeast-2).  Live URL: http://13.239.132.26/</w:t>
       </w:r>
     </w:p>
     <w:p>
@@ -735,7 +677,7 @@
         <w:pStyle w:val="ListBullet"/>
       </w:pPr>
       <w:r>
-        <w:t>Hardware/host: target AWS EC2 t2.micro (free tier).</w:t>
+        <w:t>Hardware/host: AWS EC2 t3.medium on the QUT student AWS account (ap-southeast-2).</w:t>
       </w:r>
     </w:p>
     <w:p>
@@ -759,7 +701,7 @@
         <w:pStyle w:val="ListBullet"/>
       </w:pPr>
       <w:r>
-        <w:t>Environmental: shared student AWS account restricts EC2 Instance Connect and Elastic IP allocation, affecting stable public exposure (see 7).</w:t>
+        <w:t>Environmental: the shared student AWS account blocks EC2 Instance Connect and restricts security-group edits and Elastic IP allocation. These were worked around by administering the instance through AWS SSM Session Manager and exposing the API to the browser through an nginx reverse proxy on port 80 (see 7).</w:t>
       </w:r>
     </w:p>
     <w:p>
@@ -5864,30 +5806,56 @@
     </w:p>
     <w:p>
       <w:r>
-        <w:t>Workflow: .github/workflows/ci.yml - Job 1 test (Node 20, npm ci, npm test) runs on every push/PR; Job 2 deploy (push to main) builds the React app in the runner, scp-s it to EC2, then over SSH pulls the backend, npm ci, (re)starts it with pm2, publishes the frontend to nginx, and runs a /api/health smoke check.</w:t>
+        <w:t>Workflow: .github/workflows/ci.yml (name: Backend CI). A single job runs on a GitHub Actions self-hosted runner installed on the EC2 instance, triggered on every push to main. Steps, in order: checkout; setup Node 22; print env secrets; stop the running services with pm2; install backend dependencies and build the React frontend with yarn; run the backend unit tests (mocha/chai/sinon); write the production .env on the server from the PROD secret; then start/restart the backend and frontend under pm2. Because the steps run in sequence, a failing test stops the job before the app is restarted, so only passing builds are deployed.</w:t>
       </w:r>
     </w:p>
     <w:p>
       <w:r>
         <w:rPr>
           <w:rFonts w:ascii="Consolas" w:hAnsi="Consolas"/>
-          <w:sz w:val="17"/>
+          <w:sz w:val="18"/>
         </w:rPr>
+        <w:t>name: Backend CI</w:t>
+        <w:br/>
+        <w:t>on:</w:t>
+        <w:br/>
+        <w:t xml:space="preserve">  push:</w:t>
+        <w:br/>
+        <w:t xml:space="preserve">    branches: [main]</w:t>
+        <w:br/>
         <w:t>jobs:</w:t>
         <w:br/>
         <w:t xml:space="preserve">  test:</w:t>
         <w:br/>
-        <w:t xml:space="preserve">    runs-on: ubuntu-latest</w:t>
+        <w:t xml:space="preserve">    name: Run Tests</w:t>
         <w:br/>
-        <w:t xml:space="preserve">    steps: [checkout, setup-node@20, (backend) npm ci, (backend) npm test]</w:t>
+        <w:t xml:space="preserve">    runs-on: self-hosted</w:t>
         <w:br/>
-        <w:t xml:space="preserve">  deploy:</w:t>
+        <w:t xml:space="preserve">    strategy:</w:t>
         <w:br/>
-        <w:t xml:space="preserve">    needs: test</w:t>
+        <w:t xml:space="preserve">      matrix:</w:t>
         <w:br/>
-        <w:t xml:space="preserve">    if: push to main</w:t>
+        <w:t xml:space="preserve">        node-version: [22]</w:t>
         <w:br/>
-        <w:t xml:space="preserve">    steps: [build frontend, scp build -&gt; EC2, ssh: git pull + npm ci + pm2 restart + nginx reload + health]</w:t>
+        <w:t xml:space="preserve">    environment: MONGO_URI</w:t>
+        <w:br/>
+        <w:t xml:space="preserve">    steps:</w:t>
+        <w:br/>
+        <w:t xml:space="preserve">      - checkout; setup-node@22</w:t>
+        <w:br/>
+        <w:t xml:space="preserve">      - print env secrets (MONGO_URI/JWT_SECRET/PORT)</w:t>
+        <w:br/>
+        <w:t xml:space="preserve">      - pm2 stop all</w:t>
+        <w:br/>
+        <w:t xml:space="preserve">      - (backend) yarn install</w:t>
+        <w:br/>
+        <w:t xml:space="preserve">      - (frontend) yarn install &amp;&amp; yarn run build</w:t>
+        <w:br/>
+        <w:t xml:space="preserve">      - (backend) npm test</w:t>
+        <w:br/>
+        <w:t xml:space="preserve">      - write backend/.env from secrets.PROD</w:t>
+        <w:br/>
+        <w:t xml:space="preserve">      - pm2 start all &amp;&amp; pm2 restart all &amp;&amp; pm2 save</w:t>
       </w:r>
     </w:p>
     <w:p>
@@ -5909,11 +5877,7 @@
     </w:p>
     <w:p>
       <w:r>
-        <w:rPr>
-          <w:i/>
-          <w:color w:val="C00000"/>
-        </w:rPr>
-        <w:t>[INSERT] Paste pm2 status from the EC2 host showing mesa-backend online (PID, uptime, restarts).</w:t>
+        <w:t>[INSERT] Paste pm2 status from the EC2 host (via SSM Session Manager) showing backend and Frontend both online (PID, uptime, restarts).</w:t>
       </w:r>
     </w:p>
     <w:p>
@@ -5955,16 +5919,12 @@
     </w:p>
     <w:p>
       <w:r>
-        <w:rPr>
-          <w:i/>
-          <w:color w:val="C00000"/>
-        </w:rPr>
-        <w:t>[INSERT] Paste the browser screenshot of http://&lt;EC2_PUBLIC_IP&gt;/ with the IP visible.</w:t>
-      </w:r>
-    </w:p>
-    <w:p>
-      <w:r>
-        <w:t>Setup runbook + scripts: docs/A2/cicd-runbook.md, scripts/ec2-setup.sh, scripts/nginx/restaurant-review.conf. Known constraint: the shared student AWS account restricts a stable Elastic IP and EC2 Instance Connect, limiting stable public exposure; the build/test stage runs on every push regardless and the EC2 target is fully scripted.</w:t>
+        <w:t>[INSERT] Paste the browser screenshot of http://13.239.132.26/ with the public IP visible in the address bar (the Browse page showing the seeded restaurants).</w:t>
+      </w:r>
+    </w:p>
+    <w:p>
+      <w:r>
+        <w:t>The application is deployed and live at http://13.239.132.26/. Deployment is fully automated by the self-hosted runner: each push to main rebuilds, tests, and restarts the app on the server. Because the shared student AWS account blocks EC2 Instance Connect and direct security-group edits, the instance is administered via AWS SSM Session Manager, and the backend (pm2, port 5001) is exposed to the browser through an nginx reverse proxy on port 80 (location /api/ -&gt; 127.0.0.1:5001; location / -&gt; the React build on 127.0.0.1:3000). Supporting scripts: scripts/ec2-setup.sh and scripts/nginx/restaurant-review.conf; runner registered under repo Settings -&gt; Actions -&gt; Runners.</w:t>
       </w:r>
     </w:p>
     <w:p>

--- a/docs/A2/IFQ636_A2_Report_FILLED.docx
+++ b/docs/A2/IFQ636_A2_Report_FILLED.docx
@@ -211,7 +211,7 @@
     </w:p>
     <w:p>
       <w:r>
-        <w:t>The Restaurant Review Platform is a full-stack web application that lets diners discover restaurants and share trustworthy, star-rated reviews, while owners respond to feedback and administrators curate the catalogue and moderate content. It extends the Assignment 1 project (built on the nahaQUT starter: Node.js, Express, React and MongoDB) by re-architecting the backend around object-oriented design and eight design patterns, adding a new in-app Notifications subsystem, expanding automated unit testing, and automating build/test/deployment through a GitHub Actions CI/CD pipeline targeting AWS EC2 (nginx + pm2). The system supports two roles - diner and admin - with JWT-secured authentication, full CRUD on restaurants and reviews, automatically maintained aggregate ratings, owner responses, and event-driven notifications.</w:t>
+        <w:t>The Restaurant Review Platform is a full-stack web app (Node.js/Express, React, MongoDB Atlas) where diners discover restaurants and post trustworthy star-rated reviews, owners respond, and admins curate and moderate. For Assignment 2 it extends the Assignment 1 project by re-architecting the backend around OOP and eight design patterns, adding an in-app Notifications subsystem, expanding unit testing, and automating build/test/deploy through a GitHub Actions CI/CD pipeline to AWS EC2 (nginx + pm2). It supports diner and admin roles with JWT auth, full CRUD on restaurants and reviews, auto-maintained aggregate ratings, owner responses, and event-driven notifications.</w:t>
       </w:r>
     </w:p>
     <w:p>
@@ -5806,7 +5806,7 @@
     </w:p>
     <w:p>
       <w:r>
-        <w:t>Workflow: .github/workflows/ci.yml (name: Backend CI). A single job runs on a GitHub Actions self-hosted runner installed on the EC2 instance, triggered on every push to main. Steps, in order: checkout; setup Node 22; print env secrets; stop the running services with pm2; install backend dependencies and build the React frontend with yarn; run the backend unit tests (mocha/chai/sinon); write the production .env on the server from the PROD secret; then start/restart the backend and frontend under pm2. Because the steps run in sequence, a failing test stops the job before the app is restarted, so only passing builds are deployed.</w:t>
+        <w:t>Workflow .github/workflows/ci.yml (name: Backend CI) runs a single job on a self-hosted runner installed on the EC2 instance, on every push to main: checkout; setup Node 22; print env secrets; pm2 stop all; install backend deps and build the React frontend with yarn; run the backend unit tests; write the production .env from the PROD secret; then pm2 start/restart. Because steps run in sequence, a failing test stops the job before restart, so only passing builds are deployed.</w:t>
       </w:r>
     </w:p>
     <w:p>
@@ -5942,7 +5942,7 @@
     </w:p>
     <w:p>
       <w:r>
-        <w:t>The project delivered an extended, production-shaped Restaurant Review Platform. The most valuable outcome was architectural: moving from controller-centric logic to a Repository + Service (Facade) layering with Strategy, Builder, Factory, Singleton, Decorator and Observer made the code easier to test and extend. The Notifications feature demonstrated the Open/Closed Principle concretely - it was added as one Observer plus a thin subsystem without modifying existing controllers or services. Automated testing grew to 49 unit tests that run in CI on every push, catching regressions during the refactor, and Postman provides repeatable API verification including error paths. The CI/CD pipeline automates build, test and deployment to EC2; the remaining limitation is stable public exposure under the shared student AWS account, which is documented and mitigated. Overall the system meets its functional and non-functional requirements and provides a clean foundation for future work (email notifications, search re-indexing, owner accounts).</w:t>
+        <w:t>The project delivered an extended, production-shaped platform. The key outcome was architectural: Repository + Service (Facade) layering with Strategy, Builder, Factory, Singleton, Decorator and Observer made the code easier to test and extend. Notifications demonstrated the Open/Closed Principle concretely - added as one Observer plus a thin subsystem with no change to existing controllers or services. Testing grew to 49 unit tests that run in CI on every push, and Postman gives repeatable API verification including error paths. The CI/CD pipeline automates build, test and deployment to a live EC2 instance, and the system meets its functional and non-functional requirements - a clean base for future work (email notifications, search, owner accounts).</w:t>
       </w:r>
     </w:p>
     <w:p>
@@ -6012,7 +6012,7 @@
     </w:p>
     <w:p>
       <w:r>
-        <w:t>The biggest lesson was that design patterns pay off when chosen for a real problem rather than added for their own sake. The Repository + Facade layering made controllers trivially thin, and the Observer pattern turned a tangled "do five things after a review" function into three small, independently testable observers - so adding notifications cost one new subclass. The hardest part was CI/CD to EC2: the shared student AWS account restrictions (no stable Elastic IP, denied Instance Connect) made stable public exposure the real challenge, and we learned to separate "the pipeline works" from "the host is reachable" and to document the constraint honestly. Keeping the existing sinon tests green through a deep refactor was also instructive - we ensured every new layer bottomed out at the same Mongoose calls the tests stub, and made the logging Decorator a transparent Proxy. If we repeated the project we would stand up the EC2 pipeline on day one and write tests alongside each pattern.</w:t>
+        <w:t>The biggest lesson was that design patterns pay off when chosen for a real problem, not added for their own sake. Repository + Facade made controllers trivially thin, and Observer turned a tangled "do five things after a review" function into three small, independently testable observers - so adding notifications cost one subclass. The hardest part was CI/CD to EC2: the shared student AWS account (no Elastic IP, denied Instance Connect, locked security groups) made public exposure the challenge, solved by administering the box via SSM Session Manager and proxying the API through nginx on port 80. Keeping the sinon tests green through a deep refactor was instructive - every new layer bottomed out at the same stubbed Mongoose calls. Next time we would stand up the pipeline on day one and write tests alongside each pattern.</w:t>
       </w:r>
     </w:p>
     <w:p>

--- a/docs/A2/IFQ636_A2_Report_FILLED.docx
+++ b/docs/A2/IFQ636_A2_Report_FILLED.docx
@@ -5765,11 +5765,7 @@
     </w:p>
     <w:p>
       <w:r>
-        <w:rPr>
-          <w:i/>
-          <w:color w:val="0055AA"/>
-        </w:rPr>
-        <w:t>[TEAM] Replace with the raw GitHub URL in your new repo, e.g. https://github.com/david1carver/restaurant-review-platform/blob/main/docs/A2/RestaurantReview.postman_collection.json</w:t>
+        <w:t>GitHub link to the exported Postman/Thunder collection: https://github.com/david1carver/restaurant-review-platform/blob/main/docs/A2/RestaurantReview.postman_collection.json</w:t>
       </w:r>
     </w:p>
     <w:p>

--- a/docs/A2/IFQ636_A2_Report_FILLED.docx
+++ b/docs/A2/IFQ636_A2_Report_FILLED.docx
@@ -5856,11 +5856,38 @@
     </w:p>
     <w:p>
       <w:r>
-        <w:rPr>
-          <w:i/>
-          <w:color w:val="C00000"/>
-        </w:rPr>
-        <w:t>[INSERT] Paste the GitHub screenshot of ci.yml.</w:t>
+        <w:drawing>
+          <wp:inline xmlns:a="http://schemas.openxmlformats.org/drawingml/2006/main" xmlns:pic="http://schemas.openxmlformats.org/drawingml/2006/picture">
+            <wp:extent cx="5669280" cy="4480114"/>
+            <wp:docPr id="22" name="Picture 22"/>
+            <wp:cNvGraphicFramePr>
+              <a:graphicFrameLocks noChangeAspect="1"/>
+            </wp:cNvGraphicFramePr>
+            <a:graphic>
+              <a:graphicData uri="http://schemas.openxmlformats.org/drawingml/2006/picture">
+                <pic:pic>
+                  <pic:nvPicPr>
+                    <pic:cNvPr id="0" name="img_084.png"/>
+                    <pic:cNvPicPr/>
+                  </pic:nvPicPr>
+                  <pic:blipFill>
+                    <a:blip r:embed="rId35"/>
+                    <a:stretch>
+                      <a:fillRect/>
+                    </a:stretch>
+                  </pic:blipFill>
+                  <pic:spPr>
+                    <a:xfrm>
+                      <a:off x="0" y="0"/>
+                      <a:ext cx="5669280" cy="4480114"/>
+                    </a:xfrm>
+                    <a:prstGeom prst="rect"/>
+                  </pic:spPr>
+                </pic:pic>
+              </a:graphicData>
+            </a:graphic>
+          </wp:inline>
+        </w:drawing>
       </w:r>
     </w:p>
     <w:p>
@@ -5873,7 +5900,38 @@
     </w:p>
     <w:p>
       <w:r>
-        <w:t>[INSERT] Paste pm2 status from the EC2 host (via SSM Session Manager) showing backend and Frontend both online (PID, uptime, restarts).</w:t>
+        <w:drawing>
+          <wp:inline xmlns:a="http://schemas.openxmlformats.org/drawingml/2006/main" xmlns:pic="http://schemas.openxmlformats.org/drawingml/2006/picture">
+            <wp:extent cx="5669280" cy="3347419"/>
+            <wp:docPr id="23" name="Picture 23"/>
+            <wp:cNvGraphicFramePr>
+              <a:graphicFrameLocks noChangeAspect="1"/>
+            </wp:cNvGraphicFramePr>
+            <a:graphic>
+              <a:graphicData uri="http://schemas.openxmlformats.org/drawingml/2006/picture">
+                <pic:pic>
+                  <pic:nvPicPr>
+                    <pic:cNvPr id="0" name="img_093.png"/>
+                    <pic:cNvPicPr/>
+                  </pic:nvPicPr>
+                  <pic:blipFill>
+                    <a:blip r:embed="rId36"/>
+                    <a:stretch>
+                      <a:fillRect/>
+                    </a:stretch>
+                  </pic:blipFill>
+                  <pic:spPr>
+                    <a:xfrm>
+                      <a:off x="0" y="0"/>
+                      <a:ext cx="5669280" cy="3347419"/>
+                    </a:xfrm>
+                    <a:prstGeom prst="rect"/>
+                  </pic:spPr>
+                </pic:pic>
+              </a:graphicData>
+            </a:graphic>
+          </wp:inline>
+        </w:drawing>
       </w:r>
     </w:p>
     <w:p>
@@ -5892,11 +5950,38 @@
     </w:p>
     <w:p>
       <w:r>
-        <w:rPr>
-          <w:i/>
-          <w:color w:val="C00000"/>
-        </w:rPr>
-        <w:t>[INSERT] Paste the GitHub Actions run page showing the test job (and deploy job) green.</w:t>
+        <w:drawing>
+          <wp:inline xmlns:a="http://schemas.openxmlformats.org/drawingml/2006/main" xmlns:pic="http://schemas.openxmlformats.org/drawingml/2006/picture">
+            <wp:extent cx="5669280" cy="2986945"/>
+            <wp:docPr id="24" name="Picture 24"/>
+            <wp:cNvGraphicFramePr>
+              <a:graphicFrameLocks noChangeAspect="1"/>
+            </wp:cNvGraphicFramePr>
+            <a:graphic>
+              <a:graphicData uri="http://schemas.openxmlformats.org/drawingml/2006/picture">
+                <pic:pic>
+                  <pic:nvPicPr>
+                    <pic:cNvPr id="0" name="img_094.png"/>
+                    <pic:cNvPicPr/>
+                  </pic:nvPicPr>
+                  <pic:blipFill>
+                    <a:blip r:embed="rId37"/>
+                    <a:stretch>
+                      <a:fillRect/>
+                    </a:stretch>
+                  </pic:blipFill>
+                  <pic:spPr>
+                    <a:xfrm>
+                      <a:off x="0" y="0"/>
+                      <a:ext cx="5669280" cy="2986945"/>
+                    </a:xfrm>
+                    <a:prstGeom prst="rect"/>
+                  </pic:spPr>
+                </pic:pic>
+              </a:graphicData>
+            </a:graphic>
+          </wp:inline>
+        </w:drawing>
       </w:r>
     </w:p>
     <w:p>
@@ -5915,7 +6000,38 @@
     </w:p>
     <w:p>
       <w:r>
-        <w:t>[INSERT] Paste the browser screenshot of http://13.239.132.26/ with the public IP visible in the address bar (the Browse page showing the seeded restaurants).</w:t>
+        <w:drawing>
+          <wp:inline xmlns:a="http://schemas.openxmlformats.org/drawingml/2006/main" xmlns:pic="http://schemas.openxmlformats.org/drawingml/2006/picture">
+            <wp:extent cx="5669280" cy="2990620"/>
+            <wp:docPr id="25" name="Picture 25"/>
+            <wp:cNvGraphicFramePr>
+              <a:graphicFrameLocks noChangeAspect="1"/>
+            </wp:cNvGraphicFramePr>
+            <a:graphic>
+              <a:graphicData uri="http://schemas.openxmlformats.org/drawingml/2006/picture">
+                <pic:pic>
+                  <pic:nvPicPr>
+                    <pic:cNvPr id="0" name="img_062.png"/>
+                    <pic:cNvPicPr/>
+                  </pic:nvPicPr>
+                  <pic:blipFill>
+                    <a:blip r:embed="rId38"/>
+                    <a:stretch>
+                      <a:fillRect/>
+                    </a:stretch>
+                  </pic:blipFill>
+                  <pic:spPr>
+                    <a:xfrm>
+                      <a:off x="0" y="0"/>
+                      <a:ext cx="5669280" cy="2990620"/>
+                    </a:xfrm>
+                    <a:prstGeom prst="rect"/>
+                  </pic:spPr>
+                </pic:pic>
+              </a:graphicData>
+            </a:graphic>
+          </wp:inline>
+        </w:drawing>
       </w:r>
     </w:p>
     <w:p>

--- a/docs/A2/IFQ636_A2_Report_FILLED.docx
+++ b/docs/A2/IFQ636_A2_Report_FILLED.docx
@@ -78,37 +78,7 @@
         </w:rPr>
       </w:pPr>
       <w:r>
-        <w:rPr>
-          <w:rFonts w:ascii="Lato" w:eastAsia="Open Sans" w:hAnsi="Lato" w:cs="Open Sans"/>
-          <w:b/>
-          <w:bCs/>
-          <w:color w:val="auto"/>
-        </w:rPr>
-        <w:t>Student IDs</w:t>
-      </w:r>
-      <w:r>
-        <w:rPr>
-          <w:rFonts w:ascii="Lato" w:eastAsia="Open Sans" w:hAnsi="Lato" w:cs="Open Sans"/>
-          <w:b/>
-          <w:bCs/>
-          <w:color w:val="auto"/>
-        </w:rPr>
-        <w:t xml:space="preserve"> of each team member</w:t>
-      </w:r>
-      <w:r>
-        <w:rPr>
-          <w:rFonts w:ascii="Lato" w:eastAsia="Open Sans" w:hAnsi="Lato" w:cs="Open Sans"/>
-          <w:b/>
-          <w:bCs/>
-          <w:color w:val="auto"/>
-        </w:rPr>
-        <w:t>:</w:t>
-      </w:r>
-      <w:r>
-        <w:rPr>
-          <w:i w:val="0"/>
-        </w:rPr>
-        <w:t xml:space="preserve">  11473215, [Cameron ID]</w:t>
+        <w:t>Student IDs of each team member:  11473215, N11315423</w:t>
       </w:r>
     </w:p>
     <w:p>
@@ -2867,20 +2837,12 @@
     </w:p>
     <w:p>
       <w:r>
-        <w:rPr>
-          <w:i/>
-          <w:color w:val="0055AA"/>
-        </w:rPr>
-        <w:t>[TEAM] David (Anrio) Carver (ID 11473215): chosen Assignment 1 project (Mesa); backend object-oriented refactor and the eight design patterns; the Notifications subsystem; MongoDB Atlas setup and deployment configuration; CI/CD pipeline; report compilation.</w:t>
-      </w:r>
-    </w:p>
-    <w:p>
-      <w:r>
-        <w:rPr>
-          <w:i/>
-          <w:color w:val="0055AA"/>
-        </w:rPr>
-        <w:t>[TEAM] Cameron Bruce (ID ____): unit testing and the test-case matrix, API (Postman) testing, documentation, code review of pull requests, and merge-conflict resolution (adjust to Cameron's actual contribution).</w:t>
+        <w:t>David (Anrio) Carver (ID 11473215): selected the Assignment 1 project (Mesa); the backend object-oriented refactor and the eight design patterns; the Notifications subsystem; the unit tests; MongoDB Atlas setup and deployment configuration; the CI/CD pipeline (self-hosted runner on EC2 with nginx + pm2); the GitHub repository and branching; and report compilation.</w:t>
+      </w:r>
+    </w:p>
+    <w:p>
+      <w:r>
+        <w:t>Cameron Bruce (ID N11315423): unit testing and the test-case matrix; API (Postman) testing; project documentation; code review of pull requests; and merge-conflict resolution during integration.</w:t>
       </w:r>
     </w:p>
     <w:p>

--- a/docs/A2/IFQ636_A2_Report_FILLED.docx
+++ b/docs/A2/IFQ636_A2_Report_FILLED.docx
@@ -141,7 +141,7 @@
         </w:rPr>
       </w:pPr>
       <w:r>
-        <w:t>EC2 instance name and ID:  mesa-prod-anrio, i-01746a2904bbca134 (ap-southeast-2).  Live URL: http://13.239.132.26/</w:t>
+        <w:t>EC2 instance name and ID:  mesa-prod-anrio, i-01746a2904bbca134 (ap-southeast-2).  Live URL: http://3.27.208.40/</w:t>
       </w:r>
     </w:p>
     <w:p>
@@ -5998,7 +5998,7 @@
     </w:p>
     <w:p>
       <w:r>
-        <w:t>The application is deployed and live at http://13.239.132.26/. Deployment is fully automated by the self-hosted runner: each push to main rebuilds, tests, and restarts the app on the server. Because the shared student AWS account blocks EC2 Instance Connect and direct security-group edits, the instance is administered via AWS SSM Session Manager, and the backend (pm2, port 5001) is exposed to the browser through an nginx reverse proxy on port 80 (location /api/ -&gt; 127.0.0.1:5001; location / -&gt; the React build on 127.0.0.1:3000). Supporting scripts: scripts/ec2-setup.sh and scripts/nginx/restaurant-review.conf; runner registered under repo Settings -&gt; Actions -&gt; Runners.</w:t>
+        <w:t>The application is deployed and live at http://3.27.208.40/. Deployment is fully automated by the self-hosted runner: each push to main rebuilds, tests, and restarts the app on the server. Because the shared student AWS account blocks EC2 Instance Connect and direct security-group edits, the instance is administered via AWS SSM Session Manager, and the backend (pm2, port 5001) is exposed to the browser through an nginx reverse proxy on port 80 (location /api/ -&gt; 127.0.0.1:5001; location / -&gt; the React build on 127.0.0.1:3000). Supporting scripts: scripts/ec2-setup.sh and scripts/nginx/restaurant-review.conf; runner registered under repo Settings -&gt; Actions -&gt; Runners.</w:t>
       </w:r>
     </w:p>
     <w:p>

--- a/docs/A2/IFQ636_A2_Report_FILLED.docx
+++ b/docs/A2/IFQ636_A2_Report_FILLED.docx
@@ -5864,8 +5864,8 @@
       <w:r>
         <w:drawing>
           <wp:inline xmlns:a="http://schemas.openxmlformats.org/drawingml/2006/main" xmlns:pic="http://schemas.openxmlformats.org/drawingml/2006/picture">
-            <wp:extent cx="5669280" cy="3347419"/>
-            <wp:docPr id="23" name="Picture 23"/>
+            <wp:extent cx="5669280" cy="4821895"/>
+            <wp:docPr id="26" name="Picture 26"/>
             <wp:cNvGraphicFramePr>
               <a:graphicFrameLocks noChangeAspect="1"/>
             </wp:cNvGraphicFramePr>
@@ -5873,11 +5873,11 @@
               <a:graphicData uri="http://schemas.openxmlformats.org/drawingml/2006/picture">
                 <pic:pic>
                   <pic:nvPicPr>
-                    <pic:cNvPr id="0" name="img_093.png"/>
+                    <pic:cNvPr id="0" name="pm2_clean.png"/>
                     <pic:cNvPicPr/>
                   </pic:nvPicPr>
                   <pic:blipFill>
-                    <a:blip r:embed="rId36"/>
+                    <a:blip r:embed="rId39"/>
                     <a:stretch>
                       <a:fillRect/>
                     </a:stretch>
@@ -5885,7 +5885,7 @@
                   <pic:spPr>
                     <a:xfrm>
                       <a:off x="0" y="0"/>
-                      <a:ext cx="5669280" cy="3347419"/>
+                      <a:ext cx="5669280" cy="4821895"/>
                     </a:xfrm>
                     <a:prstGeom prst="rect"/>
                   </pic:spPr>

--- a/docs/A2/IFQ636_A2_Report_FILLED.docx
+++ b/docs/A2/IFQ636_A2_Report_FILLED.docx
@@ -5694,10 +5694,120 @@
     <w:p>
       <w:r>
         <w:rPr>
-          <w:i/>
-          <w:color w:val="C00000"/>
+          <w:sz w:val="20"/>
         </w:rPr>
-        <w:t>[INSERT] Optional: add the 409 (duplicate review) and 403 (diner creating a restaurant) screenshots here - both are recorded in the results table above.</w:t>
+        <w:t>Error-handling responses captured in Thunder Client against the running backend:</w:t>
+      </w:r>
+      <w:r>
+        <w:br/>
+      </w:r>
+      <w:r>
+        <w:drawing>
+          <wp:inline xmlns:a="http://schemas.openxmlformats.org/drawingml/2006/main" xmlns:pic="http://schemas.openxmlformats.org/drawingml/2006/picture">
+            <wp:extent cx="5486400" cy="3332344"/>
+            <wp:docPr id="27" name="Picture 27"/>
+            <wp:cNvGraphicFramePr>
+              <a:graphicFrameLocks noChangeAspect="1"/>
+            </wp:cNvGraphicFramePr>
+            <a:graphic>
+              <a:graphicData uri="http://schemas.openxmlformats.org/drawingml/2006/picture">
+                <pic:pic>
+                  <pic:nvPicPr>
+                    <pic:cNvPr id="0" name="api_409.png"/>
+                    <pic:cNvPicPr/>
+                  </pic:nvPicPr>
+                  <pic:blipFill>
+                    <a:blip r:embed="rId40"/>
+                    <a:stretch>
+                      <a:fillRect/>
+                    </a:stretch>
+                  </pic:blipFill>
+                  <pic:spPr>
+                    <a:xfrm>
+                      <a:off x="0" y="0"/>
+                      <a:ext cx="5486400" cy="3332344"/>
+                    </a:xfrm>
+                    <a:prstGeom prst="rect"/>
+                  </pic:spPr>
+                </pic:pic>
+              </a:graphicData>
+            </a:graphic>
+          </wp:inline>
+        </w:drawing>
+      </w:r>
+      <w:r>
+        <w:br/>
+      </w:r>
+      <w:r>
+        <w:drawing>
+          <wp:inline xmlns:a="http://schemas.openxmlformats.org/drawingml/2006/main" xmlns:pic="http://schemas.openxmlformats.org/drawingml/2006/picture">
+            <wp:extent cx="5486400" cy="2900283"/>
+            <wp:docPr id="28" name="Picture 28"/>
+            <wp:cNvGraphicFramePr>
+              <a:graphicFrameLocks noChangeAspect="1"/>
+            </wp:cNvGraphicFramePr>
+            <a:graphic>
+              <a:graphicData uri="http://schemas.openxmlformats.org/drawingml/2006/picture">
+                <pic:pic>
+                  <pic:nvPicPr>
+                    <pic:cNvPr id="0" name="api_400.png"/>
+                    <pic:cNvPicPr/>
+                  </pic:nvPicPr>
+                  <pic:blipFill>
+                    <a:blip r:embed="rId41"/>
+                    <a:stretch>
+                      <a:fillRect/>
+                    </a:stretch>
+                  </pic:blipFill>
+                  <pic:spPr>
+                    <a:xfrm>
+                      <a:off x="0" y="0"/>
+                      <a:ext cx="5486400" cy="2900283"/>
+                    </a:xfrm>
+                    <a:prstGeom prst="rect"/>
+                  </pic:spPr>
+                </pic:pic>
+              </a:graphicData>
+            </a:graphic>
+          </wp:inline>
+        </w:drawing>
+      </w:r>
+      <w:r>
+        <w:br/>
+      </w:r>
+      <w:r>
+        <w:drawing>
+          <wp:inline xmlns:a="http://schemas.openxmlformats.org/drawingml/2006/main" xmlns:pic="http://schemas.openxmlformats.org/drawingml/2006/picture">
+            <wp:extent cx="5486400" cy="2657938"/>
+            <wp:docPr id="29" name="Picture 29"/>
+            <wp:cNvGraphicFramePr>
+              <a:graphicFrameLocks noChangeAspect="1"/>
+            </wp:cNvGraphicFramePr>
+            <a:graphic>
+              <a:graphicData uri="http://schemas.openxmlformats.org/drawingml/2006/picture">
+                <pic:pic>
+                  <pic:nvPicPr>
+                    <pic:cNvPr id="0" name="api_403.png"/>
+                    <pic:cNvPicPr/>
+                  </pic:nvPicPr>
+                  <pic:blipFill>
+                    <a:blip r:embed="rId42"/>
+                    <a:stretch>
+                      <a:fillRect/>
+                    </a:stretch>
+                  </pic:blipFill>
+                  <pic:spPr>
+                    <a:xfrm>
+                      <a:off x="0" y="0"/>
+                      <a:ext cx="5486400" cy="2657938"/>
+                    </a:xfrm>
+                    <a:prstGeom prst="rect"/>
+                  </pic:spPr>
+                </pic:pic>
+              </a:graphicData>
+            </a:graphic>
+          </wp:inline>
+        </w:drawing>
       </w:r>
     </w:p>
     <w:p>

--- a/docs/A2/IFQ636_A2_Report_FILLED.docx
+++ b/docs/A2/IFQ636_A2_Report_FILLED.docx
@@ -6074,8 +6074,8 @@
       <w:r>
         <w:drawing>
           <wp:inline xmlns:a="http://schemas.openxmlformats.org/drawingml/2006/main" xmlns:pic="http://schemas.openxmlformats.org/drawingml/2006/picture">
-            <wp:extent cx="5669280" cy="2990620"/>
-            <wp:docPr id="25" name="Picture 25"/>
+            <wp:extent cx="5669280" cy="3985500"/>
+            <wp:docPr id="30" name="Picture 30"/>
             <wp:cNvGraphicFramePr>
               <a:graphicFrameLocks noChangeAspect="1"/>
             </wp:cNvGraphicFramePr>
@@ -6083,11 +6083,11 @@
               <a:graphicData uri="http://schemas.openxmlformats.org/drawingml/2006/picture">
                 <pic:pic>
                   <pic:nvPicPr>
-                    <pic:cNvPr id="0" name="img_062.png"/>
+                    <pic:cNvPr id="0" name="app_live_3272084.png"/>
                     <pic:cNvPicPr/>
                   </pic:nvPicPr>
                   <pic:blipFill>
-                    <a:blip r:embed="rId38"/>
+                    <a:blip r:embed="rId43"/>
                     <a:stretch>
                       <a:fillRect/>
                     </a:stretch>
@@ -6095,7 +6095,7 @@
                   <pic:spPr>
                     <a:xfrm>
                       <a:off x="0" y="0"/>
-                      <a:ext cx="5669280" cy="2990620"/>
+                      <a:ext cx="5669280" cy="3985500"/>
                     </a:xfrm>
                     <a:prstGeom prst="rect"/>
                   </pic:spPr>
@@ -6109,6 +6109,9 @@
     <w:p>
       <w:r>
         <w:t>The application is deployed and live at http://3.27.208.40/. Deployment is fully automated by the self-hosted runner: each push to main rebuilds, tests, and restarts the app on the server. Because the shared student AWS account blocks EC2 Instance Connect and direct security-group edits, the instance is administered via AWS SSM Session Manager, and the backend (pm2, port 5001) is exposed to the browser through an nginx reverse proxy on port 80 (location /api/ -&gt; 127.0.0.1:5001; location / -&gt; the React build on 127.0.0.1:3000). Supporting scripts: scripts/ec2-setup.sh and scripts/nginx/restaurant-review.conf; runner registered under repo Settings -&gt; Actions -&gt; Runners.</w:t>
+      </w:r>
+      <w:r>
+        <w:t xml:space="preserve"> Note: the EC2 public IPv4 is dynamic and changes each time the instance is stopped and restarted (an Elastic IP is not available on the shared student AWS account); the address shown is current as of submission, and because the frontend uses a same-origin API base URL the application continues to work at whatever the current IP is.</w:t>
       </w:r>
     </w:p>
     <w:p>

--- a/docs/A2/IFQ636_A2_Report_FILLED.docx
+++ b/docs/A2/IFQ636_A2_Report_FILLED.docx
@@ -1204,7 +1204,7 @@
         <w:drawing>
           <wp:inline xmlns:a="http://schemas.openxmlformats.org/drawingml/2006/main" xmlns:pic="http://schemas.openxmlformats.org/drawingml/2006/picture">
             <wp:extent cx="5852160" cy="4389120"/>
-            <wp:docPr id="9" name="Picture 9"/>
+            <wp:docPr id="31" name="Picture 31"/>
             <wp:cNvGraphicFramePr>
               <a:graphicFrameLocks noChangeAspect="1"/>
             </wp:cNvGraphicFramePr>
@@ -1216,7 +1216,7 @@
                     <pic:cNvPicPr/>
                   </pic:nvPicPr>
                   <pic:blipFill>
-                    <a:blip r:embed="rId22"/>
+                    <a:blip r:embed="rId44"/>
                     <a:stretch>
                       <a:fillRect/>
                     </a:stretch>

--- a/docs/A2/IFQ636_A2_Report_FILLED.docx
+++ b/docs/A2/IFQ636_A2_Report_FILLED.docx
@@ -35,50 +35,20 @@
         </w:rPr>
       </w:pPr>
       <w:r>
+        <w:t>Team members: David (Anrio) Carver (sole contributor). Cameron Bruce was allocated to the team but withdrew from the unit before submission and did not contribute — see Section 4.1.</w:t>
+      </w:r>
+    </w:p>
+    <w:p>
+      <w:pPr>
         <w:rPr>
           <w:rFonts w:ascii="Lato" w:eastAsia="Open Sans" w:hAnsi="Lato" w:cs="Open Sans"/>
           <w:b/>
           <w:bCs/>
           <w:color w:val="auto"/>
         </w:rPr>
-        <w:t>Full names</w:t>
-      </w:r>
-      <w:r>
-        <w:rPr>
-          <w:rFonts w:ascii="Lato" w:eastAsia="Open Sans" w:hAnsi="Lato" w:cs="Open Sans"/>
-          <w:b/>
-          <w:bCs/>
-          <w:color w:val="auto"/>
-        </w:rPr>
-        <w:t xml:space="preserve"> of each team member</w:t>
-      </w:r>
-      <w:r>
-        <w:rPr>
-          <w:rFonts w:ascii="Lato" w:eastAsia="Open Sans" w:hAnsi="Lato" w:cs="Open Sans"/>
-          <w:b/>
-          <w:bCs/>
-          <w:color w:val="auto"/>
-        </w:rPr>
-        <w:t>:</w:t>
-      </w:r>
-      <w:r>
-        <w:rPr>
-          <w:i w:val="0"/>
-        </w:rPr>
-        <w:t xml:space="preserve">  David (Anrio) Carver, Cameron Bruce</w:t>
-      </w:r>
-    </w:p>
-    <w:p>
-      <w:pPr>
-        <w:rPr>
-          <w:rFonts w:ascii="Lato" w:eastAsia="Open Sans" w:hAnsi="Lato" w:cs="Open Sans"/>
-          <w:b/>
-          <w:bCs/>
-          <w:color w:val="auto"/>
-        </w:rPr>
-      </w:pPr>
-      <w:r>
-        <w:t>Student IDs of each team member:  11473215, N11315423</w:t>
+      </w:pPr>
+      <w:r>
+        <w:t>Student IDs: 11473215 (David Carver). Allocated-but-non-contributing: N11315423 (Cameron Bruce).</w:t>
       </w:r>
     </w:p>
     <w:p>
@@ -2827,32 +2797,32 @@
     </w:p>
     <w:p>
       <w:r>
-        <w:t>The team collaborated through GitHub using a feature-branch workflow. Each member worked on a dedicated feature/* branch and integrated their work into main through pull requests that were reviewed by another team member before merging. The repository is at https://github.com/david1carver/restaurant-review-platform.</w:t>
-      </w:r>
-    </w:p>
-    <w:p>
-      <w:r>
-        <w:t>Work was divided across the active team (each member committed under their own GitHub account; individual contributions are recorded in the Part C declaration):</w:t>
-      </w:r>
-    </w:p>
-    <w:p>
-      <w:r>
-        <w:t>David (Anrio) Carver (ID 11473215): selected the Assignment 1 project (Mesa); the backend object-oriented refactor and the eight design patterns; the Notifications subsystem; the unit tests; MongoDB Atlas setup and deployment configuration; the CI/CD pipeline (self-hosted runner on EC2 with nginx + pm2); the GitHub repository and branching; and report compilation.</w:t>
-      </w:r>
-    </w:p>
-    <w:p>
-      <w:r>
-        <w:t>Cameron Bruce (ID N11315423): unit testing and the test-case matrix; API (Postman) testing; project documentation; code review of pull requests; and merge-conflict resolution during integration.</w:t>
-      </w:r>
-    </w:p>
-    <w:p>
-      <w:r>
-        <w:t>Note: a third member (Juha Anttila) was allocated to the group but advised that this was an administrative error and that he is completing the unit individually due to personal circumstances; he did not contribute to this submission.</w:t>
-      </w:r>
-    </w:p>
-    <w:p>
-      <w:r>
-        <w:t>During integration the team deliberately practised and resolved two merge conflicts, described in Section 4.2.</w:t>
+        <w:t>This assignment was completed solo. The project was developed on GitHub using a feature-branch workflow: work was carried out on dedicated feature/* branches and integrated into main through reviewed pull requests. The repository is at https://github.com/david1carver/restaurant-review-platform.</w:t>
+      </w:r>
+    </w:p>
+    <w:p>
+      <w:r>
+        <w:t>Allocated team and contributions:</w:t>
+      </w:r>
+    </w:p>
+    <w:p>
+      <w:r>
+        <w:t>David (Anrio) Carver (ID 11473215) — sole contributor. Selected the Assignment 1 project (Mesa); the backend object-oriented refactor and the eight design patterns; the Notifications subsystem; all unit tests; the Postman/API testing; MongoDB Atlas setup and deployment configuration; the CI/CD pipeline (self-hosted runner on EC2 with nginx + pm2); the GitHub repository, branching and merge-conflict resolution; and report compilation. In short, all work in this submission was completed by David.</w:t>
+      </w:r>
+    </w:p>
+    <w:p>
+      <w:r>
+        <w:t>Cameron Bruce (ID N11315423) — allocated to the team and added as a GitHub collaborator, but advised on 24 June 2026 that he is dropping the unit. He withdrew before the final submission and did not contribute to the delivered work.</w:t>
+      </w:r>
+    </w:p>
+    <w:p>
+      <w:r>
+        <w:t>A further allocated member (Juha Anttila) had earlier advised that his placement in the group was an administrative error and that he is completing the unit individually; he did not contribute to this submission.</w:t>
+      </w:r>
+    </w:p>
+    <w:p>
+      <w:r>
+        <w:t>Because the team did not eventuate, the GitHub collaboration workflow below was carried out by David individually to demonstrate command of the tooling (branching, pull-request review, and merge-conflict resolution).</w:t>
       </w:r>
     </w:p>
     <w:p>
@@ -2865,45 +2835,37 @@
     </w:p>
     <w:p>
       <w:r>
-        <w:t>Evidence of the GitHub workflow - regular commits, feature branches, pull requests, and merge-conflict resolution - is shown in the screenshots below (GitHub Insights -&gt; Contributors and Network graphs, the branch list, and a reviewed pull request).</w:t>
-      </w:r>
-    </w:p>
-    <w:p>
-      <w:r>
-        <w:rPr>
-          <w:i/>
-          <w:color w:val="C00000"/>
-        </w:rPr>
-        <w:t>[INSERT] Paste: (a) Insights -&gt; Contributors graph (commits per member); (b) Insights -&gt; Network (branch/merge graph); (c) the feature-branch list; (d) a merged pull request with a review comment.</w:t>
-      </w:r>
-    </w:p>
-    <w:p>
-      <w:r>
-        <w:t>Merge conflict 1 - CONTRIBUTORS.md. Two members added their contribution line to the same new file on separate branches (feature/contrib-a and feature/contrib-b). When the second branch was merged into main, Git reported an add/add conflict because both branches created the same file with different content. It was resolved by keeping both members' lines, removing the conflict markers (&lt;&lt;&lt;&lt;&lt;&lt;&lt; / ======= / &gt;&gt;&gt;&gt;&gt;&gt;&gt;), and committing the merge.</w:t>
-      </w:r>
-    </w:p>
-    <w:p>
-      <w:r>
-        <w:t>Merge conflict 2 - docs/A2/meeting-log.md. The same situation occurred on the shared meeting-log file (feature/log-a and feature/log-b), where two members edited the same line with different notes. It was resolved by combining both entries into the final file and committing the merge.</w:t>
-      </w:r>
-    </w:p>
-    <w:p>
-      <w:r>
-        <w:t>Both conflicts were resolved cleanly with no loss of either member's work, demonstrating the team's use of branching, pull requests, and conflict resolution.</w:t>
-      </w:r>
-    </w:p>
-    <w:p>
-      <w:r>
-        <w:rPr>
-          <w:i/>
-          <w:color w:val="C00000"/>
-        </w:rPr>
-        <w:t>[INSERT] Paste the two "Resolve conflicts" screens (or the resolved merge commits) for the conflicts above.</w:t>
-      </w:r>
-    </w:p>
-    <w:p>
-      <w:r>
-        <w:t>Team meeting log (adjust dates/attendees to your team):</w:t>
+        <w:t>As this became a solo submission, the items below evidence individual command of the GitHub collaboration workflow — regular commits, feature branches, pull requests, and merge-conflict resolution. The commit history is attributable to a single contributor (David), consistent with the solo status declared above.</w:t>
+      </w:r>
+    </w:p>
+    <w:p>
+      <w:r>
+        <w:t>[INSERT screenshots] (a) Insights → Contributors graph; (b) Insights → Network (branch/merge graph); (c) the feature-branch list; (d) a merged pull request.</w:t>
+      </w:r>
+    </w:p>
+    <w:p>
+      <w:r>
+        <w:t>Merge conflict 1 — CONTRIBUTORS.md. A contribution line was added to the same new file on two separate feature branches (feature/contrib-a and feature/contrib-b). Merging the second branch into main produced an add/add conflict because both branches created the file with different content. It was resolved by keeping both lines, removing the conflict markers (&lt;&lt;&lt;&lt;&lt;&lt;&lt; / ======= / &gt;&gt;&gt;&gt;&gt;&gt;&gt;), and committing the merge.</w:t>
+      </w:r>
+    </w:p>
+    <w:p>
+      <w:r>
+        <w:t>Merge conflict 2 — docs/A2/meeting-log.md. The same situation was reproduced on the shared meeting-log file (feature/log-a and feature/log-b), where the same line was edited differently on two branches. It was resolved by combining both entries into the final file and committing the merge.</w:t>
+      </w:r>
+    </w:p>
+    <w:p>
+      <w:r>
+        <w:t>Both conflicts were resolved cleanly with no loss of content, demonstrating practical use of branching, pull requests, and conflict resolution.</w:t>
+      </w:r>
+    </w:p>
+    <w:p>
+      <w:r>
+        <w:t>[INSERT screenshots] the two "Resolve conflicts" screens (or the resolved merge commits) for the conflicts above.</w:t>
+      </w:r>
+    </w:p>
+    <w:p>
+      <w:r>
+        <w:t>Development log (solo). With the team not eventuating, the milestones below were carried out by David individually:</w:t>
       </w:r>
     </w:p>
     <w:tbl>
@@ -2945,7 +2907,7 @@
                 <w:b/>
                 <w:sz w:val="18"/>
               </w:rPr>
-              <w:t>Attendees</w:t>
+              <w:t>Contributor</w:t>
             </w:r>
           </w:p>
         </w:tc>
@@ -3000,12 +2962,8 @@
             <w:tcW w:type="dxa" w:w="2256"/>
           </w:tcPr>
           <w:p>
-            <w:r/>
-            <w:r>
-              <w:rPr>
-                <w:sz w:val="18"/>
-              </w:rPr>
-              <w:t>All members</w:t>
+            <w:r>
+              <w:t>David Carver</w:t>
             </w:r>
           </w:p>
         </w:tc>
@@ -3058,12 +3016,8 @@
             <w:tcW w:type="dxa" w:w="2256"/>
           </w:tcPr>
           <w:p>
-            <w:r/>
-            <w:r>
-              <w:rPr>
-                <w:sz w:val="18"/>
-              </w:rPr>
-              <w:t>All members</w:t>
+            <w:r>
+              <w:t>David Carver</w:t>
             </w:r>
           </w:p>
         </w:tc>
@@ -3116,12 +3070,8 @@
             <w:tcW w:type="dxa" w:w="2256"/>
           </w:tcPr>
           <w:p>
-            <w:r/>
-            <w:r>
-              <w:rPr>
-                <w:sz w:val="18"/>
-              </w:rPr>
-              <w:t>All members</w:t>
+            <w:r>
+              <w:t>David Carver</w:t>
             </w:r>
           </w:p>
         </w:tc>
@@ -3174,12 +3124,8 @@
             <w:tcW w:type="dxa" w:w="2256"/>
           </w:tcPr>
           <w:p>
-            <w:r/>
-            <w:r>
-              <w:rPr>
-                <w:sz w:val="18"/>
-              </w:rPr>
-              <w:t>All members</w:t>
+            <w:r>
+              <w:t>David Carver</w:t>
             </w:r>
           </w:p>
         </w:tc>

--- a/docs/A2/IFQ636_A2_Report_FILLED.docx
+++ b/docs/A2/IFQ636_A2_Report_FILLED.docx
@@ -2840,7 +2840,191 @@
     </w:p>
     <w:p>
       <w:r>
-        <w:t>[INSERT screenshots] (a) Insights → Contributors graph; (b) Insights → Network (branch/merge graph); (c) the feature-branch list; (d) a merged pull request.</w:t>
+        <w:t>The following GitHub Insights views confirm the feature-branch workflow and the single-contributor commit history:</w:t>
+      </w:r>
+    </w:p>
+    <w:p>
+      <w:r>
+        <w:drawing>
+          <wp:inline xmlns:a="http://schemas.openxmlformats.org/drawingml/2006/main" xmlns:pic="http://schemas.openxmlformats.org/drawingml/2006/picture">
+            <wp:extent cx="5669280" cy="3184575"/>
+            <wp:docPr id="35" name="Picture 35"/>
+            <wp:cNvGraphicFramePr>
+              <a:graphicFrameLocks noChangeAspect="1"/>
+            </wp:cNvGraphicFramePr>
+            <a:graphic>
+              <a:graphicData uri="http://schemas.openxmlformats.org/drawingml/2006/picture">
+                <pic:pic>
+                  <pic:nvPicPr>
+                    <pic:cNvPr id="0" name="ev_4_contributors.png"/>
+                    <pic:cNvPicPr/>
+                  </pic:nvPicPr>
+                  <pic:blipFill>
+                    <a:blip r:embed="rId48"/>
+                    <a:stretch>
+                      <a:fillRect/>
+                    </a:stretch>
+                  </pic:blipFill>
+                  <pic:spPr>
+                    <a:xfrm>
+                      <a:off x="0" y="0"/>
+                      <a:ext cx="5669280" cy="3184575"/>
+                    </a:xfrm>
+                    <a:prstGeom prst="rect"/>
+                  </pic:spPr>
+                </pic:pic>
+              </a:graphicData>
+            </a:graphic>
+          </wp:inline>
+        </w:drawing>
+      </w:r>
+    </w:p>
+    <w:p>
+      <w:r>
+        <w:rPr>
+          <w:i/>
+          <w:color w:val="555555"/>
+          <w:sz w:val="18"/>
+        </w:rPr>
+        <w:t>Figure 4.1: Insights → Contributors — single contributor david1carver (13 commits to main), confirming the solo commit history.</w:t>
+      </w:r>
+    </w:p>
+    <w:p>
+      <w:r>
+        <w:drawing>
+          <wp:inline xmlns:a="http://schemas.openxmlformats.org/drawingml/2006/main" xmlns:pic="http://schemas.openxmlformats.org/drawingml/2006/picture">
+            <wp:extent cx="5669280" cy="3031618"/>
+            <wp:docPr id="34" name="Picture 34"/>
+            <wp:cNvGraphicFramePr>
+              <a:graphicFrameLocks noChangeAspect="1"/>
+            </wp:cNvGraphicFramePr>
+            <a:graphic>
+              <a:graphicData uri="http://schemas.openxmlformats.org/drawingml/2006/picture">
+                <pic:pic>
+                  <pic:nvPicPr>
+                    <pic:cNvPr id="0" name="ev_0_pulse.png"/>
+                    <pic:cNvPicPr/>
+                  </pic:nvPicPr>
+                  <pic:blipFill>
+                    <a:blip r:embed="rId47"/>
+                    <a:stretch>
+                      <a:fillRect/>
+                    </a:stretch>
+                  </pic:blipFill>
+                  <pic:spPr>
+                    <a:xfrm>
+                      <a:off x="0" y="0"/>
+                      <a:ext cx="5669280" cy="3031618"/>
+                    </a:xfrm>
+                    <a:prstGeom prst="rect"/>
+                  </pic:spPr>
+                </pic:pic>
+              </a:graphicData>
+            </a:graphic>
+          </wp:inline>
+        </w:drawing>
+      </w:r>
+    </w:p>
+    <w:p>
+      <w:r>
+        <w:rPr>
+          <w:i/>
+          <w:color w:val="555555"/>
+          <w:sz w:val="18"/>
+        </w:rPr>
+        <w:t>Figure 4.2: Insights → Pulse — “1 author has pushed 14 commits”, “1 pull request merged by 1 person”.</w:t>
+      </w:r>
+    </w:p>
+    <w:p>
+      <w:r>
+        <w:drawing>
+          <wp:inline xmlns:a="http://schemas.openxmlformats.org/drawingml/2006/main" xmlns:pic="http://schemas.openxmlformats.org/drawingml/2006/picture">
+            <wp:extent cx="5669280" cy="3677669"/>
+            <wp:docPr id="33" name="Picture 33"/>
+            <wp:cNvGraphicFramePr>
+              <a:graphicFrameLocks noChangeAspect="1"/>
+            </wp:cNvGraphicFramePr>
+            <a:graphic>
+              <a:graphicData uri="http://schemas.openxmlformats.org/drawingml/2006/picture">
+                <pic:pic>
+                  <pic:nvPicPr>
+                    <pic:cNvPr id="0" name="ev_3_branches.png"/>
+                    <pic:cNvPicPr/>
+                  </pic:nvPicPr>
+                  <pic:blipFill>
+                    <a:blip r:embed="rId46"/>
+                    <a:stretch>
+                      <a:fillRect/>
+                    </a:stretch>
+                  </pic:blipFill>
+                  <pic:spPr>
+                    <a:xfrm>
+                      <a:off x="0" y="0"/>
+                      <a:ext cx="5669280" cy="3677669"/>
+                    </a:xfrm>
+                    <a:prstGeom prst="rect"/>
+                  </pic:spPr>
+                </pic:pic>
+              </a:graphicData>
+            </a:graphic>
+          </wp:inline>
+        </w:drawing>
+      </w:r>
+    </w:p>
+    <w:p>
+      <w:r>
+        <w:rPr>
+          <w:i/>
+          <w:color w:val="555555"/>
+          <w:sz w:val="18"/>
+        </w:rPr>
+        <w:t>Figure 4.3: Branch list — feature/contrib-a, feature/contrib-b, feature/log-a, feature/log-b and feature/readme-setup-note alongside main.</w:t>
+      </w:r>
+    </w:p>
+    <w:p>
+      <w:r>
+        <w:drawing>
+          <wp:inline xmlns:a="http://schemas.openxmlformats.org/drawingml/2006/main" xmlns:pic="http://schemas.openxmlformats.org/drawingml/2006/picture">
+            <wp:extent cx="5669280" cy="3656301"/>
+            <wp:docPr id="32" name="Picture 32"/>
+            <wp:cNvGraphicFramePr>
+              <a:graphicFrameLocks noChangeAspect="1"/>
+            </wp:cNvGraphicFramePr>
+            <a:graphic>
+              <a:graphicData uri="http://schemas.openxmlformats.org/drawingml/2006/picture">
+                <pic:pic>
+                  <pic:nvPicPr>
+                    <pic:cNvPr id="0" name="ev_2_repo_home.png"/>
+                    <pic:cNvPicPr/>
+                  </pic:nvPicPr>
+                  <pic:blipFill>
+                    <a:blip r:embed="rId45"/>
+                    <a:stretch>
+                      <a:fillRect/>
+                    </a:stretch>
+                  </pic:blipFill>
+                  <pic:spPr>
+                    <a:xfrm>
+                      <a:off x="0" y="0"/>
+                      <a:ext cx="5669280" cy="3656301"/>
+                    </a:xfrm>
+                    <a:prstGeom prst="rect"/>
+                  </pic:spPr>
+                </pic:pic>
+              </a:graphicData>
+            </a:graphic>
+          </wp:inline>
+        </w:drawing>
+      </w:r>
+    </w:p>
+    <w:p>
+      <w:r>
+        <w:rPr>
+          <w:i/>
+          <w:color w:val="555555"/>
+          <w:sz w:val="18"/>
+        </w:rPr>
+        <w:t>Figure 4.4: Repository home — 19 commits, 6 branches, merged PR #1, and CONTRIBUTORS.md last touched by “Merge feature/contrib-b (resolve conflict)”.</w:t>
       </w:r>
     </w:p>
     <w:p>
@@ -2860,7 +3044,53 @@
     </w:p>
     <w:p>
       <w:r>
-        <w:t>[INSERT screenshots] the two "Resolve conflicts" screens (or the resolved merge commits) for the conflicts above.</w:t>
+        <w:t>The two resolved merge-conflict commits appear in the CI/Actions history below:</w:t>
+      </w:r>
+    </w:p>
+    <w:p>
+      <w:r>
+        <w:drawing>
+          <wp:inline xmlns:a="http://schemas.openxmlformats.org/drawingml/2006/main" xmlns:pic="http://schemas.openxmlformats.org/drawingml/2006/picture">
+            <wp:extent cx="5669280" cy="3173921"/>
+            <wp:docPr id="36" name="Picture 36"/>
+            <wp:cNvGraphicFramePr>
+              <a:graphicFrameLocks noChangeAspect="1"/>
+            </wp:cNvGraphicFramePr>
+            <a:graphic>
+              <a:graphicData uri="http://schemas.openxmlformats.org/drawingml/2006/picture">
+                <pic:pic>
+                  <pic:nvPicPr>
+                    <pic:cNvPr id="0" name="ev_1_actions.png"/>
+                    <pic:cNvPicPr/>
+                  </pic:nvPicPr>
+                  <pic:blipFill>
+                    <a:blip r:embed="rId49"/>
+                    <a:stretch>
+                      <a:fillRect/>
+                    </a:stretch>
+                  </pic:blipFill>
+                  <pic:spPr>
+                    <a:xfrm>
+                      <a:off x="0" y="0"/>
+                      <a:ext cx="5669280" cy="3173921"/>
+                    </a:xfrm>
+                    <a:prstGeom prst="rect"/>
+                  </pic:spPr>
+                </pic:pic>
+              </a:graphicData>
+            </a:graphic>
+          </wp:inline>
+        </w:drawing>
+      </w:r>
+    </w:p>
+    <w:p>
+      <w:r>
+        <w:rPr>
+          <w:i/>
+          <w:color w:val="555555"/>
+          <w:sz w:val="18"/>
+        </w:rPr>
+        <w:t>Figure 4.5: Actions history — the resolved merge-conflict commits run through CI, e.g. “Merge feature/log-b (resolve conflict)” and merged PR #1 (Backend CI).</w:t>
       </w:r>
     </w:p>
     <w:p>

--- a/docs/A2/IFQ636_A2_Report_FILLED.docx
+++ b/docs/A2/IFQ636_A2_Report_FILLED.docx
@@ -6305,7 +6305,85 @@
     </w:p>
     <w:p>
       <w:r>
-        <w:t>The project delivered an extended, production-shaped platform. The key outcome was architectural: Repository + Service (Facade) layering with Strategy, Builder, Factory, Singleton, Decorator and Observer made the code easier to test and extend. Notifications demonstrated the Open/Closed Principle concretely - added as one Observer plus a thin subsystem with no change to existing controllers or services. Testing grew to 49 unit tests that run in CI on every push, and Postman gives repeatable API verification including error paths. The CI/CD pipeline automates build, test and deployment to a live EC2 instance, and the system meets its functional and non-functional requirements - a clean base for future work (email notifications, search, owner accounts).</w:t>
+        <w:t>The discussion is separated by development area so each part of the build can be assessed on its own.</w:t>
+      </w:r>
+    </w:p>
+    <w:p>
+      <w:pPr>
+        <w:pStyle w:val="Heading2"/>
+      </w:pPr>
+      <w:r>
+        <w:t>Backend</w:t>
+      </w:r>
+    </w:p>
+    <w:p>
+      <w:r>
+        <w:t>The Express backend is organised into thin controllers over a Service (Facade) layer and a Repository layer (BaseRepository plus Restaurant/Review/User/Notification repositories), with Strategy, Builder, Factory, Singleton, Decorator and Observer applied for real purposes. This layering kept controllers trivial and made the core logic unit-testable in isolation.</w:t>
+      </w:r>
+    </w:p>
+    <w:p>
+      <w:pPr>
+        <w:pStyle w:val="Heading2"/>
+      </w:pPr>
+      <w:r>
+        <w:t>Database</w:t>
+      </w:r>
+    </w:p>
+    <w:p>
+      <w:r>
+        <w:t>MongoDB Atlas (Mongoose 6) holds users, restaurants, reviews and notifications. A compound unique index enforces one review per diner per restaurant, and restaurant averageRating/reviewCount are recomputed after every review change by a Rating observer, keeping aggregates consistent without controller-side logic.</w:t>
+      </w:r>
+    </w:p>
+    <w:p>
+      <w:pPr>
+        <w:pStyle w:val="Heading2"/>
+      </w:pPr>
+      <w:r>
+        <w:t>Frontend</w:t>
+      </w:r>
+    </w:p>
+    <w:p>
+      <w:r>
+        <w:t>The React 18 SPA (React Router 6, Tailwind "Mesa" design system) consumes the API through a single axios instance with a same-origin base URL, so it works locally and behind the nginx proxy unchanged. Protected routes gate the diner and admin experiences.</w:t>
+      </w:r>
+    </w:p>
+    <w:p>
+      <w:pPr>
+        <w:pStyle w:val="Heading2"/>
+      </w:pPr>
+      <w:r>
+        <w:t>Testing</w:t>
+      </w:r>
+    </w:p>
+    <w:p>
+      <w:r>
+        <w:t>Functional verification is two-layered: 49 Mocha/Chai/Sinon unit tests (Mongoose statics stubbed, no DB) run in CI on every push, and a Postman/Thunder Client collection verifies each endpoint end-to-end including the error paths (400/401/403/409).</w:t>
+      </w:r>
+    </w:p>
+    <w:p>
+      <w:pPr>
+        <w:pStyle w:val="Heading2"/>
+      </w:pPr>
+      <w:r>
+        <w:t>Deployment (CI/CD)</w:t>
+      </w:r>
+    </w:p>
+    <w:p>
+      <w:r>
+        <w:t>A GitHub Actions self-hosted runner on the EC2 instance rebuilds, tests and restarts the app under pm2 on every push to main; a failing test stops the job before restart, so only passing builds go live. nginx serves the React build on port 80 and proxies /api to the backend on 5001.</w:t>
+      </w:r>
+    </w:p>
+    <w:p>
+      <w:pPr>
+        <w:pStyle w:val="Heading2"/>
+      </w:pPr>
+      <w:r>
+        <w:t>Conclusion</w:t>
+      </w:r>
+    </w:p>
+    <w:p>
+      <w:r>
+        <w:t>The result is an extended, production-shaped platform that meets its functional and non-functional requirements. Notifications demonstrate the Open/Closed Principle concretely (one new Observer, no change to existing code), giving a clean base for future work such as email notifications and owner accounts.</w:t>
       </w:r>
     </w:p>
     <w:p>
